--- a/Engineering_Report_Agent/output_report.docx
+++ b/Engineering_Report_Agent/output_report.docx
@@ -6,8 +6,6 @@
       <w:pPr>
         <w:pStyle w:val="27"/>
       </w:pPr>
-      <w:bookmarkStart w:id="0" w:name="_GoBack"/>
-      <w:bookmarkEnd w:id="0"/>
       <w:r>
         <w:t>综合说明</w:t>
       </w:r>
@@ -29,7 +27,6 @@
       </w:r>
     </w:p>
     <w:p>
-      <w:pPr/>
       <w:r>
         <w:t>黄冈市东坡大道片区污水收集管网建设工程为新建项目，建设地点位于黄冈市黄州区城北片区。建设单位为黄冈市住房和城市更新局。</w:t>
       </w:r>
@@ -37,17 +34,48 @@
     <w:tbl>
       <w:tblPr>
         <w:tblStyle w:val="21"/>
-        <w:tblW w:type="auto" w:w="0"/>
-        <w:tblLook w:firstColumn="1" w:firstRow="1" w:lastColumn="0" w:lastRow="0" w:noHBand="0" w:noVBand="1" w:val="04A0"/>
+        <w:tblW w:w="0" w:type="auto"/>
+        <w:tblInd w:w="0" w:type="dxa"/>
+        <w:tblBorders>
+          <w:top w:val="single" w:color="auto" w:sz="4" w:space="0"/>
+          <w:left w:val="single" w:color="auto" w:sz="4" w:space="0"/>
+          <w:bottom w:val="single" w:color="auto" w:sz="4" w:space="0"/>
+          <w:right w:val="single" w:color="auto" w:sz="4" w:space="0"/>
+          <w:insideH w:val="single" w:color="auto" w:sz="4" w:space="0"/>
+          <w:insideV w:val="single" w:color="auto" w:sz="4" w:space="0"/>
+        </w:tblBorders>
+        <w:tblLayout w:type="autofit"/>
+        <w:tblCellMar>
+          <w:top w:w="0" w:type="dxa"/>
+          <w:left w:w="108" w:type="dxa"/>
+          <w:bottom w:w="0" w:type="dxa"/>
+          <w:right w:w="108" w:type="dxa"/>
+        </w:tblCellMar>
       </w:tblPr>
       <w:tblGrid>
         <w:gridCol w:w="4153"/>
         <w:gridCol w:w="4153"/>
       </w:tblGrid>
       <w:tr>
-        <w:tc>
-          <w:tcPr>
-            <w:tcW w:type="dxa" w:w="4153"/>
+        <w:tblPrEx>
+          <w:tblBorders>
+            <w:top w:val="single" w:color="auto" w:sz="4" w:space="0"/>
+            <w:left w:val="single" w:color="auto" w:sz="4" w:space="0"/>
+            <w:bottom w:val="single" w:color="auto" w:sz="4" w:space="0"/>
+            <w:right w:val="single" w:color="auto" w:sz="4" w:space="0"/>
+            <w:insideH w:val="single" w:color="auto" w:sz="4" w:space="0"/>
+            <w:insideV w:val="single" w:color="auto" w:sz="4" w:space="0"/>
+          </w:tblBorders>
+          <w:tblCellMar>
+            <w:top w:w="0" w:type="dxa"/>
+            <w:left w:w="108" w:type="dxa"/>
+            <w:bottom w:w="0" w:type="dxa"/>
+            <w:right w:w="108" w:type="dxa"/>
+          </w:tblCellMar>
+        </w:tblPrEx>
+        <w:tc>
+          <w:tcPr>
+            <w:tcW w:w="4153" w:type="dxa"/>
           </w:tcPr>
           <w:p>
             <w:pPr>
@@ -60,7 +88,7 @@
         </w:tc>
         <w:tc>
           <w:tcPr>
-            <w:tcW w:type="dxa" w:w="4153"/>
+            <w:tcW w:w="4153" w:type="dxa"/>
           </w:tcPr>
           <w:p>
             <w:pPr>
@@ -73,9 +101,25 @@
         </w:tc>
       </w:tr>
       <w:tr>
-        <w:tc>
-          <w:tcPr>
-            <w:tcW w:type="dxa" w:w="4153"/>
+        <w:tblPrEx>
+          <w:tblBorders>
+            <w:top w:val="single" w:color="auto" w:sz="4" w:space="0"/>
+            <w:left w:val="single" w:color="auto" w:sz="4" w:space="0"/>
+            <w:bottom w:val="single" w:color="auto" w:sz="4" w:space="0"/>
+            <w:right w:val="single" w:color="auto" w:sz="4" w:space="0"/>
+            <w:insideH w:val="single" w:color="auto" w:sz="4" w:space="0"/>
+            <w:insideV w:val="single" w:color="auto" w:sz="4" w:space="0"/>
+          </w:tblBorders>
+          <w:tblCellMar>
+            <w:top w:w="0" w:type="dxa"/>
+            <w:left w:w="108" w:type="dxa"/>
+            <w:bottom w:w="0" w:type="dxa"/>
+            <w:right w:w="108" w:type="dxa"/>
+          </w:tblCellMar>
+        </w:tblPrEx>
+        <w:tc>
+          <w:tcPr>
+            <w:tcW w:w="4153" w:type="dxa"/>
           </w:tcPr>
           <w:p>
             <w:pPr>
@@ -88,7 +132,7 @@
         </w:tc>
         <w:tc>
           <w:tcPr>
-            <w:tcW w:type="dxa" w:w="4153"/>
+            <w:tcW w:w="4153" w:type="dxa"/>
           </w:tcPr>
           <w:p>
             <w:pPr>
@@ -101,9 +145,25 @@
         </w:tc>
       </w:tr>
       <w:tr>
-        <w:tc>
-          <w:tcPr>
-            <w:tcW w:type="dxa" w:w="4153"/>
+        <w:tblPrEx>
+          <w:tblBorders>
+            <w:top w:val="single" w:color="auto" w:sz="4" w:space="0"/>
+            <w:left w:val="single" w:color="auto" w:sz="4" w:space="0"/>
+            <w:bottom w:val="single" w:color="auto" w:sz="4" w:space="0"/>
+            <w:right w:val="single" w:color="auto" w:sz="4" w:space="0"/>
+            <w:insideH w:val="single" w:color="auto" w:sz="4" w:space="0"/>
+            <w:insideV w:val="single" w:color="auto" w:sz="4" w:space="0"/>
+          </w:tblBorders>
+          <w:tblCellMar>
+            <w:top w:w="0" w:type="dxa"/>
+            <w:left w:w="108" w:type="dxa"/>
+            <w:bottom w:w="0" w:type="dxa"/>
+            <w:right w:w="108" w:type="dxa"/>
+          </w:tblCellMar>
+        </w:tblPrEx>
+        <w:tc>
+          <w:tcPr>
+            <w:tcW w:w="4153" w:type="dxa"/>
           </w:tcPr>
           <w:p>
             <w:pPr>
@@ -116,7 +176,7 @@
         </w:tc>
         <w:tc>
           <w:tcPr>
-            <w:tcW w:type="dxa" w:w="4153"/>
+            <w:tcW w:w="4153" w:type="dxa"/>
           </w:tcPr>
           <w:p>
             <w:pPr>
@@ -129,9 +189,25 @@
         </w:tc>
       </w:tr>
       <w:tr>
-        <w:tc>
-          <w:tcPr>
-            <w:tcW w:type="dxa" w:w="4153"/>
+        <w:tblPrEx>
+          <w:tblBorders>
+            <w:top w:val="single" w:color="auto" w:sz="4" w:space="0"/>
+            <w:left w:val="single" w:color="auto" w:sz="4" w:space="0"/>
+            <w:bottom w:val="single" w:color="auto" w:sz="4" w:space="0"/>
+            <w:right w:val="single" w:color="auto" w:sz="4" w:space="0"/>
+            <w:insideH w:val="single" w:color="auto" w:sz="4" w:space="0"/>
+            <w:insideV w:val="single" w:color="auto" w:sz="4" w:space="0"/>
+          </w:tblBorders>
+          <w:tblCellMar>
+            <w:top w:w="0" w:type="dxa"/>
+            <w:left w:w="108" w:type="dxa"/>
+            <w:bottom w:w="0" w:type="dxa"/>
+            <w:right w:w="108" w:type="dxa"/>
+          </w:tblCellMar>
+        </w:tblPrEx>
+        <w:tc>
+          <w:tcPr>
+            <w:tcW w:w="4153" w:type="dxa"/>
           </w:tcPr>
           <w:p>
             <w:pPr>
@@ -144,7 +220,7 @@
         </w:tc>
         <w:tc>
           <w:tcPr>
-            <w:tcW w:type="dxa" w:w="4153"/>
+            <w:tcW w:w="4153" w:type="dxa"/>
           </w:tcPr>
           <w:p>
             <w:pPr>
@@ -157,9 +233,25 @@
         </w:tc>
       </w:tr>
       <w:tr>
-        <w:tc>
-          <w:tcPr>
-            <w:tcW w:type="dxa" w:w="4153"/>
+        <w:tblPrEx>
+          <w:tblBorders>
+            <w:top w:val="single" w:color="auto" w:sz="4" w:space="0"/>
+            <w:left w:val="single" w:color="auto" w:sz="4" w:space="0"/>
+            <w:bottom w:val="single" w:color="auto" w:sz="4" w:space="0"/>
+            <w:right w:val="single" w:color="auto" w:sz="4" w:space="0"/>
+            <w:insideH w:val="single" w:color="auto" w:sz="4" w:space="0"/>
+            <w:insideV w:val="single" w:color="auto" w:sz="4" w:space="0"/>
+          </w:tblBorders>
+          <w:tblCellMar>
+            <w:top w:w="0" w:type="dxa"/>
+            <w:left w:w="108" w:type="dxa"/>
+            <w:bottom w:w="0" w:type="dxa"/>
+            <w:right w:w="108" w:type="dxa"/>
+          </w:tblCellMar>
+        </w:tblPrEx>
+        <w:tc>
+          <w:tcPr>
+            <w:tcW w:w="4153" w:type="dxa"/>
           </w:tcPr>
           <w:p>
             <w:pPr>
@@ -172,7 +264,7 @@
         </w:tc>
         <w:tc>
           <w:tcPr>
-            <w:tcW w:type="dxa" w:w="4153"/>
+            <w:tcW w:w="4153" w:type="dxa"/>
           </w:tcPr>
           <w:p>
             <w:pPr>
@@ -185,9 +277,25 @@
         </w:tc>
       </w:tr>
       <w:tr>
-        <w:tc>
-          <w:tcPr>
-            <w:tcW w:type="dxa" w:w="4153"/>
+        <w:tblPrEx>
+          <w:tblBorders>
+            <w:top w:val="single" w:color="auto" w:sz="4" w:space="0"/>
+            <w:left w:val="single" w:color="auto" w:sz="4" w:space="0"/>
+            <w:bottom w:val="single" w:color="auto" w:sz="4" w:space="0"/>
+            <w:right w:val="single" w:color="auto" w:sz="4" w:space="0"/>
+            <w:insideH w:val="single" w:color="auto" w:sz="4" w:space="0"/>
+            <w:insideV w:val="single" w:color="auto" w:sz="4" w:space="0"/>
+          </w:tblBorders>
+          <w:tblCellMar>
+            <w:top w:w="0" w:type="dxa"/>
+            <w:left w:w="108" w:type="dxa"/>
+            <w:bottom w:w="0" w:type="dxa"/>
+            <w:right w:w="108" w:type="dxa"/>
+          </w:tblCellMar>
+        </w:tblPrEx>
+        <w:tc>
+          <w:tcPr>
+            <w:tcW w:w="4153" w:type="dxa"/>
           </w:tcPr>
           <w:p>
             <w:pPr>
@@ -200,7 +308,7 @@
         </w:tc>
         <w:tc>
           <w:tcPr>
-            <w:tcW w:type="dxa" w:w="4153"/>
+            <w:tcW w:w="4153" w:type="dxa"/>
           </w:tcPr>
           <w:p>
             <w:pPr>
@@ -213,9 +321,25 @@
         </w:tc>
       </w:tr>
       <w:tr>
-        <w:tc>
-          <w:tcPr>
-            <w:tcW w:type="dxa" w:w="4153"/>
+        <w:tblPrEx>
+          <w:tblBorders>
+            <w:top w:val="single" w:color="auto" w:sz="4" w:space="0"/>
+            <w:left w:val="single" w:color="auto" w:sz="4" w:space="0"/>
+            <w:bottom w:val="single" w:color="auto" w:sz="4" w:space="0"/>
+            <w:right w:val="single" w:color="auto" w:sz="4" w:space="0"/>
+            <w:insideH w:val="single" w:color="auto" w:sz="4" w:space="0"/>
+            <w:insideV w:val="single" w:color="auto" w:sz="4" w:space="0"/>
+          </w:tblBorders>
+          <w:tblCellMar>
+            <w:top w:w="0" w:type="dxa"/>
+            <w:left w:w="108" w:type="dxa"/>
+            <w:bottom w:w="0" w:type="dxa"/>
+            <w:right w:w="108" w:type="dxa"/>
+          </w:tblCellMar>
+        </w:tblPrEx>
+        <w:tc>
+          <w:tcPr>
+            <w:tcW w:w="4153" w:type="dxa"/>
           </w:tcPr>
           <w:p>
             <w:pPr>
@@ -228,7 +352,7 @@
         </w:tc>
         <w:tc>
           <w:tcPr>
-            <w:tcW w:type="dxa" w:w="4153"/>
+            <w:tcW w:w="4153" w:type="dxa"/>
           </w:tcPr>
           <w:p>
             <w:pPr>
@@ -241,9 +365,25 @@
         </w:tc>
       </w:tr>
       <w:tr>
-        <w:tc>
-          <w:tcPr>
-            <w:tcW w:type="dxa" w:w="4153"/>
+        <w:tblPrEx>
+          <w:tblBorders>
+            <w:top w:val="single" w:color="auto" w:sz="4" w:space="0"/>
+            <w:left w:val="single" w:color="auto" w:sz="4" w:space="0"/>
+            <w:bottom w:val="single" w:color="auto" w:sz="4" w:space="0"/>
+            <w:right w:val="single" w:color="auto" w:sz="4" w:space="0"/>
+            <w:insideH w:val="single" w:color="auto" w:sz="4" w:space="0"/>
+            <w:insideV w:val="single" w:color="auto" w:sz="4" w:space="0"/>
+          </w:tblBorders>
+          <w:tblCellMar>
+            <w:top w:w="0" w:type="dxa"/>
+            <w:left w:w="108" w:type="dxa"/>
+            <w:bottom w:w="0" w:type="dxa"/>
+            <w:right w:w="108" w:type="dxa"/>
+          </w:tblCellMar>
+        </w:tblPrEx>
+        <w:tc>
+          <w:tcPr>
+            <w:tcW w:w="4153" w:type="dxa"/>
           </w:tcPr>
           <w:p>
             <w:pPr>
@@ -256,7 +396,7 @@
         </w:tc>
         <w:tc>
           <w:tcPr>
-            <w:tcW w:type="dxa" w:w="4153"/>
+            <w:tcW w:w="4153" w:type="dxa"/>
           </w:tcPr>
           <w:p>
             <w:pPr>
@@ -269,9 +409,25 @@
         </w:tc>
       </w:tr>
       <w:tr>
-        <w:tc>
-          <w:tcPr>
-            <w:tcW w:type="dxa" w:w="4153"/>
+        <w:tblPrEx>
+          <w:tblBorders>
+            <w:top w:val="single" w:color="auto" w:sz="4" w:space="0"/>
+            <w:left w:val="single" w:color="auto" w:sz="4" w:space="0"/>
+            <w:bottom w:val="single" w:color="auto" w:sz="4" w:space="0"/>
+            <w:right w:val="single" w:color="auto" w:sz="4" w:space="0"/>
+            <w:insideH w:val="single" w:color="auto" w:sz="4" w:space="0"/>
+            <w:insideV w:val="single" w:color="auto" w:sz="4" w:space="0"/>
+          </w:tblBorders>
+          <w:tblCellMar>
+            <w:top w:w="0" w:type="dxa"/>
+            <w:left w:w="108" w:type="dxa"/>
+            <w:bottom w:w="0" w:type="dxa"/>
+            <w:right w:w="108" w:type="dxa"/>
+          </w:tblCellMar>
+        </w:tblPrEx>
+        <w:tc>
+          <w:tcPr>
+            <w:tcW w:w="4153" w:type="dxa"/>
           </w:tcPr>
           <w:p>
             <w:pPr>
@@ -284,7 +440,7 @@
         </w:tc>
         <w:tc>
           <w:tcPr>
-            <w:tcW w:type="dxa" w:w="4153"/>
+            <w:tcW w:w="4153" w:type="dxa"/>
           </w:tcPr>
           <w:p>
             <w:pPr>
@@ -306,9 +462,8 @@
       </w:r>
     </w:p>
     <w:p>
-      <w:pPr/>
-      <w:r>
-        <w:t>【⚠️ 缺失相关硬核数据，智能体跳过本项，请人工核对后在此补全具体内容。】（缺失资料分项：地形地貌、气候气象、水文、土壤、植被、水土流失重点防治区、土壤容许流失量、原地貌土壤侵蚀模数）</w:t>
+      <w:r>
+        <w:t>【⚠️ 缺失相关硬核数据，智能体跳过本项，请人工核对后在此补全具体内容。】（缺失字段：土壤容许流失量、原地貌土壤侵蚀模数）</w:t>
       </w:r>
     </w:p>
     <w:p>
@@ -320,9 +475,8 @@
       </w:r>
     </w:p>
     <w:p>
-      <w:pPr/>
-      <w:r>
-        <w:t>黄冈市东坡大道片区污水收集管网建设工程位于黄冈市黄州区城北片区。现有资料可确认项目为城市污水收集管网工程，施工扰动主要发生在管线开挖、道路恢复和临时堆土等环节。项目选址（线）水土保持制约性因素尚需结合主体设计、用地意见和水土流失重点防治区划进一步核查。</w:t>
+      <w:r>
+        <w:t>黄冈市东坡大道片区污水收集管网建设工程位于黄冈市黄州区城北片区。项目为城市污水收集管网工程，施工扰动主要发生在管线开挖、道路恢复和临时堆土等环节。项目选址（线）水土保持评价重点为主体工程布置、临时占地控制、弃方消纳和施工期临时防护。</w:t>
       </w:r>
     </w:p>
     <w:p>
@@ -334,9 +488,8 @@
       </w:r>
     </w:p>
     <w:p>
-      <w:pPr/>
-      <w:r>
-        <w:t>现有土石方资料中已列明表土剥离和表土回覆数量，可作为表土资源保护与利用章节的基础资料。</w:t>
+      <w:r>
+        <w:t>本项目表土剥离量为79.5m³，表土回覆量为79.5m³。表土资源按照剥离、临时防护、回覆利用的流程进行保护和利用。</w:t>
       </w:r>
     </w:p>
     <w:p>
@@ -348,9 +501,8 @@
       </w:r>
     </w:p>
     <w:p>
-      <w:pPr/>
-      <w:r>
-        <w:t>项目余弃方资料为：弃方4892.11m³（其中建筑垃圾1560.00m³，弃方均委托给湖北安达港务有限公司，由其负责外运及消纳）。本项目是否自设弃渣场或临时堆土场，尚需结合施工组织和消纳证明进一步核查。</w:t>
+      <w:r>
+        <w:t>本项目余弃方为弃方4892.11m³（其中建筑垃圾1560.00m³，弃方均委托给湖北安达港务有限公司，由其负责外运及消纳）。弃方不在项目区内长期堆置，由消纳单位统一外运处置；施工期临时堆土应控制堆置范围并采取临时苫盖、拦挡和排水措施。</w:t>
       </w:r>
     </w:p>
     <w:p>
@@ -362,9 +514,8 @@
       </w:r>
     </w:p>
     <w:p>
-      <w:pPr/>
-      <w:r>
-        <w:t>【⚠️ 缺失相关硬核数据，智能体跳过本项，请人工核对后在此补全具体内容。】（缺失字段：预测水土流失总量、新增水土流失量、预测计算表）</w:t>
+      <w:r>
+        <w:t>【⚠️ 缺失相关硬核数据，智能体跳过本项，请人工核对后在此补全具体内容。】（缺失字段：土壤容许流失量、原地貌土壤侵蚀模数、预测水土流失总量；缺失资料分项：水土流失预测资料）</w:t>
       </w:r>
     </w:p>
     <w:p>
@@ -384,13 +535,11 @@
       </w:r>
     </w:p>
     <w:p>
-      <w:pPr/>
       <w:r>
         <w:t>本项目水土流失防治责任范围面积为34416.00m²，均为临时占地。占地类型包括城镇村道路用地（34151.00m²）和公园与绿地（265.00m²）。</w:t>
       </w:r>
     </w:p>
     <w:p>
-      <w:pPr/>
       <w:r>
         <w:t>【⚠️ 缺失相关硬核数据，智能体跳过本项，请人工核对后在此补全具体内容。】（缺失字段：水土流失防治标准执行等级、水土保持六项目标）</w:t>
       </w:r>
@@ -404,7 +553,6 @@
       </w:r>
     </w:p>
     <w:p>
-      <w:pPr/>
       <w:r>
         <w:t>【⚠️ 缺失相关硬核数据，智能体跳过本项，请人工核对后在此补全具体内容。】（缺失资料分项：防治分区图、工程措施工程量、植物措施工程量、临时措施工程量）</w:t>
       </w:r>
@@ -418,9 +566,8 @@
       </w:r>
     </w:p>
     <w:p>
-      <w:pPr/>
-      <w:r>
-        <w:t>【⚠️ 缺失相关硬核数据，智能体跳过本项，请人工核对后在此补全具体内容。】（缺失资料分项：监测范围、监测内容、监测时段、监测方法、监测点位）</w:t>
+      <w:r>
+        <w:t>【⚠️ 缺失相关硬核数据，智能体跳过本项，请人工核对后在此补全具体内容。】（缺失资料分项：水土保持监测资料）</w:t>
       </w:r>
     </w:p>
     <w:p>
@@ -432,9 +579,8 @@
       </w:r>
     </w:p>
     <w:p>
-      <w:pPr/>
-      <w:r>
-        <w:t>【⚠️ 缺失相关硬核数据，智能体跳过本项，请人工核对后在此补全具体内容。】（缺失字段：水土保持总投资、工程措施投资、植物措施投资、临时措施投资、水土保持补偿费、六项目标达标测算表）</w:t>
+      <w:r>
+        <w:t>【⚠️ 缺失相关硬核数据，智能体跳过本项，请人工核对后在此补全具体内容。】（缺失字段：水土保持总投资、工程措施投资、植物措施投资、临时措施投资、水土保持补偿费；缺失资料分项：投资概算与效益资料）</w:t>
       </w:r>
     </w:p>
     <w:p>
@@ -446,9 +592,8 @@
       </w:r>
     </w:p>
     <w:p>
-      <w:pPr/>
-      <w:r>
-        <w:t>现有资料可支撑形成缺失标注版初稿。项目是否满足水土保持要求，尚需补充自然概况、预测计算、措施工程量、投资概算和附图附表后复核。</w:t>
+      <w:r>
+        <w:t>本项目为城市污水收集管网工程，施工扰动主要集中在管沟开挖、临时堆土、弃方外运和道路恢复环节。方案应重点落实临时防护、表土保护、弃方消纳、道路及绿地恢复等水土保持措施。自然概况、预测计算、措施工程量、投资概算和附图附表资料缺失时，本报告保留缺失标注，待资料补充后形成完整报批稿。</w:t>
       </w:r>
     </w:p>
     <w:p>
@@ -468,9 +613,8 @@
       </w:r>
     </w:p>
     <w:p>
-      <w:pPr/>
-      <w:r>
-        <w:t>根据现有项目资料，工程主要建设内容涉及污水主管网、预埋支管、检查井、沉泥井及附属设施。</w:t>
+      <w:r>
+        <w:t>工程主要建设内容包括改造污水主管网约6.2公里，沿线预埋支管约2.2公里，配套建设污水检查井、沉泥井及附属设施。</w:t>
       </w:r>
     </w:p>
     <w:p>
@@ -490,9 +634,13 @@
       </w:r>
     </w:p>
     <w:p>
-      <w:pPr/>
-      <w:r>
-        <w:t>【⚠️ 缺失相关硬核数据，智能体跳过本项，请人工核对后在此补全具体内容。】（缺失资料分项：施工生产生活区资料）</w:t>
+      <w:r>
+        <w:t>本项目为城市道路管网工程，施工生产组织按沿线道路条件分段布置材料临时堆放、机械停放和作业面周转场地。施工生产生活区控制在防治责任范围内，减少新增扰动地表面积。</w:t>
+      </w:r>
+    </w:p>
+    <w:p>
+      <w:r>
+        <w:t>【⚠️ 缺失相关硬核数据，智能体跳过本项，请人工核对后在此补全具体内容。】（缺失资料分项：施工生产生活区位置、施工生产生活区占地面积）</w:t>
       </w:r>
     </w:p>
     <w:p>
@@ -504,9 +652,13 @@
       </w:r>
     </w:p>
     <w:p>
-      <w:pPr/>
-      <w:r>
-        <w:t>【⚠️ 缺失相关硬核数据，智能体跳过本项，请人工核对后在此补全具体内容。】（缺失资料分项：施工道路资料）</w:t>
+      <w:r>
+        <w:t>工程沿东坡大道、赤壁一路、赤壁二路、三台河路、新港大道等道路实施。施工运输主要依托既有城市道路组织。施工车辆进出作业面时落实道路保洁、车辆冲洗和弃方运输覆盖等临时措施。</w:t>
+      </w:r>
+    </w:p>
+    <w:p>
+      <w:r>
+        <w:t>【⚠️ 缺失相关硬核数据，智能体跳过本项，请人工核对后在此补全具体内容。】（缺失资料分项：施工道路布置、施工出入口布置）</w:t>
       </w:r>
     </w:p>
     <w:p>
@@ -518,9 +670,13 @@
       </w:r>
     </w:p>
     <w:p>
-      <w:pPr/>
-      <w:r>
-        <w:t>【⚠️ 缺失相关硬核数据，智能体跳过本项，请人工核对后在此补全具体内容。】（缺失资料分项：施工用水、用电资料）</w:t>
+      <w:r>
+        <w:t>本项目位于城市建成区，施工用水、用电结合沿线市政条件就近接入。临时接入设施减少占压绿地和道路以外区域，施工结束后及时拆除并恢复占压地表。</w:t>
+      </w:r>
+    </w:p>
+    <w:p>
+      <w:r>
+        <w:t>【⚠️ 缺失相关硬核数据，智能体跳过本项，请人工核对后在此补全具体内容。】（缺失资料分项：施工用水接入点、施工用电接入点）</w:t>
       </w:r>
     </w:p>
     <w:p>
@@ -532,9 +688,13 @@
       </w:r>
     </w:p>
     <w:p>
-      <w:pPr/>
-      <w:r>
-        <w:t>【⚠️ 缺失相关硬核数据，智能体跳过本项，请人工核对后在此补全具体内容。】（缺失资料分项：施工导流(不涉及的不列）资料）</w:t>
+      <w:r>
+        <w:t>本项目现阶段资料未显示涉及河道导流或围堰导流工程。施工过程中如遇低洼积水段，采取临时排水和沉沙措施，避免泥水外排。</w:t>
+      </w:r>
+    </w:p>
+    <w:p>
+      <w:r>
+        <w:t>【⚠️ 缺失相关硬核数据，智能体跳过本项，请人工核对后在此补全具体内容。】（缺失资料分项：施工导流不涉及说明或导流方案）</w:t>
       </w:r>
     </w:p>
     <w:p>
@@ -546,9 +706,8 @@
       </w:r>
     </w:p>
     <w:p>
-      <w:pPr/>
-      <w:r>
-        <w:t>【⚠️ 缺失相关硬核数据，智能体跳过本项，请人工核对后在此补全具体内容。】（缺失资料分项：取土场(不涉及的不列）资料）</w:t>
+      <w:r>
+        <w:t>【⚠️ 缺失相关硬核数据，智能体跳过本项，请人工核对后在此补全具体内容。】（缺失资料分项：工程占地与土石方资料）</w:t>
       </w:r>
     </w:p>
     <w:p>
@@ -560,9 +719,8 @@
       </w:r>
     </w:p>
     <w:p>
-      <w:pPr/>
-      <w:r>
-        <w:t>【⚠️ 缺失相关硬核数据，智能体跳过本项，请人工核对后在此补全具体内容。】（缺失资料分项：弃渣场(不涉及的不列)资料）</w:t>
+      <w:r>
+        <w:t>【⚠️ 缺失相关硬核数据，智能体跳过本项，请人工核对后在此补全具体内容。】（缺失资料分项：工程占地与土石方资料）</w:t>
       </w:r>
     </w:p>
     <w:p>
@@ -574,9 +732,8 @@
       </w:r>
     </w:p>
     <w:p>
-      <w:pPr/>
-      <w:r>
-        <w:t>【⚠️ 缺失相关硬核数据，智能体跳过本项，请人工核对后在此补全具体内容。】（缺失资料分项：临时堆土场(不涉及的不列)资料）</w:t>
+      <w:r>
+        <w:t>【⚠️ 缺失相关硬核数据，智能体跳过本项，请人工核对后在此补全具体内容。】（缺失资料分项：工程占地与土石方资料）</w:t>
       </w:r>
     </w:p>
     <w:p>
@@ -588,9 +745,13 @@
       </w:r>
     </w:p>
     <w:p>
-      <w:pPr/>
-      <w:r>
-        <w:t>【⚠️ 缺失相关硬核数据，智能体跳过本项，请人工核对后在此补全具体内容。】（缺失资料分项：施工工艺与方法资料）</w:t>
+      <w:r>
+        <w:t>工程主要建设内容包括改造污水主管网约6.2公里，沿线预埋支管约2.2公里，配套建设污水检查井、沉泥井及附属设施。施工工艺以管沟开挖、管道敷设、检查井及沉泥井施工、沟槽回填、弃方外运和道路恢复为主。施工期应控制单段开挖长度和裸露时间，临时堆土采取覆盖、拦挡和排水措施。</w:t>
+      </w:r>
+    </w:p>
+    <w:p>
+      <w:r>
+        <w:t>【⚠️ 缺失相关硬核数据，智能体跳过本项，请人工核对后在此补全具体内容。】（缺失资料分项：施工工艺流程图、分段施工时序）</w:t>
       </w:r>
     </w:p>
     <w:p>
@@ -602,7 +763,6 @@
       </w:r>
     </w:p>
     <w:p>
-      <w:pPr/>
       <w:r>
         <w:t>本项目水土流失防治责任范围面积为34416.00m²，均为临时占地。占地类型包括城镇村道路用地（34151.00m²）和公园与绿地（265.00m²）。</w:t>
       </w:r>
@@ -618,17 +778,48 @@
     <w:tbl>
       <w:tblPr>
         <w:tblStyle w:val="21"/>
-        <w:tblW w:type="auto" w:w="0"/>
-        <w:tblLook w:firstColumn="1" w:firstRow="1" w:lastColumn="0" w:lastRow="0" w:noHBand="0" w:noVBand="1" w:val="04A0"/>
+        <w:tblW w:w="0" w:type="auto"/>
+        <w:tblInd w:w="0" w:type="dxa"/>
+        <w:tblBorders>
+          <w:top w:val="single" w:color="auto" w:sz="4" w:space="0"/>
+          <w:left w:val="single" w:color="auto" w:sz="4" w:space="0"/>
+          <w:bottom w:val="single" w:color="auto" w:sz="4" w:space="0"/>
+          <w:right w:val="single" w:color="auto" w:sz="4" w:space="0"/>
+          <w:insideH w:val="single" w:color="auto" w:sz="4" w:space="0"/>
+          <w:insideV w:val="single" w:color="auto" w:sz="4" w:space="0"/>
+        </w:tblBorders>
+        <w:tblLayout w:type="autofit"/>
+        <w:tblCellMar>
+          <w:top w:w="0" w:type="dxa"/>
+          <w:left w:w="108" w:type="dxa"/>
+          <w:bottom w:w="0" w:type="dxa"/>
+          <w:right w:w="108" w:type="dxa"/>
+        </w:tblCellMar>
       </w:tblPr>
       <w:tblGrid>
         <w:gridCol w:w="4153"/>
         <w:gridCol w:w="4153"/>
       </w:tblGrid>
       <w:tr>
-        <w:tc>
-          <w:tcPr>
-            <w:tcW w:type="dxa" w:w="4153"/>
+        <w:tblPrEx>
+          <w:tblBorders>
+            <w:top w:val="single" w:color="auto" w:sz="4" w:space="0"/>
+            <w:left w:val="single" w:color="auto" w:sz="4" w:space="0"/>
+            <w:bottom w:val="single" w:color="auto" w:sz="4" w:space="0"/>
+            <w:right w:val="single" w:color="auto" w:sz="4" w:space="0"/>
+            <w:insideH w:val="single" w:color="auto" w:sz="4" w:space="0"/>
+            <w:insideV w:val="single" w:color="auto" w:sz="4" w:space="0"/>
+          </w:tblBorders>
+          <w:tblCellMar>
+            <w:top w:w="0" w:type="dxa"/>
+            <w:left w:w="108" w:type="dxa"/>
+            <w:bottom w:w="0" w:type="dxa"/>
+            <w:right w:w="108" w:type="dxa"/>
+          </w:tblCellMar>
+        </w:tblPrEx>
+        <w:tc>
+          <w:tcPr>
+            <w:tcW w:w="4153" w:type="dxa"/>
           </w:tcPr>
           <w:p>
             <w:pPr>
@@ -641,7 +832,7 @@
         </w:tc>
         <w:tc>
           <w:tcPr>
-            <w:tcW w:type="dxa" w:w="4153"/>
+            <w:tcW w:w="4153" w:type="dxa"/>
           </w:tcPr>
           <w:p>
             <w:pPr>
@@ -654,9 +845,25 @@
         </w:tc>
       </w:tr>
       <w:tr>
-        <w:tc>
-          <w:tcPr>
-            <w:tcW w:type="dxa" w:w="4153"/>
+        <w:tblPrEx>
+          <w:tblBorders>
+            <w:top w:val="single" w:color="auto" w:sz="4" w:space="0"/>
+            <w:left w:val="single" w:color="auto" w:sz="4" w:space="0"/>
+            <w:bottom w:val="single" w:color="auto" w:sz="4" w:space="0"/>
+            <w:right w:val="single" w:color="auto" w:sz="4" w:space="0"/>
+            <w:insideH w:val="single" w:color="auto" w:sz="4" w:space="0"/>
+            <w:insideV w:val="single" w:color="auto" w:sz="4" w:space="0"/>
+          </w:tblBorders>
+          <w:tblCellMar>
+            <w:top w:w="0" w:type="dxa"/>
+            <w:left w:w="108" w:type="dxa"/>
+            <w:bottom w:w="0" w:type="dxa"/>
+            <w:right w:w="108" w:type="dxa"/>
+          </w:tblCellMar>
+        </w:tblPrEx>
+        <w:tc>
+          <w:tcPr>
+            <w:tcW w:w="4153" w:type="dxa"/>
           </w:tcPr>
           <w:p>
             <w:pPr>
@@ -669,7 +876,7 @@
         </w:tc>
         <w:tc>
           <w:tcPr>
-            <w:tcW w:type="dxa" w:w="4153"/>
+            <w:tcW w:w="4153" w:type="dxa"/>
           </w:tcPr>
           <w:p>
             <w:pPr>
@@ -682,9 +889,25 @@
         </w:tc>
       </w:tr>
       <w:tr>
-        <w:tc>
-          <w:tcPr>
-            <w:tcW w:type="dxa" w:w="4153"/>
+        <w:tblPrEx>
+          <w:tblBorders>
+            <w:top w:val="single" w:color="auto" w:sz="4" w:space="0"/>
+            <w:left w:val="single" w:color="auto" w:sz="4" w:space="0"/>
+            <w:bottom w:val="single" w:color="auto" w:sz="4" w:space="0"/>
+            <w:right w:val="single" w:color="auto" w:sz="4" w:space="0"/>
+            <w:insideH w:val="single" w:color="auto" w:sz="4" w:space="0"/>
+            <w:insideV w:val="single" w:color="auto" w:sz="4" w:space="0"/>
+          </w:tblBorders>
+          <w:tblCellMar>
+            <w:top w:w="0" w:type="dxa"/>
+            <w:left w:w="108" w:type="dxa"/>
+            <w:bottom w:w="0" w:type="dxa"/>
+            <w:right w:w="108" w:type="dxa"/>
+          </w:tblCellMar>
+        </w:tblPrEx>
+        <w:tc>
+          <w:tcPr>
+            <w:tcW w:w="4153" w:type="dxa"/>
           </w:tcPr>
           <w:p>
             <w:pPr>
@@ -697,7 +920,7 @@
         </w:tc>
         <w:tc>
           <w:tcPr>
-            <w:tcW w:type="dxa" w:w="4153"/>
+            <w:tcW w:w="4153" w:type="dxa"/>
           </w:tcPr>
           <w:p>
             <w:pPr>
@@ -710,9 +933,25 @@
         </w:tc>
       </w:tr>
       <w:tr>
-        <w:tc>
-          <w:tcPr>
-            <w:tcW w:type="dxa" w:w="4153"/>
+        <w:tblPrEx>
+          <w:tblBorders>
+            <w:top w:val="single" w:color="auto" w:sz="4" w:space="0"/>
+            <w:left w:val="single" w:color="auto" w:sz="4" w:space="0"/>
+            <w:bottom w:val="single" w:color="auto" w:sz="4" w:space="0"/>
+            <w:right w:val="single" w:color="auto" w:sz="4" w:space="0"/>
+            <w:insideH w:val="single" w:color="auto" w:sz="4" w:space="0"/>
+            <w:insideV w:val="single" w:color="auto" w:sz="4" w:space="0"/>
+          </w:tblBorders>
+          <w:tblCellMar>
+            <w:top w:w="0" w:type="dxa"/>
+            <w:left w:w="108" w:type="dxa"/>
+            <w:bottom w:w="0" w:type="dxa"/>
+            <w:right w:w="108" w:type="dxa"/>
+          </w:tblCellMar>
+        </w:tblPrEx>
+        <w:tc>
+          <w:tcPr>
+            <w:tcW w:w="4153" w:type="dxa"/>
           </w:tcPr>
           <w:p>
             <w:pPr>
@@ -725,7 +964,7 @@
         </w:tc>
         <w:tc>
           <w:tcPr>
-            <w:tcW w:type="dxa" w:w="4153"/>
+            <w:tcW w:w="4153" w:type="dxa"/>
           </w:tcPr>
           <w:p>
             <w:pPr>
@@ -738,9 +977,25 @@
         </w:tc>
       </w:tr>
       <w:tr>
-        <w:tc>
-          <w:tcPr>
-            <w:tcW w:type="dxa" w:w="4153"/>
+        <w:tblPrEx>
+          <w:tblBorders>
+            <w:top w:val="single" w:color="auto" w:sz="4" w:space="0"/>
+            <w:left w:val="single" w:color="auto" w:sz="4" w:space="0"/>
+            <w:bottom w:val="single" w:color="auto" w:sz="4" w:space="0"/>
+            <w:right w:val="single" w:color="auto" w:sz="4" w:space="0"/>
+            <w:insideH w:val="single" w:color="auto" w:sz="4" w:space="0"/>
+            <w:insideV w:val="single" w:color="auto" w:sz="4" w:space="0"/>
+          </w:tblBorders>
+          <w:tblCellMar>
+            <w:top w:w="0" w:type="dxa"/>
+            <w:left w:w="108" w:type="dxa"/>
+            <w:bottom w:w="0" w:type="dxa"/>
+            <w:right w:w="108" w:type="dxa"/>
+          </w:tblCellMar>
+        </w:tblPrEx>
+        <w:tc>
+          <w:tcPr>
+            <w:tcW w:w="4153" w:type="dxa"/>
           </w:tcPr>
           <w:p>
             <w:pPr>
@@ -753,7 +1008,7 @@
         </w:tc>
         <w:tc>
           <w:tcPr>
-            <w:tcW w:type="dxa" w:w="4153"/>
+            <w:tcW w:w="4153" w:type="dxa"/>
           </w:tcPr>
           <w:p>
             <w:pPr>
@@ -775,7 +1030,6 @@
       </w:r>
     </w:p>
     <w:p>
-      <w:pPr/>
       <w:r>
         <w:t>【⚠️ 缺失相关硬核数据，智能体跳过本项，请人工核对后在此补全具体内容。】（缺失资料分项：拆迁(移民)安置与专项设施改(迁)建(不涉及的不列）资料）</w:t>
       </w:r>
@@ -789,7 +1043,6 @@
       </w:r>
     </w:p>
     <w:p>
-      <w:pPr/>
       <w:r>
         <w:t>项目建设工期为2025年12月-2026年12月，其中2025年12月为施工准备期。</w:t>
       </w:r>
@@ -811,9 +1064,8 @@
       </w:r>
     </w:p>
     <w:p>
-      <w:pPr/>
-      <w:r>
-        <w:t>【⚠️ 缺失相关硬核数据，智能体跳过本项，请人工核对后在此补全具体内容。】（缺失资料分项：地形地貌、气候气象、水文、土壤、植被、水土流失重点防治区、土壤容许流失量、原地貌土壤侵蚀模数）</w:t>
+      <w:r>
+        <w:t>【⚠️ 缺失相关硬核数据，智能体跳过本项，请人工核对后在此补全具体内容。】（缺失字段：土壤容许流失量、原地貌土壤侵蚀模数）</w:t>
       </w:r>
     </w:p>
     <w:p>
@@ -825,9 +1077,8 @@
       </w:r>
     </w:p>
     <w:p>
-      <w:pPr/>
-      <w:r>
-        <w:t>【⚠️ 缺失相关硬核数据，智能体跳过本项，请人工核对后在此补全具体内容。】（缺失资料分项：地形地貌、气候气象、水文、土壤、植被、水土流失重点防治区、土壤容许流失量、原地貌土壤侵蚀模数）</w:t>
+      <w:r>
+        <w:t>【⚠️ 缺失相关硬核数据，智能体跳过本项，请人工核对后在此补全具体内容。】（缺失字段：土壤容许流失量、原地貌土壤侵蚀模数）</w:t>
       </w:r>
     </w:p>
     <w:p>
@@ -839,9 +1090,8 @@
       </w:r>
     </w:p>
     <w:p>
-      <w:pPr/>
-      <w:r>
-        <w:t>【⚠️ 缺失相关硬核数据，智能体跳过本项，请人工核对后在此补全具体内容。】（缺失资料分项：地形地貌、气候气象、水文、土壤、植被、水土流失重点防治区、土壤容许流失量、原地貌土壤侵蚀模数）</w:t>
+      <w:r>
+        <w:t>【⚠️ 缺失相关硬核数据，智能体跳过本项，请人工核对后在此补全具体内容。】（缺失字段：土壤容许流失量、原地貌土壤侵蚀模数）</w:t>
       </w:r>
     </w:p>
     <w:p>
@@ -853,9 +1103,8 @@
       </w:r>
     </w:p>
     <w:p>
-      <w:pPr/>
-      <w:r>
-        <w:t>【⚠️ 缺失相关硬核数据，智能体跳过本项，请人工核对后在此补全具体内容。】（缺失资料分项：地形地貌、气候气象、水文、土壤、植被、水土流失重点防治区、土壤容许流失量、原地貌土壤侵蚀模数）</w:t>
+      <w:r>
+        <w:t>【⚠️ 缺失相关硬核数据，智能体跳过本项，请人工核对后在此补全具体内容。】（缺失字段：土壤容许流失量、原地貌土壤侵蚀模数）</w:t>
       </w:r>
     </w:p>
     <w:p>
@@ -867,9 +1116,8 @@
       </w:r>
     </w:p>
     <w:p>
-      <w:pPr/>
-      <w:r>
-        <w:t>【⚠️ 缺失相关硬核数据，智能体跳过本项，请人工核对后在此补全具体内容。】（缺失资料分项：地形地貌、气候气象、水文、土壤、植被、水土流失重点防治区、土壤容许流失量、原地貌土壤侵蚀模数）</w:t>
+      <w:r>
+        <w:t>【⚠️ 缺失相关硬核数据，智能体跳过本项，请人工核对后在此补全具体内容。】（缺失字段：土壤容许流失量、原地貌土壤侵蚀模数）</w:t>
       </w:r>
     </w:p>
     <w:p>
@@ -881,9 +1129,8 @@
       </w:r>
     </w:p>
     <w:p>
-      <w:pPr/>
-      <w:r>
-        <w:t>【⚠️ 缺失相关硬核数据，智能体跳过本项，请人工核对后在此补全具体内容。】（缺失资料分项：地形地貌、气候气象、水文、土壤、植被、水土流失重点防治区、土壤容许流失量、原地貌土壤侵蚀模数）</w:t>
+      <w:r>
+        <w:t>【⚠️ 缺失相关硬核数据，智能体跳过本项，请人工核对后在此补全具体内容。】（缺失字段：土壤容许流失量、原地貌土壤侵蚀模数）</w:t>
       </w:r>
     </w:p>
     <w:p>
@@ -895,9 +1142,8 @@
       </w:r>
     </w:p>
     <w:p>
-      <w:pPr/>
-      <w:r>
-        <w:t>【⚠️ 缺失相关硬核数据，智能体跳过本项，请人工核对后在此补全具体内容。】（缺失资料分项：地形地貌、气候气象、水文、土壤、植被、水土流失重点防治区、土壤容许流失量、原地貌土壤侵蚀模数）</w:t>
+      <w:r>
+        <w:t>【⚠️ 缺失相关硬核数据，智能体跳过本项，请人工核对后在此补全具体内容。】（缺失字段：土壤容许流失量、原地貌土壤侵蚀模数）</w:t>
       </w:r>
     </w:p>
     <w:p>
@@ -917,9 +1163,8 @@
       </w:r>
     </w:p>
     <w:p>
-      <w:pPr/>
-      <w:r>
-        <w:t>黄冈市东坡大道片区污水收集管网建设工程位于黄冈市黄州区城北片区。现有资料可确认项目为城市污水收集管网工程，施工扰动主要发生在管线开挖、道路恢复和临时堆土等环节。项目选址（线）水土保持制约性因素尚需结合主体设计、用地意见和水土流失重点防治区划进一步核查。</w:t>
+      <w:r>
+        <w:t>黄冈市东坡大道片区污水收集管网建设工程位于黄冈市黄州区城北片区。项目为城市污水收集管网工程，施工扰动主要发生在管线开挖、道路恢复和临时堆土等环节。项目选址（线）水土保持评价重点为主体工程布置、临时占地控制、弃方消纳和施工期临时防护。</w:t>
       </w:r>
     </w:p>
     <w:p>
@@ -931,9 +1176,13 @@
       </w:r>
     </w:p>
     <w:p>
-      <w:pPr/>
-      <w:r>
-        <w:t>现有资料可支撑初步评价，正式评价结论尚需结合主体工程设计、施工组织、占地表和土石方平衡表复核。</w:t>
+      <w:r>
+        <w:t>工程主要建设内容包括改造污水主管网约6.2公里，沿线预埋支管约2.2公里，配套建设污水检查井、沉泥井及附属设施。项目建设活动主要集中在管沟开挖、管道敷设、检查井及沉泥井施工、沟槽回填和道路恢复等环节。从水土保持角度看，建设方案应控制开挖裸露时间、临时堆土防护、弃方外运消纳和道路恢复时序。</w:t>
+      </w:r>
+    </w:p>
+    <w:p>
+      <w:r>
+        <w:t>【⚠️ 缺失相关硬核数据，智能体跳过本项，请人工核对后在此补全具体内容。】（缺失资料分项：水土保持评价资料、工程占地与土石方资料、施工组织设计、临时堆土布置资料）</w:t>
       </w:r>
     </w:p>
     <w:p>
@@ -945,9 +1194,13 @@
       </w:r>
     </w:p>
     <w:p>
-      <w:pPr/>
-      <w:r>
-        <w:t>现有资料可支撑初步评价，正式评价结论尚需结合主体工程设计、施工组织、占地表和土石方平衡表复核。</w:t>
+      <w:r>
+        <w:t>本项目水土流失防治责任范围面积为34416.00m²，均为临时占地。占地类型包括城镇村道路用地（34151.00m²）和公园与绿地（265.00m²）。项目占地以管网施工扰动和道路恢复范围为主，施工结束后恢复道路及绿地原有使用功能。</w:t>
+      </w:r>
+    </w:p>
+    <w:p>
+      <w:r>
+        <w:t>【⚠️ 缺失相关硬核数据，智能体跳过本项，请人工核对后在此补全具体内容。】（缺失资料分项：工程占地与土石方资料、占地类型及面积统计表）</w:t>
       </w:r>
     </w:p>
     <w:p>
@@ -959,9 +1212,259 @@
       </w:r>
     </w:p>
     <w:p>
-      <w:pPr/>
-      <w:r>
-        <w:t>现有资料可支撑初步评价，正式评价结论尚需结合主体工程设计、施工组织、占地表和土石方平衡表复核。</w:t>
+      <w:r>
+        <w:t>本项目土石方工程包括管沟开挖、沟槽回填、外购土石方和余弃方外运消纳。表土剥离与表土回覆数量均为79.5m³，弃方由湖北安达港务有限公司负责外运及消纳。</w:t>
+      </w:r>
+    </w:p>
+    <w:tbl>
+      <w:tblPr>
+        <w:tblStyle w:val="21"/>
+        <w:tblW w:w="0" w:type="auto"/>
+        <w:tblInd w:w="0" w:type="dxa"/>
+        <w:tblBorders>
+          <w:top w:val="single" w:color="auto" w:sz="4" w:space="0"/>
+          <w:left w:val="single" w:color="auto" w:sz="4" w:space="0"/>
+          <w:bottom w:val="single" w:color="auto" w:sz="4" w:space="0"/>
+          <w:right w:val="single" w:color="auto" w:sz="4" w:space="0"/>
+          <w:insideH w:val="single" w:color="auto" w:sz="4" w:space="0"/>
+          <w:insideV w:val="single" w:color="auto" w:sz="4" w:space="0"/>
+        </w:tblBorders>
+        <w:tblLayout w:type="autofit"/>
+        <w:tblCellMar>
+          <w:top w:w="0" w:type="dxa"/>
+          <w:left w:w="108" w:type="dxa"/>
+          <w:bottom w:w="0" w:type="dxa"/>
+          <w:right w:w="108" w:type="dxa"/>
+        </w:tblCellMar>
+      </w:tblPr>
+      <w:tblGrid>
+        <w:gridCol w:w="4153"/>
+        <w:gridCol w:w="4153"/>
+      </w:tblGrid>
+      <w:tr>
+        <w:tblPrEx>
+          <w:tblBorders>
+            <w:top w:val="single" w:color="auto" w:sz="4" w:space="0"/>
+            <w:left w:val="single" w:color="auto" w:sz="4" w:space="0"/>
+            <w:bottom w:val="single" w:color="auto" w:sz="4" w:space="0"/>
+            <w:right w:val="single" w:color="auto" w:sz="4" w:space="0"/>
+            <w:insideH w:val="single" w:color="auto" w:sz="4" w:space="0"/>
+            <w:insideV w:val="single" w:color="auto" w:sz="4" w:space="0"/>
+          </w:tblBorders>
+          <w:tblCellMar>
+            <w:top w:w="0" w:type="dxa"/>
+            <w:left w:w="108" w:type="dxa"/>
+            <w:bottom w:w="0" w:type="dxa"/>
+            <w:right w:w="108" w:type="dxa"/>
+          </w:tblCellMar>
+        </w:tblPrEx>
+        <w:tc>
+          <w:tcPr>
+            <w:tcW w:w="4153" w:type="dxa"/>
+          </w:tcPr>
+          <w:p>
+            <w:pPr>
+              <w:pStyle w:val="32"/>
+            </w:pPr>
+            <w:r>
+              <w:t>项目</w:t>
+            </w:r>
+          </w:p>
+        </w:tc>
+        <w:tc>
+          <w:tcPr>
+            <w:tcW w:w="4153" w:type="dxa"/>
+          </w:tcPr>
+          <w:p>
+            <w:pPr>
+              <w:pStyle w:val="32"/>
+            </w:pPr>
+            <w:r>
+              <w:t>数量</w:t>
+            </w:r>
+          </w:p>
+        </w:tc>
+      </w:tr>
+      <w:tr>
+        <w:tblPrEx>
+          <w:tblBorders>
+            <w:top w:val="single" w:color="auto" w:sz="4" w:space="0"/>
+            <w:left w:val="single" w:color="auto" w:sz="4" w:space="0"/>
+            <w:bottom w:val="single" w:color="auto" w:sz="4" w:space="0"/>
+            <w:right w:val="single" w:color="auto" w:sz="4" w:space="0"/>
+            <w:insideH w:val="single" w:color="auto" w:sz="4" w:space="0"/>
+            <w:insideV w:val="single" w:color="auto" w:sz="4" w:space="0"/>
+          </w:tblBorders>
+          <w:tblCellMar>
+            <w:top w:w="0" w:type="dxa"/>
+            <w:left w:w="108" w:type="dxa"/>
+            <w:bottom w:w="0" w:type="dxa"/>
+            <w:right w:w="108" w:type="dxa"/>
+          </w:tblCellMar>
+        </w:tblPrEx>
+        <w:tc>
+          <w:tcPr>
+            <w:tcW w:w="4153" w:type="dxa"/>
+          </w:tcPr>
+          <w:p>
+            <w:pPr>
+              <w:pStyle w:val="32"/>
+            </w:pPr>
+            <w:r>
+              <w:t>挖方</w:t>
+            </w:r>
+          </w:p>
+        </w:tc>
+        <w:tc>
+          <w:tcPr>
+            <w:tcW w:w="4153" w:type="dxa"/>
+          </w:tcPr>
+          <w:p>
+            <w:pPr>
+              <w:pStyle w:val="32"/>
+            </w:pPr>
+            <w:r>
+              <w:t>总挖方4971.61m³（其中表土剥离79.5m³）</w:t>
+            </w:r>
+          </w:p>
+        </w:tc>
+      </w:tr>
+      <w:tr>
+        <w:tblPrEx>
+          <w:tblBorders>
+            <w:top w:val="single" w:color="auto" w:sz="4" w:space="0"/>
+            <w:left w:val="single" w:color="auto" w:sz="4" w:space="0"/>
+            <w:bottom w:val="single" w:color="auto" w:sz="4" w:space="0"/>
+            <w:right w:val="single" w:color="auto" w:sz="4" w:space="0"/>
+            <w:insideH w:val="single" w:color="auto" w:sz="4" w:space="0"/>
+            <w:insideV w:val="single" w:color="auto" w:sz="4" w:space="0"/>
+          </w:tblBorders>
+          <w:tblCellMar>
+            <w:top w:w="0" w:type="dxa"/>
+            <w:left w:w="108" w:type="dxa"/>
+            <w:bottom w:w="0" w:type="dxa"/>
+            <w:right w:w="108" w:type="dxa"/>
+          </w:tblCellMar>
+        </w:tblPrEx>
+        <w:tc>
+          <w:tcPr>
+            <w:tcW w:w="4153" w:type="dxa"/>
+          </w:tcPr>
+          <w:p>
+            <w:pPr>
+              <w:pStyle w:val="32"/>
+            </w:pPr>
+            <w:r>
+              <w:t>填方</w:t>
+            </w:r>
+          </w:p>
+        </w:tc>
+        <w:tc>
+          <w:tcPr>
+            <w:tcW w:w="4153" w:type="dxa"/>
+          </w:tcPr>
+          <w:p>
+            <w:pPr>
+              <w:pStyle w:val="32"/>
+            </w:pPr>
+            <w:r>
+              <w:t>总填方2232.54m³（其中表土回覆79.5m³）</w:t>
+            </w:r>
+          </w:p>
+        </w:tc>
+      </w:tr>
+      <w:tr>
+        <w:tblPrEx>
+          <w:tblBorders>
+            <w:top w:val="single" w:color="auto" w:sz="4" w:space="0"/>
+            <w:left w:val="single" w:color="auto" w:sz="4" w:space="0"/>
+            <w:bottom w:val="single" w:color="auto" w:sz="4" w:space="0"/>
+            <w:right w:val="single" w:color="auto" w:sz="4" w:space="0"/>
+            <w:insideH w:val="single" w:color="auto" w:sz="4" w:space="0"/>
+            <w:insideV w:val="single" w:color="auto" w:sz="4" w:space="0"/>
+          </w:tblBorders>
+          <w:tblCellMar>
+            <w:top w:w="0" w:type="dxa"/>
+            <w:left w:w="108" w:type="dxa"/>
+            <w:bottom w:w="0" w:type="dxa"/>
+            <w:right w:w="108" w:type="dxa"/>
+          </w:tblCellMar>
+        </w:tblPrEx>
+        <w:tc>
+          <w:tcPr>
+            <w:tcW w:w="4153" w:type="dxa"/>
+          </w:tcPr>
+          <w:p>
+            <w:pPr>
+              <w:pStyle w:val="32"/>
+            </w:pPr>
+            <w:r>
+              <w:t>借方</w:t>
+            </w:r>
+          </w:p>
+        </w:tc>
+        <w:tc>
+          <w:tcPr>
+            <w:tcW w:w="4153" w:type="dxa"/>
+          </w:tcPr>
+          <w:p>
+            <w:pPr>
+              <w:pStyle w:val="32"/>
+            </w:pPr>
+            <w:r>
+              <w:t>外购土石方2153.04m³</w:t>
+            </w:r>
+          </w:p>
+        </w:tc>
+      </w:tr>
+      <w:tr>
+        <w:tblPrEx>
+          <w:tblBorders>
+            <w:top w:val="single" w:color="auto" w:sz="4" w:space="0"/>
+            <w:left w:val="single" w:color="auto" w:sz="4" w:space="0"/>
+            <w:bottom w:val="single" w:color="auto" w:sz="4" w:space="0"/>
+            <w:right w:val="single" w:color="auto" w:sz="4" w:space="0"/>
+            <w:insideH w:val="single" w:color="auto" w:sz="4" w:space="0"/>
+            <w:insideV w:val="single" w:color="auto" w:sz="4" w:space="0"/>
+          </w:tblBorders>
+          <w:tblCellMar>
+            <w:top w:w="0" w:type="dxa"/>
+            <w:left w:w="108" w:type="dxa"/>
+            <w:bottom w:w="0" w:type="dxa"/>
+            <w:right w:w="108" w:type="dxa"/>
+          </w:tblCellMar>
+        </w:tblPrEx>
+        <w:tc>
+          <w:tcPr>
+            <w:tcW w:w="4153" w:type="dxa"/>
+          </w:tcPr>
+          <w:p>
+            <w:pPr>
+              <w:pStyle w:val="32"/>
+            </w:pPr>
+            <w:r>
+              <w:t>余弃方</w:t>
+            </w:r>
+          </w:p>
+        </w:tc>
+        <w:tc>
+          <w:tcPr>
+            <w:tcW w:w="4153" w:type="dxa"/>
+          </w:tcPr>
+          <w:p>
+            <w:pPr>
+              <w:pStyle w:val="32"/>
+            </w:pPr>
+            <w:r>
+              <w:t>弃方4892.11m³（其中建筑垃圾1560.00m³，弃方均委托给湖北安达港务有限公司，由其负责外运及消纳）</w:t>
+            </w:r>
+          </w:p>
+        </w:tc>
+      </w:tr>
+    </w:tbl>
+    <w:p>
+      <w:r>
+        <w:t>【⚠️ 缺失相关硬核数据，智能体跳过本项，请人工核对后在此补全具体内容。】（缺失资料分项：工程占地与土石方资料、土石方平衡表）</w:t>
       </w:r>
     </w:p>
     <w:p>
@@ -973,9 +1476,8 @@
       </w:r>
     </w:p>
     <w:p>
-      <w:pPr/>
-      <w:r>
-        <w:t>【⚠️ 缺失相关硬核数据，智能体跳过本项，请人工核对后在此补全具体内容。】（缺失资料分项：取土场设置评价（不设取土场的不列）资料）</w:t>
+      <w:r>
+        <w:t>【⚠️ 缺失相关硬核数据，智能体跳过本项，请人工核对后在此补全具体内容。】（缺失资料分项：工程占地与土石方资料）</w:t>
       </w:r>
     </w:p>
     <w:p>
@@ -987,9 +1489,13 @@
       </w:r>
     </w:p>
     <w:p>
-      <w:pPr/>
-      <w:r>
-        <w:t>现有资料可支撑初步评价，正式评价结论尚需结合主体工程设计、施工组织、占地表和土石方平衡表复核。</w:t>
+      <w:r>
+        <w:t>工程沿东坡大道、赤壁一路、赤壁二路、三台河路、新港大道等道路实施。施工扰动主要来自沟槽开挖、管道安装、井室施工、回填压实和路面恢复。施工期采取分段施工、及时回填、弃方密闭运输和雨季临时防护，可减少裸露地表和临时堆土造成的水土流失。</w:t>
+      </w:r>
+    </w:p>
+    <w:p>
+      <w:r>
+        <w:t>【⚠️ 缺失相关硬核数据，智能体跳过本项，请人工核对后在此补全具体内容。】（缺失资料分项：水土保持评价资料、工程占地与土石方资料、施工工艺流程、施工时序安排）</w:t>
       </w:r>
     </w:p>
     <w:p>
@@ -1001,7 +1507,6 @@
       </w:r>
     </w:p>
     <w:p>
-      <w:pPr/>
       <w:r>
         <w:t>【⚠️ 缺失相关硬核数据，智能体跳过本项，请人工核对后在此补全具体内容。】（缺失资料分项：主体工程已有水土保持措施界定、工程措施、植物措施、临时措施工程量）</w:t>
       </w:r>
@@ -1031,9 +1536,8 @@
       </w:r>
     </w:p>
     <w:p>
-      <w:pPr/>
-      <w:r>
-        <w:t>现有土石方资料中已列明表土剥离和表土回覆数量，可作为表土资源保护与利用章节的基础资料。</w:t>
+      <w:r>
+        <w:t>本项目表土剥离量为79.5m³，表土回覆量为79.5m³。表土资源按照剥离、临时防护、回覆利用的流程进行保护和利用。</w:t>
       </w:r>
     </w:p>
     <w:p>
@@ -1045,9 +1549,8 @@
       </w:r>
     </w:p>
     <w:p>
-      <w:pPr/>
-      <w:r>
-        <w:t>现有土石方资料中已列明表土剥离和表土回覆数量，可作为表土资源保护与利用章节的基础资料。</w:t>
+      <w:r>
+        <w:t>本项目表土剥离量为79.5m³，表土回覆量为79.5m³，表土剥离与回覆数量平衡。表土资源主要用于扰动范围内绿地恢复和植被恢复，施工期应做好临时堆存、覆盖和防流失管理。</w:t>
       </w:r>
     </w:p>
     <w:p>
@@ -1067,9 +1570,8 @@
       </w:r>
     </w:p>
     <w:p>
-      <w:pPr/>
-      <w:r>
-        <w:t>现有土石方资料中已列明表土剥离和表土回覆数量，可作为表土资源保护与利用章节的基础资料。</w:t>
+      <w:r>
+        <w:t>本项目施工前对具备剥离条件的表土进行剥离保护，表土剥离量为79.5m³。剥离表土应集中堆存并采取临时苫盖、拦挡和排水措施。</w:t>
       </w:r>
     </w:p>
     <w:p>
@@ -1081,7 +1583,6 @@
       </w:r>
     </w:p>
     <w:p>
-      <w:pPr/>
       <w:r>
         <w:t>【⚠️ 缺失相关硬核数据，智能体跳过本项，请人工核对后在此补全具体内容。】（缺失资料分项：表土保护方案、表土堆存位置、表土养护措施、表土利用计划）</w:t>
       </w:r>
@@ -1103,7 +1604,6 @@
       </w:r>
     </w:p>
     <w:p>
-      <w:pPr/>
       <w:r>
         <w:t>【⚠️ 缺失相关硬核数据，智能体跳过本项，请人工核对后在此补全具体内容。】（缺失资料分项：表土保护方案、表土堆存位置、表土养护措施、表土利用计划）</w:t>
       </w:r>
@@ -1117,7 +1617,6 @@
       </w:r>
     </w:p>
     <w:p>
-      <w:pPr/>
       <w:r>
         <w:t>【⚠️ 缺失相关硬核数据，智能体跳过本项，请人工核对后在此补全具体内容。】（缺失资料分项：表土保护方案、表土堆存位置、表土养护措施、表土利用计划）</w:t>
       </w:r>
@@ -1139,7 +1638,6 @@
       </w:r>
     </w:p>
     <w:p>
-      <w:pPr/>
       <w:r>
         <w:t>【⚠️ 缺失相关硬核数据，智能体跳过本项，请人工核对后在此补全具体内容。】（缺失资料分项：表土保护方案、表土堆存位置、表土养护措施、表土利用计划）</w:t>
       </w:r>
@@ -1153,9 +1651,8 @@
       </w:r>
     </w:p>
     <w:p>
-      <w:pPr/>
-      <w:r>
-        <w:t>现有土石方资料中已列明表土剥离和表土回覆数量，可作为表土资源保护与利用章节的基础资料。</w:t>
+      <w:r>
+        <w:t>本项目表土回覆量为79.5m³，回覆范围主要为施工扰动后的绿地恢复区域。表土回覆后应及时实施植物措施，减少裸露地表持续时间。</w:t>
       </w:r>
     </w:p>
     <w:p>
@@ -1167,7 +1664,6 @@
       </w:r>
     </w:p>
     <w:p>
-      <w:pPr/>
       <w:r>
         <w:t>【⚠️ 缺失相关硬核数据，智能体跳过本项，请人工核对后在此补全具体内容。】（缺失资料分项：表土保护方案、表土堆存位置、表土养护措施、表土利用计划）</w:t>
       </w:r>
@@ -1189,9 +1685,8 @@
       </w:r>
     </w:p>
     <w:p>
-      <w:pPr/>
-      <w:r>
-        <w:t>项目余弃方资料为：弃方4892.11m³（其中建筑垃圾1560.00m³，弃方均委托给湖北安达港务有限公司，由其负责外运及消纳）。本项目是否自设弃渣场或临时堆土场，尚需结合施工组织和消纳证明进一步核查。</w:t>
+      <w:r>
+        <w:t>本项目余弃方为弃方4892.11m³（其中建筑垃圾1560.00m³，弃方均委托给湖北安达港务有限公司，由其负责外运及消纳）。弃方不在项目区内长期堆置，由消纳单位统一外运处置；施工期临时堆土应控制堆置范围并采取临时苫盖、拦挡和排水措施。</w:t>
       </w:r>
     </w:p>
     <w:p>
@@ -1203,9 +1698,8 @@
       </w:r>
     </w:p>
     <w:p>
-      <w:pPr/>
-      <w:r>
-        <w:t>项目余弃方资料为：弃方4892.11m³（其中建筑垃圾1560.00m³，弃方均委托给湖北安达港务有限公司，由其负责外运及消纳）。本项目是否自设弃渣场或临时堆土场，尚需结合施工组织和消纳证明进一步核查。</w:t>
+      <w:r>
+        <w:t>本项目余弃方为弃方4892.11m³（其中建筑垃圾1560.00m³，弃方均委托给湖北安达港务有限公司，由其负责外运及消纳）。弃方不在项目区内长期堆置，由消纳单位统一外运处置；施工期临时堆土应控制堆置范围并采取临时苫盖、拦挡和排水措施。</w:t>
       </w:r>
     </w:p>
     <w:p>
@@ -1225,9 +1719,8 @@
       </w:r>
     </w:p>
     <w:p>
-      <w:pPr/>
-      <w:r>
-        <w:t>【⚠️ 缺失相关硬核数据，智能体跳过本项，请人工核对后在此补全具体内容。】（缺失字段：土壤容许流失量、原地貌土壤侵蚀模数、土壤侵蚀强度）</w:t>
+      <w:r>
+        <w:t>【⚠️ 缺失相关硬核数据，智能体跳过本项，请人工核对后在此补全具体内容。】（缺失字段：土壤容许流失量、原地貌土壤侵蚀模数、预测水土流失总量；缺失资料分项：水土流失预测资料）</w:t>
       </w:r>
     </w:p>
     <w:p>
@@ -1239,9 +1732,8 @@
       </w:r>
     </w:p>
     <w:p>
-      <w:pPr/>
-      <w:r>
-        <w:t>【⚠️ 缺失相关硬核数据，智能体跳过本项，请人工核对后在此补全具体内容。】（缺失字段：水土流失影响因素分析资料）</w:t>
+      <w:r>
+        <w:t>【⚠️ 缺失相关硬核数据，智能体跳过本项，请人工核对后在此补全具体内容。】（缺失字段：土壤容许流失量、原地貌土壤侵蚀模数、预测水土流失总量；缺失资料分项：水土流失预测资料）</w:t>
       </w:r>
     </w:p>
     <w:p>
@@ -1253,9 +1745,8 @@
       </w:r>
     </w:p>
     <w:p>
-      <w:pPr/>
-      <w:r>
-        <w:t>【⚠️ 缺失相关硬核数据，智能体跳过本项，请人工核对后在此补全具体内容。】（缺失字段：预测单元、预测时段、土壤侵蚀模数、预测计算表）</w:t>
+      <w:r>
+        <w:t>【⚠️ 缺失相关硬核数据，智能体跳过本项，请人工核对后在此补全具体内容。】（缺失字段：土壤容许流失量、原地貌土壤侵蚀模数、预测水土流失总量；缺失资料分项：水土流失预测资料）</w:t>
       </w:r>
     </w:p>
     <w:p>
@@ -1267,9 +1758,8 @@
       </w:r>
     </w:p>
     <w:p>
-      <w:pPr/>
-      <w:r>
-        <w:t>【⚠️ 缺失相关硬核数据，智能体跳过本项，请人工核对后在此补全具体内容。】（缺失字段：预测结果、重点流失区域）</w:t>
+      <w:r>
+        <w:t>【⚠️ 缺失相关硬核数据，智能体跳过本项，请人工核对后在此补全具体内容。】（缺失字段：土壤容许流失量、原地貌土壤侵蚀模数、预测水土流失总量；缺失资料分项：水土流失预测资料）</w:t>
       </w:r>
     </w:p>
     <w:p>
@@ -1289,13 +1779,11 @@
       </w:r>
     </w:p>
     <w:p>
-      <w:pPr/>
       <w:r>
         <w:t>本项目水土流失防治责任范围面积为34416.00m²，均为临时占地。占地类型包括城镇村道路用地（34151.00m²）和公园与绿地（265.00m²）。</w:t>
       </w:r>
     </w:p>
     <w:p>
-      <w:pPr/>
       <w:r>
         <w:t>【⚠️ 缺失相关硬核数据，智能体跳过本项，请人工核对后在此补全具体内容。】（缺失字段：水土流失防治标准执行等级、水土保持六项目标）</w:t>
       </w:r>
@@ -1309,9 +1797,8 @@
       </w:r>
     </w:p>
     <w:p>
-      <w:pPr/>
-      <w:r>
-        <w:t>【⚠️ 缺失相关硬核数据，智能体跳过本项，请人工核对后在此补全具体内容。】（缺失字段：设计水平年资料）</w:t>
+      <w:r>
+        <w:t>【⚠️ 缺失相关硬核数据，智能体跳过本项，请人工核对后在此补全具体内容。】（缺失资料分项：设计水平年资料）</w:t>
       </w:r>
     </w:p>
     <w:p>
@@ -1331,9 +1818,8 @@
       </w:r>
     </w:p>
     <w:p>
-      <w:pPr/>
-      <w:r>
-        <w:t>【⚠️ 缺失相关硬核数据，智能体跳过本项，请人工核对后在此补全具体内容。】（缺失字段：水土流失防治标准执行等级）</w:t>
+      <w:r>
+        <w:t>【⚠️ 缺失相关硬核数据，智能体跳过本项，请人工核对后在此补全具体内容。】（缺失资料分项：水土流失防治标准执行等级）</w:t>
       </w:r>
     </w:p>
     <w:p>
@@ -1345,9 +1831,8 @@
       </w:r>
     </w:p>
     <w:p>
-      <w:pPr/>
-      <w:r>
-        <w:t>【⚠️ 缺失相关硬核数据，智能体跳过本项，请人工核对后在此补全具体内容。】（缺失字段：水土流失治理度、土壤流失控制比、渣土防护率、表土保护率、林草植被恢复率、林草覆盖率）</w:t>
+      <w:r>
+        <w:t>【⚠️ 缺失相关硬核数据，智能体跳过本项，请人工核对后在此补全具体内容。】（缺失资料分项：水土流失治理度、土壤流失控制比、渣土防护率、表土保护率、林草植被恢复率、林草覆盖率）</w:t>
       </w:r>
     </w:p>
     <w:p>
@@ -1359,7 +1844,6 @@
       </w:r>
     </w:p>
     <w:p>
-      <w:pPr/>
       <w:r>
         <w:t>【⚠️ 缺失相关硬核数据，智能体跳过本项，请人工核对后在此补全具体内容。】（缺失资料分项：防治分区图、工程措施工程量、植物措施工程量、临时措施工程量）</w:t>
       </w:r>
@@ -1373,13 +1857,11 @@
       </w:r>
     </w:p>
     <w:p>
-      <w:pPr/>
       <w:r>
         <w:t>本着“因地制宜、因害设防、分区防治、全面施策”的原则，措施体系应围绕管沟开挖、土方临时堆置、弃方外运和道路恢复布设。</w:t>
       </w:r>
     </w:p>
     <w:p>
-      <w:pPr/>
       <w:r>
         <w:t>【⚠️ 缺失相关硬核数据，智能体跳过本项，请人工核对后在此补全具体内容。】（缺失资料分项：防治分区图、工程措施工程量、植物措施工程量、临时措施工程量）</w:t>
       </w:r>
@@ -1393,7 +1875,6 @@
       </w:r>
     </w:p>
     <w:p>
-      <w:pPr/>
       <w:r>
         <w:t>【⚠️ 缺失相关硬核数据，智能体跳过本项，请人工核对后在此补全具体内容。】（缺失资料分项：防治分区图、工程措施工程量、植物措施工程量、临时措施工程量）</w:t>
       </w:r>
@@ -1407,7 +1888,6 @@
       </w:r>
     </w:p>
     <w:p>
-      <w:pPr/>
       <w:r>
         <w:t>【⚠️ 缺失相关硬核数据，智能体跳过本项，请人工核对后在此补全具体内容。】（缺失资料分项：防治分区图、工程措施工程量、植物措施工程量、临时措施工程量）</w:t>
       </w:r>
@@ -1421,9 +1901,13 @@
       </w:r>
     </w:p>
     <w:p>
-      <w:pPr/>
-      <w:r>
-        <w:t>【⚠️ 缺失相关硬核数据，智能体跳过本项，请人工核对后在此补全具体内容。】（缺失资料分项：施工组织资料）</w:t>
+      <w:r>
+        <w:t>工程主要建设内容包括改造污水主管网约6.2公里，沿线预埋支管约2.2公里，配套建设污水检查井、沉泥井及附属设施。工程沿东坡大道、赤壁一路、赤壁二路、三台河路、新港大道等道路实施。施工组织采取分段开挖、分段敷设、及时回填和及时恢复的方式，减少裸露面持续时间和临时堆土占压范围。</w:t>
+      </w:r>
+    </w:p>
+    <w:p>
+      <w:r>
+        <w:t>【⚠️ 缺失相关硬核数据，智能体跳过本项，请人工核对后在此补全具体内容。】（缺失资料分项：施工总布置图、施工进度横道图）</w:t>
       </w:r>
     </w:p>
     <w:p>
@@ -1443,9 +1927,8 @@
       </w:r>
     </w:p>
     <w:p>
-      <w:pPr/>
-      <w:r>
-        <w:t>【⚠️ 缺失相关硬核数据，智能体跳过本项，请人工核对后在此补全具体内容。】（缺失资料分项：监测范围、监测内容、监测时段、监测方法、监测点位）</w:t>
+      <w:r>
+        <w:t>【⚠️ 缺失相关硬核数据，智能体跳过本项，请人工核对后在此补全具体内容。】（缺失资料分项：水土保持监测资料）</w:t>
       </w:r>
     </w:p>
     <w:p>
@@ -1465,9 +1948,8 @@
       </w:r>
     </w:p>
     <w:p>
-      <w:pPr/>
-      <w:r>
-        <w:t>【⚠️ 缺失相关硬核数据，智能体跳过本项，请人工核对后在此补全具体内容。】（缺失资料分项：监测范围、监测内容、监测时段、监测方法、监测点位）</w:t>
+      <w:r>
+        <w:t>【⚠️ 缺失相关硬核数据，智能体跳过本项，请人工核对后在此补全具体内容。】（缺失资料分项：水土保持监测资料）</w:t>
       </w:r>
     </w:p>
     <w:p>
@@ -1479,9 +1961,8 @@
       </w:r>
     </w:p>
     <w:p>
-      <w:pPr/>
-      <w:r>
-        <w:t>【⚠️ 缺失相关硬核数据，智能体跳过本项，请人工核对后在此补全具体内容。】（缺失资料分项：监测范围、监测内容、监测时段、监测方法、监测点位）</w:t>
+      <w:r>
+        <w:t>【⚠️ 缺失相关硬核数据，智能体跳过本项，请人工核对后在此补全具体内容。】（缺失资料分项：水土保持监测资料）</w:t>
       </w:r>
     </w:p>
     <w:p>
@@ -1493,9 +1974,8 @@
       </w:r>
     </w:p>
     <w:p>
-      <w:pPr/>
-      <w:r>
-        <w:t>【⚠️ 缺失相关硬核数据，智能体跳过本项，请人工核对后在此补全具体内容。】（缺失资料分项：监测范围、监测内容、监测时段、监测方法、监测点位）</w:t>
+      <w:r>
+        <w:t>【⚠️ 缺失相关硬核数据，智能体跳过本项，请人工核对后在此补全具体内容。】（缺失资料分项：水土保持监测资料）</w:t>
       </w:r>
     </w:p>
     <w:p>
@@ -1507,9 +1987,8 @@
       </w:r>
     </w:p>
     <w:p>
-      <w:pPr/>
-      <w:r>
-        <w:t>【⚠️ 缺失相关硬核数据，智能体跳过本项，请人工核对后在此补全具体内容。】（缺失资料分项：监测范围、监测内容、监测时段、监测方法、监测点位）</w:t>
+      <w:r>
+        <w:t>【⚠️ 缺失相关硬核数据，智能体跳过本项，请人工核对后在此补全具体内容。】（缺失资料分项：水土保持监测资料）</w:t>
       </w:r>
     </w:p>
     <w:p>
@@ -1537,9 +2016,8 @@
       </w:r>
     </w:p>
     <w:p>
-      <w:pPr/>
-      <w:r>
-        <w:t>【⚠️ 缺失相关硬核数据，智能体跳过本项，请人工核对后在此补全具体内容。】（缺失字段：投资估算编制依据、定额依据、价格信息）</w:t>
+      <w:r>
+        <w:t>【⚠️ 缺失相关硬核数据，智能体跳过本项，请人工核对后在此补全具体内容。】（缺失字段：水土保持总投资、工程措施投资、植物措施投资、临时措施投资、水土保持补偿费；缺失资料分项：投资概算与效益资料）</w:t>
       </w:r>
     </w:p>
     <w:p>
@@ -1551,9 +2029,8 @@
       </w:r>
     </w:p>
     <w:p>
-      <w:pPr/>
-      <w:r>
-        <w:t>【⚠️ 缺失相关硬核数据，智能体跳过本项，请人工核对后在此补全具体内容。】（缺失字段：水土保持投资概算表、分部工程概算表）</w:t>
+      <w:r>
+        <w:t>【⚠️ 缺失相关硬核数据，智能体跳过本项，请人工核对后在此补全具体内容。】（缺失字段：水土保持总投资、工程措施投资、植物措施投资、临时措施投资、水土保持补偿费；缺失资料分项：投资概算与效益资料）</w:t>
       </w:r>
     </w:p>
     <w:p>
@@ -1565,9 +2042,8 @@
       </w:r>
     </w:p>
     <w:p>
-      <w:pPr/>
-      <w:r>
-        <w:t>【⚠️ 缺失相关硬核数据，智能体跳过本项，请人工核对后在此补全具体内容。】（缺失字段：六项目标达标测算表）</w:t>
+      <w:r>
+        <w:t>【⚠️ 缺失相关硬核数据，智能体跳过本项，请人工核对后在此补全具体内容。】（缺失字段：水土保持总投资、工程措施投资、植物措施投资、临时措施投资、水土保持补偿费；缺失资料分项：投资概算与效益资料）</w:t>
       </w:r>
     </w:p>
     <w:p>
@@ -1579,11 +2055,1407 @@
       </w:r>
     </w:p>
     <w:p>
-      <w:pPr/>
       <w:r>
         <w:t>黄冈市住房和城市更新局应落实水土保持主体责任，明确水土保持管理人员，组织实施方案确定的各项防治措施，并按规定开展后续设计、监理、施工管理和水土保持设施验收。</w:t>
       </w:r>
     </w:p>
+    <w:p/>
+    <w:p/>
+    <w:p>
+      <w:pPr>
+        <w:pStyle w:val="27"/>
+      </w:pPr>
+      <w:r>
+        <w:t>待补充资料清单</w:t>
+      </w:r>
+    </w:p>
+    <w:p>
+      <w:pPr>
+        <w:pStyle w:val="28"/>
+      </w:pPr>
+      <w:r>
+        <w:t>优先补充资料</w:t>
+      </w:r>
+    </w:p>
+    <w:tbl>
+      <w:tblPr>
+        <w:tblStyle w:val="21"/>
+        <w:tblW w:w="0" w:type="auto"/>
+        <w:tblInd w:w="0" w:type="dxa"/>
+        <w:tblBorders>
+          <w:top w:val="single" w:color="auto" w:sz="4" w:space="0"/>
+          <w:left w:val="single" w:color="auto" w:sz="4" w:space="0"/>
+          <w:bottom w:val="single" w:color="auto" w:sz="4" w:space="0"/>
+          <w:right w:val="single" w:color="auto" w:sz="4" w:space="0"/>
+          <w:insideH w:val="single" w:color="auto" w:sz="4" w:space="0"/>
+          <w:insideV w:val="single" w:color="auto" w:sz="4" w:space="0"/>
+        </w:tblBorders>
+        <w:tblLayout w:type="autofit"/>
+        <w:tblCellMar>
+          <w:top w:w="0" w:type="dxa"/>
+          <w:left w:w="108" w:type="dxa"/>
+          <w:bottom w:w="0" w:type="dxa"/>
+          <w:right w:w="108" w:type="dxa"/>
+        </w:tblCellMar>
+      </w:tblPr>
+      <w:tblGrid>
+        <w:gridCol w:w="2769"/>
+        <w:gridCol w:w="2769"/>
+        <w:gridCol w:w="2769"/>
+      </w:tblGrid>
+      <w:tr>
+        <w:tblPrEx>
+          <w:tblBorders>
+            <w:top w:val="single" w:color="auto" w:sz="4" w:space="0"/>
+            <w:left w:val="single" w:color="auto" w:sz="4" w:space="0"/>
+            <w:bottom w:val="single" w:color="auto" w:sz="4" w:space="0"/>
+            <w:right w:val="single" w:color="auto" w:sz="4" w:space="0"/>
+            <w:insideH w:val="single" w:color="auto" w:sz="4" w:space="0"/>
+            <w:insideV w:val="single" w:color="auto" w:sz="4" w:space="0"/>
+          </w:tblBorders>
+          <w:tblCellMar>
+            <w:top w:w="0" w:type="dxa"/>
+            <w:left w:w="108" w:type="dxa"/>
+            <w:bottom w:w="0" w:type="dxa"/>
+            <w:right w:w="108" w:type="dxa"/>
+          </w:tblCellMar>
+        </w:tblPrEx>
+        <w:tc>
+          <w:tcPr>
+            <w:tcW w:w="2769" w:type="dxa"/>
+          </w:tcPr>
+          <w:p>
+            <w:pPr>
+              <w:pStyle w:val="32"/>
+            </w:pPr>
+            <w:r>
+              <w:t>资料类别</w:t>
+            </w:r>
+          </w:p>
+        </w:tc>
+        <w:tc>
+          <w:tcPr>
+            <w:tcW w:w="2769" w:type="dxa"/>
+          </w:tcPr>
+          <w:p>
+            <w:pPr>
+              <w:pStyle w:val="32"/>
+            </w:pPr>
+            <w:r>
+              <w:t>优先补充资料</w:t>
+            </w:r>
+          </w:p>
+        </w:tc>
+        <w:tc>
+          <w:tcPr>
+            <w:tcW w:w="2769" w:type="dxa"/>
+          </w:tcPr>
+          <w:p>
+            <w:pPr>
+              <w:pStyle w:val="32"/>
+            </w:pPr>
+            <w:r>
+              <w:t>主要影响章节</w:t>
+            </w:r>
+          </w:p>
+        </w:tc>
+      </w:tr>
+      <w:tr>
+        <w:tblPrEx>
+          <w:tblBorders>
+            <w:top w:val="single" w:color="auto" w:sz="4" w:space="0"/>
+            <w:left w:val="single" w:color="auto" w:sz="4" w:space="0"/>
+            <w:bottom w:val="single" w:color="auto" w:sz="4" w:space="0"/>
+            <w:right w:val="single" w:color="auto" w:sz="4" w:space="0"/>
+            <w:insideH w:val="single" w:color="auto" w:sz="4" w:space="0"/>
+            <w:insideV w:val="single" w:color="auto" w:sz="4" w:space="0"/>
+          </w:tblBorders>
+          <w:tblCellMar>
+            <w:top w:w="0" w:type="dxa"/>
+            <w:left w:w="108" w:type="dxa"/>
+            <w:bottom w:w="0" w:type="dxa"/>
+            <w:right w:w="108" w:type="dxa"/>
+          </w:tblCellMar>
+        </w:tblPrEx>
+        <w:tc>
+          <w:tcPr>
+            <w:tcW w:w="2769" w:type="dxa"/>
+          </w:tcPr>
+          <w:p>
+            <w:pPr>
+              <w:pStyle w:val="32"/>
+            </w:pPr>
+            <w:r>
+              <w:t>工程占地与土石方资料</w:t>
+            </w:r>
+          </w:p>
+        </w:tc>
+        <w:tc>
+          <w:tcPr>
+            <w:tcW w:w="2769" w:type="dxa"/>
+          </w:tcPr>
+          <w:p>
+            <w:pPr>
+              <w:pStyle w:val="32"/>
+            </w:pPr>
+            <w:r>
+              <w:t>土石方平衡表、表土剥离和回覆量、借方来源、余弃方去向、临时堆土场位置和占地资料、防治责任范围表、占地类型及面积统计表、永久占地和临时占地说明</w:t>
+            </w:r>
+          </w:p>
+        </w:tc>
+        <w:tc>
+          <w:tcPr>
+            <w:tcW w:w="2769" w:type="dxa"/>
+          </w:tcPr>
+          <w:p>
+            <w:pPr>
+              <w:pStyle w:val="32"/>
+            </w:pPr>
+            <w:r>
+              <w:t>表土资源保护与利用、弃渣场选址与堆置、水土流失防治责任范围及目标、弃渣场(不涉及的不列)、临时堆土场(不涉及的不列)、工程占地、土石方平衡、工程占地评价、土石方平衡评价、表土资源调查与评价等26项</w:t>
+            </w:r>
+          </w:p>
+        </w:tc>
+      </w:tr>
+      <w:tr>
+        <w:tblPrEx>
+          <w:tblBorders>
+            <w:top w:val="single" w:color="auto" w:sz="4" w:space="0"/>
+            <w:left w:val="single" w:color="auto" w:sz="4" w:space="0"/>
+            <w:bottom w:val="single" w:color="auto" w:sz="4" w:space="0"/>
+            <w:right w:val="single" w:color="auto" w:sz="4" w:space="0"/>
+            <w:insideH w:val="single" w:color="auto" w:sz="4" w:space="0"/>
+            <w:insideV w:val="single" w:color="auto" w:sz="4" w:space="0"/>
+          </w:tblBorders>
+          <w:tblCellMar>
+            <w:top w:w="0" w:type="dxa"/>
+            <w:left w:w="108" w:type="dxa"/>
+            <w:bottom w:w="0" w:type="dxa"/>
+            <w:right w:w="108" w:type="dxa"/>
+          </w:tblCellMar>
+        </w:tblPrEx>
+        <w:tc>
+          <w:tcPr>
+            <w:tcW w:w="2769" w:type="dxa"/>
+          </w:tcPr>
+          <w:p>
+            <w:pPr>
+              <w:pStyle w:val="32"/>
+            </w:pPr>
+            <w:r>
+              <w:t>项目区自然与水土流失背景资料</w:t>
+            </w:r>
+          </w:p>
+        </w:tc>
+        <w:tc>
+          <w:tcPr>
+            <w:tcW w:w="2769" w:type="dxa"/>
+          </w:tcPr>
+          <w:p>
+            <w:pPr>
+              <w:pStyle w:val="32"/>
+            </w:pPr>
+            <w:r>
+              <w:t>地形地貌资料、气象水文资料、土壤和植被资料、水土流失重点防治区划、土壤容许流失量和原地貌侵蚀模数依据、土壤侵蚀模数取值依据、土壤流失量预测计算表、水土流失预测结果</w:t>
+            </w:r>
+          </w:p>
+        </w:tc>
+        <w:tc>
+          <w:tcPr>
+            <w:tcW w:w="2769" w:type="dxa"/>
+          </w:tcPr>
+          <w:p>
+            <w:pPr>
+              <w:pStyle w:val="32"/>
+            </w:pPr>
+            <w:r>
+              <w:t>自然简况、水土流失预测结果、结论、自然概况、地质、地貌、气候气象、水文、土壤、植被等15项</w:t>
+            </w:r>
+          </w:p>
+        </w:tc>
+      </w:tr>
+      <w:tr>
+        <w:tblPrEx>
+          <w:tblBorders>
+            <w:top w:val="single" w:color="auto" w:sz="4" w:space="0"/>
+            <w:left w:val="single" w:color="auto" w:sz="4" w:space="0"/>
+            <w:bottom w:val="single" w:color="auto" w:sz="4" w:space="0"/>
+            <w:right w:val="single" w:color="auto" w:sz="4" w:space="0"/>
+            <w:insideH w:val="single" w:color="auto" w:sz="4" w:space="0"/>
+            <w:insideV w:val="single" w:color="auto" w:sz="4" w:space="0"/>
+          </w:tblBorders>
+          <w:tblCellMar>
+            <w:top w:w="0" w:type="dxa"/>
+            <w:left w:w="108" w:type="dxa"/>
+            <w:bottom w:w="0" w:type="dxa"/>
+            <w:right w:w="108" w:type="dxa"/>
+          </w:tblCellMar>
+        </w:tblPrEx>
+        <w:tc>
+          <w:tcPr>
+            <w:tcW w:w="2769" w:type="dxa"/>
+          </w:tcPr>
+          <w:p>
+            <w:pPr>
+              <w:pStyle w:val="32"/>
+            </w:pPr>
+            <w:r>
+              <w:t>水土保持评价资料</w:t>
+            </w:r>
+          </w:p>
+        </w:tc>
+        <w:tc>
+          <w:tcPr>
+            <w:tcW w:w="2769" w:type="dxa"/>
+          </w:tcPr>
+          <w:p>
+            <w:pPr>
+              <w:pStyle w:val="32"/>
+            </w:pPr>
+            <w:r>
+              <w:t>GB 50433 制约性因素分析、建设方案与布局评价资料</w:t>
+            </w:r>
+          </w:p>
+        </w:tc>
+        <w:tc>
+          <w:tcPr>
+            <w:tcW w:w="2769" w:type="dxa"/>
+          </w:tcPr>
+          <w:p>
+            <w:pPr>
+              <w:pStyle w:val="32"/>
+            </w:pPr>
+            <w:r>
+              <w:t>项目水土保持评价结论、弃渣场选址与堆置、项目水土保持评价、主体工程选址（线）水土保持评价、建设方案与布局</w:t>
+            </w:r>
+            <w:bookmarkStart w:id="0" w:name="_GoBack"/>
+            <w:bookmarkEnd w:id="0"/>
+            <w:r>
+              <w:t>水土保持评价、施工方法与工艺评价、主体工程设计中具有水土保持功能工程的分析评价、弃渣场选址与堆置（不设弃渣场、临时堆土场的不列）、弃渣场选址、堆置方案与级别</w:t>
+            </w:r>
+          </w:p>
+        </w:tc>
+      </w:tr>
+      <w:tr>
+        <w:tblPrEx>
+          <w:tblBorders>
+            <w:top w:val="single" w:color="auto" w:sz="4" w:space="0"/>
+            <w:left w:val="single" w:color="auto" w:sz="4" w:space="0"/>
+            <w:bottom w:val="single" w:color="auto" w:sz="4" w:space="0"/>
+            <w:right w:val="single" w:color="auto" w:sz="4" w:space="0"/>
+            <w:insideH w:val="single" w:color="auto" w:sz="4" w:space="0"/>
+            <w:insideV w:val="single" w:color="auto" w:sz="4" w:space="0"/>
+          </w:tblBorders>
+          <w:tblCellMar>
+            <w:top w:w="0" w:type="dxa"/>
+            <w:left w:w="108" w:type="dxa"/>
+            <w:bottom w:w="0" w:type="dxa"/>
+            <w:right w:w="108" w:type="dxa"/>
+          </w:tblCellMar>
+        </w:tblPrEx>
+        <w:tc>
+          <w:tcPr>
+            <w:tcW w:w="2769" w:type="dxa"/>
+          </w:tcPr>
+          <w:p>
+            <w:pPr>
+              <w:pStyle w:val="32"/>
+            </w:pPr>
+            <w:r>
+              <w:t>项目基础与主体设计资料</w:t>
+            </w:r>
+          </w:p>
+        </w:tc>
+        <w:tc>
+          <w:tcPr>
+            <w:tcW w:w="2769" w:type="dxa"/>
+          </w:tcPr>
+          <w:p>
+            <w:pPr>
+              <w:pStyle w:val="32"/>
+            </w:pPr>
+            <w:r>
+              <w:t>主体工程选址评价资料、主体工程已有水保措施界定</w:t>
+            </w:r>
+          </w:p>
+        </w:tc>
+        <w:tc>
+          <w:tcPr>
+            <w:tcW w:w="2769" w:type="dxa"/>
+          </w:tcPr>
+          <w:p>
+            <w:pPr>
+              <w:pStyle w:val="32"/>
+            </w:pPr>
+            <w:r>
+              <w:t>项目水土保持评价结论、弃渣场选址与堆置、项目水土保持评价、主体工程选址（线）水土保持评价、建设方案与布局水土保持评价、施工方法与工艺评价、主体工程设计中具有水土保持功能工程的分析评价、弃渣场选址与堆置（不设弃渣场、临时堆土场的不列）、弃渣场选址、堆置方案与级别</w:t>
+            </w:r>
+          </w:p>
+        </w:tc>
+      </w:tr>
+      <w:tr>
+        <w:tblPrEx>
+          <w:tblBorders>
+            <w:top w:val="single" w:color="auto" w:sz="4" w:space="0"/>
+            <w:left w:val="single" w:color="auto" w:sz="4" w:space="0"/>
+            <w:bottom w:val="single" w:color="auto" w:sz="4" w:space="0"/>
+            <w:right w:val="single" w:color="auto" w:sz="4" w:space="0"/>
+            <w:insideH w:val="single" w:color="auto" w:sz="4" w:space="0"/>
+            <w:insideV w:val="single" w:color="auto" w:sz="4" w:space="0"/>
+          </w:tblBorders>
+          <w:tblCellMar>
+            <w:top w:w="0" w:type="dxa"/>
+            <w:left w:w="108" w:type="dxa"/>
+            <w:bottom w:w="0" w:type="dxa"/>
+            <w:right w:w="108" w:type="dxa"/>
+          </w:tblCellMar>
+        </w:tblPrEx>
+        <w:tc>
+          <w:tcPr>
+            <w:tcW w:w="2769" w:type="dxa"/>
+          </w:tcPr>
+          <w:p>
+            <w:pPr>
+              <w:pStyle w:val="32"/>
+            </w:pPr>
+            <w:r>
+              <w:t>水土保持监测资料</w:t>
+            </w:r>
+          </w:p>
+        </w:tc>
+        <w:tc>
+          <w:tcPr>
+            <w:tcW w:w="2769" w:type="dxa"/>
+          </w:tcPr>
+          <w:p>
+            <w:pPr>
+              <w:pStyle w:val="32"/>
+            </w:pPr>
+            <w:r>
+              <w:t>监测范围和时段、监测内容、方法与频次、监测点位布设、重点监测区域</w:t>
+            </w:r>
+          </w:p>
+        </w:tc>
+        <w:tc>
+          <w:tcPr>
+            <w:tcW w:w="2769" w:type="dxa"/>
+          </w:tcPr>
+          <w:p>
+            <w:pPr>
+              <w:pStyle w:val="32"/>
+            </w:pPr>
+            <w:r>
+              <w:t>水土保持监测方案、水土保持监测、范围和时段、内容、方法与频次、监测内容、监测方法与频次、点位布设与监测设施、实施条件和成果</w:t>
+            </w:r>
+          </w:p>
+        </w:tc>
+      </w:tr>
+      <w:tr>
+        <w:tblPrEx>
+          <w:tblBorders>
+            <w:top w:val="single" w:color="auto" w:sz="4" w:space="0"/>
+            <w:left w:val="single" w:color="auto" w:sz="4" w:space="0"/>
+            <w:bottom w:val="single" w:color="auto" w:sz="4" w:space="0"/>
+            <w:right w:val="single" w:color="auto" w:sz="4" w:space="0"/>
+            <w:insideH w:val="single" w:color="auto" w:sz="4" w:space="0"/>
+            <w:insideV w:val="single" w:color="auto" w:sz="4" w:space="0"/>
+          </w:tblBorders>
+          <w:tblCellMar>
+            <w:top w:w="0" w:type="dxa"/>
+            <w:left w:w="108" w:type="dxa"/>
+            <w:bottom w:w="0" w:type="dxa"/>
+            <w:right w:w="108" w:type="dxa"/>
+          </w:tblCellMar>
+        </w:tblPrEx>
+        <w:tc>
+          <w:tcPr>
+            <w:tcW w:w="2769" w:type="dxa"/>
+          </w:tcPr>
+          <w:p>
+            <w:pPr>
+              <w:pStyle w:val="32"/>
+            </w:pPr>
+            <w:r>
+              <w:t>投资概算与效益资料</w:t>
+            </w:r>
+          </w:p>
+        </w:tc>
+        <w:tc>
+          <w:tcPr>
+            <w:tcW w:w="2769" w:type="dxa"/>
+          </w:tcPr>
+          <w:p>
+            <w:pPr>
+              <w:pStyle w:val="32"/>
+            </w:pPr>
+            <w:r>
+              <w:t>水土保持投资概算表、分部工程概算表、独立费用和预备费、水土保持补偿费计算、措施和投资摘要</w:t>
+            </w:r>
+          </w:p>
+        </w:tc>
+        <w:tc>
+          <w:tcPr>
+            <w:tcW w:w="2769" w:type="dxa"/>
+          </w:tcPr>
+          <w:p>
+            <w:pPr>
+              <w:pStyle w:val="32"/>
+            </w:pPr>
+            <w:r>
+              <w:t>水土保持投资及效益分析成果、结论、水土保持投资及效益分析、投资估算、编制原则及依据、编制说明与估算成果、效益分析</w:t>
+            </w:r>
+          </w:p>
+        </w:tc>
+      </w:tr>
+      <w:tr>
+        <w:tblPrEx>
+          <w:tblBorders>
+            <w:top w:val="single" w:color="auto" w:sz="4" w:space="0"/>
+            <w:left w:val="single" w:color="auto" w:sz="4" w:space="0"/>
+            <w:bottom w:val="single" w:color="auto" w:sz="4" w:space="0"/>
+            <w:right w:val="single" w:color="auto" w:sz="4" w:space="0"/>
+            <w:insideH w:val="single" w:color="auto" w:sz="4" w:space="0"/>
+            <w:insideV w:val="single" w:color="auto" w:sz="4" w:space="0"/>
+          </w:tblBorders>
+          <w:tblCellMar>
+            <w:top w:w="0" w:type="dxa"/>
+            <w:left w:w="108" w:type="dxa"/>
+            <w:bottom w:w="0" w:type="dxa"/>
+            <w:right w:w="108" w:type="dxa"/>
+          </w:tblCellMar>
+        </w:tblPrEx>
+        <w:tc>
+          <w:tcPr>
+            <w:tcW w:w="2769" w:type="dxa"/>
+          </w:tcPr>
+          <w:p>
+            <w:pPr>
+              <w:pStyle w:val="32"/>
+            </w:pPr>
+            <w:r>
+              <w:t>弃方消纳与临时堆土资料</w:t>
+            </w:r>
+          </w:p>
+        </w:tc>
+        <w:tc>
+          <w:tcPr>
+            <w:tcW w:w="2769" w:type="dxa"/>
+          </w:tcPr>
+          <w:p>
+            <w:pPr>
+              <w:pStyle w:val="32"/>
+            </w:pPr>
+            <w:r>
+              <w:t>弃方去向证明、土方运输合同或消纳协议</w:t>
+            </w:r>
+          </w:p>
+        </w:tc>
+        <w:tc>
+          <w:tcPr>
+            <w:tcW w:w="2769" w:type="dxa"/>
+          </w:tcPr>
+          <w:p>
+            <w:pPr>
+              <w:pStyle w:val="32"/>
+            </w:pPr>
+            <w:r>
+              <w:t>弃渣场选址与堆置、弃渣场(不涉及的不列)、临时堆土场(不涉及的不列)、弃渣场选址与堆置（不设弃渣场、临时堆土场的不列）、渣土来源及流向、弃渣场选址、堆置方案与级别</w:t>
+            </w:r>
+          </w:p>
+        </w:tc>
+      </w:tr>
+      <w:tr>
+        <w:tblPrEx>
+          <w:tblBorders>
+            <w:top w:val="single" w:color="auto" w:sz="4" w:space="0"/>
+            <w:left w:val="single" w:color="auto" w:sz="4" w:space="0"/>
+            <w:bottom w:val="single" w:color="auto" w:sz="4" w:space="0"/>
+            <w:right w:val="single" w:color="auto" w:sz="4" w:space="0"/>
+            <w:insideH w:val="single" w:color="auto" w:sz="4" w:space="0"/>
+            <w:insideV w:val="single" w:color="auto" w:sz="4" w:space="0"/>
+          </w:tblBorders>
+          <w:tblCellMar>
+            <w:top w:w="0" w:type="dxa"/>
+            <w:left w:w="108" w:type="dxa"/>
+            <w:bottom w:w="0" w:type="dxa"/>
+            <w:right w:w="108" w:type="dxa"/>
+          </w:tblCellMar>
+        </w:tblPrEx>
+        <w:tc>
+          <w:tcPr>
+            <w:tcW w:w="2769" w:type="dxa"/>
+          </w:tcPr>
+          <w:p>
+            <w:pPr>
+              <w:pStyle w:val="32"/>
+            </w:pPr>
+            <w:r>
+              <w:t>防治目标与措施资料</w:t>
+            </w:r>
+          </w:p>
+        </w:tc>
+        <w:tc>
+          <w:tcPr>
+            <w:tcW w:w="2769" w:type="dxa"/>
+          </w:tcPr>
+          <w:p>
+            <w:pPr>
+              <w:pStyle w:val="32"/>
+            </w:pPr>
+            <w:r>
+              <w:t>六项目标达标测算表</w:t>
+            </w:r>
+          </w:p>
+        </w:tc>
+        <w:tc>
+          <w:tcPr>
+            <w:tcW w:w="2769" w:type="dxa"/>
+          </w:tcPr>
+          <w:p>
+            <w:pPr>
+              <w:pStyle w:val="32"/>
+            </w:pPr>
+            <w:r>
+              <w:t>水土保持投资及效益分析成果、水土保持投资及效益分析、投资估算、编制原则及依据、编制说明与估算成果、效益分析</w:t>
+            </w:r>
+          </w:p>
+        </w:tc>
+      </w:tr>
+      <w:tr>
+        <w:tblPrEx>
+          <w:tblBorders>
+            <w:top w:val="single" w:color="auto" w:sz="4" w:space="0"/>
+            <w:left w:val="single" w:color="auto" w:sz="4" w:space="0"/>
+            <w:bottom w:val="single" w:color="auto" w:sz="4" w:space="0"/>
+            <w:right w:val="single" w:color="auto" w:sz="4" w:space="0"/>
+            <w:insideH w:val="single" w:color="auto" w:sz="4" w:space="0"/>
+            <w:insideV w:val="single" w:color="auto" w:sz="4" w:space="0"/>
+          </w:tblBorders>
+          <w:tblCellMar>
+            <w:top w:w="0" w:type="dxa"/>
+            <w:left w:w="108" w:type="dxa"/>
+            <w:bottom w:w="0" w:type="dxa"/>
+            <w:right w:w="108" w:type="dxa"/>
+          </w:tblCellMar>
+        </w:tblPrEx>
+        <w:tc>
+          <w:tcPr>
+            <w:tcW w:w="2769" w:type="dxa"/>
+          </w:tcPr>
+          <w:p>
+            <w:pPr>
+              <w:pStyle w:val="32"/>
+            </w:pPr>
+            <w:r>
+              <w:t>水土流失预测资料</w:t>
+            </w:r>
+          </w:p>
+        </w:tc>
+        <w:tc>
+          <w:tcPr>
+            <w:tcW w:w="2769" w:type="dxa"/>
+          </w:tcPr>
+          <w:p>
+            <w:pPr>
+              <w:pStyle w:val="32"/>
+            </w:pPr>
+            <w:r>
+              <w:t>预测单元划分、施工期和自然恢复期预测时段</w:t>
+            </w:r>
+          </w:p>
+        </w:tc>
+        <w:tc>
+          <w:tcPr>
+            <w:tcW w:w="2769" w:type="dxa"/>
+          </w:tcPr>
+          <w:p>
+            <w:pPr>
+              <w:pStyle w:val="32"/>
+            </w:pPr>
+            <w:r>
+              <w:t>水土流失预测结果、水土流失现状、水土流失影响因素分析、土壤流失量预测、水土流失危害分析</w:t>
+            </w:r>
+          </w:p>
+        </w:tc>
+      </w:tr>
+      <w:tr>
+        <w:tblPrEx>
+          <w:tblBorders>
+            <w:top w:val="single" w:color="auto" w:sz="4" w:space="0"/>
+            <w:left w:val="single" w:color="auto" w:sz="4" w:space="0"/>
+            <w:bottom w:val="single" w:color="auto" w:sz="4" w:space="0"/>
+            <w:right w:val="single" w:color="auto" w:sz="4" w:space="0"/>
+            <w:insideH w:val="single" w:color="auto" w:sz="4" w:space="0"/>
+            <w:insideV w:val="single" w:color="auto" w:sz="4" w:space="0"/>
+          </w:tblBorders>
+          <w:tblCellMar>
+            <w:top w:w="0" w:type="dxa"/>
+            <w:left w:w="108" w:type="dxa"/>
+            <w:bottom w:w="0" w:type="dxa"/>
+            <w:right w:w="108" w:type="dxa"/>
+          </w:tblCellMar>
+        </w:tblPrEx>
+        <w:tc>
+          <w:tcPr>
+            <w:tcW w:w="2769" w:type="dxa"/>
+          </w:tcPr>
+          <w:p>
+            <w:pPr>
+              <w:pStyle w:val="32"/>
+            </w:pPr>
+            <w:r>
+              <w:t>其他补充资料</w:t>
+            </w:r>
+          </w:p>
+        </w:tc>
+        <w:tc>
+          <w:tcPr>
+            <w:tcW w:w="2769" w:type="dxa"/>
+          </w:tcPr>
+          <w:p>
+            <w:pPr>
+              <w:pStyle w:val="32"/>
+            </w:pPr>
+            <w:r>
+              <w:t>项目水土保持评价结论、下一步工作建议、取土场设置说明或不设置说明、取土来源证明</w:t>
+            </w:r>
+          </w:p>
+        </w:tc>
+        <w:tc>
+          <w:tcPr>
+            <w:tcW w:w="2769" w:type="dxa"/>
+          </w:tcPr>
+          <w:p>
+            <w:pPr>
+              <w:pStyle w:val="32"/>
+            </w:pPr>
+            <w:r>
+              <w:t>结论、取土场(不涉及的不列）、取土场设置评价（不设取土场的不列）</w:t>
+            </w:r>
+          </w:p>
+        </w:tc>
+      </w:tr>
+      <w:tr>
+        <w:tblPrEx>
+          <w:tblBorders>
+            <w:top w:val="single" w:color="auto" w:sz="4" w:space="0"/>
+            <w:left w:val="single" w:color="auto" w:sz="4" w:space="0"/>
+            <w:bottom w:val="single" w:color="auto" w:sz="4" w:space="0"/>
+            <w:right w:val="single" w:color="auto" w:sz="4" w:space="0"/>
+            <w:insideH w:val="single" w:color="auto" w:sz="4" w:space="0"/>
+            <w:insideV w:val="single" w:color="auto" w:sz="4" w:space="0"/>
+          </w:tblBorders>
+          <w:tblCellMar>
+            <w:top w:w="0" w:type="dxa"/>
+            <w:left w:w="108" w:type="dxa"/>
+            <w:bottom w:w="0" w:type="dxa"/>
+            <w:right w:w="108" w:type="dxa"/>
+          </w:tblCellMar>
+        </w:tblPrEx>
+        <w:tc>
+          <w:tcPr>
+            <w:tcW w:w="2769" w:type="dxa"/>
+          </w:tcPr>
+          <w:p>
+            <w:pPr>
+              <w:pStyle w:val="32"/>
+            </w:pPr>
+            <w:r>
+              <w:t>水土保持管理与验收资料</w:t>
+            </w:r>
+          </w:p>
+        </w:tc>
+        <w:tc>
+          <w:tcPr>
+            <w:tcW w:w="2769" w:type="dxa"/>
+          </w:tcPr>
+          <w:p>
+            <w:pPr>
+              <w:pStyle w:val="32"/>
+            </w:pPr>
+            <w:r>
+              <w:t>组织管理要求、后续设计要求、水土保持监理要求、设施验收和报备要求</w:t>
+            </w:r>
+          </w:p>
+        </w:tc>
+        <w:tc>
+          <w:tcPr>
+            <w:tcW w:w="2769" w:type="dxa"/>
+          </w:tcPr>
+          <w:p>
+            <w:pPr>
+              <w:pStyle w:val="32"/>
+            </w:pPr>
+            <w:r>
+              <w:t>水土保持管理</w:t>
+            </w:r>
+          </w:p>
+        </w:tc>
+      </w:tr>
+    </w:tbl>
+    <w:p>
+      <w:pPr>
+        <w:pStyle w:val="28"/>
+      </w:pPr>
+      <w:r>
+        <w:t>可补充资料</w:t>
+      </w:r>
+    </w:p>
+    <w:tbl>
+      <w:tblPr>
+        <w:tblStyle w:val="21"/>
+        <w:tblW w:w="0" w:type="auto"/>
+        <w:tblInd w:w="0" w:type="dxa"/>
+        <w:tblBorders>
+          <w:top w:val="single" w:color="auto" w:sz="4" w:space="0"/>
+          <w:left w:val="single" w:color="auto" w:sz="4" w:space="0"/>
+          <w:bottom w:val="single" w:color="auto" w:sz="4" w:space="0"/>
+          <w:right w:val="single" w:color="auto" w:sz="4" w:space="0"/>
+          <w:insideH w:val="single" w:color="auto" w:sz="4" w:space="0"/>
+          <w:insideV w:val="single" w:color="auto" w:sz="4" w:space="0"/>
+        </w:tblBorders>
+        <w:tblLayout w:type="autofit"/>
+        <w:tblCellMar>
+          <w:top w:w="0" w:type="dxa"/>
+          <w:left w:w="108" w:type="dxa"/>
+          <w:bottom w:w="0" w:type="dxa"/>
+          <w:right w:w="108" w:type="dxa"/>
+        </w:tblCellMar>
+      </w:tblPr>
+      <w:tblGrid>
+        <w:gridCol w:w="2769"/>
+        <w:gridCol w:w="2769"/>
+        <w:gridCol w:w="2769"/>
+      </w:tblGrid>
+      <w:tr>
+        <w:tblPrEx>
+          <w:tblBorders>
+            <w:top w:val="single" w:color="auto" w:sz="4" w:space="0"/>
+            <w:left w:val="single" w:color="auto" w:sz="4" w:space="0"/>
+            <w:bottom w:val="single" w:color="auto" w:sz="4" w:space="0"/>
+            <w:right w:val="single" w:color="auto" w:sz="4" w:space="0"/>
+            <w:insideH w:val="single" w:color="auto" w:sz="4" w:space="0"/>
+            <w:insideV w:val="single" w:color="auto" w:sz="4" w:space="0"/>
+          </w:tblBorders>
+          <w:tblCellMar>
+            <w:top w:w="0" w:type="dxa"/>
+            <w:left w:w="108" w:type="dxa"/>
+            <w:bottom w:w="0" w:type="dxa"/>
+            <w:right w:w="108" w:type="dxa"/>
+          </w:tblCellMar>
+        </w:tblPrEx>
+        <w:tc>
+          <w:tcPr>
+            <w:tcW w:w="2769" w:type="dxa"/>
+          </w:tcPr>
+          <w:p>
+            <w:pPr>
+              <w:pStyle w:val="32"/>
+            </w:pPr>
+            <w:r>
+              <w:t>资料类别</w:t>
+            </w:r>
+          </w:p>
+        </w:tc>
+        <w:tc>
+          <w:tcPr>
+            <w:tcW w:w="2769" w:type="dxa"/>
+          </w:tcPr>
+          <w:p>
+            <w:pPr>
+              <w:pStyle w:val="32"/>
+            </w:pPr>
+            <w:r>
+              <w:t>可补充资料</w:t>
+            </w:r>
+          </w:p>
+        </w:tc>
+        <w:tc>
+          <w:tcPr>
+            <w:tcW w:w="2769" w:type="dxa"/>
+          </w:tcPr>
+          <w:p>
+            <w:pPr>
+              <w:pStyle w:val="32"/>
+            </w:pPr>
+            <w:r>
+              <w:t>主要影响章节</w:t>
+            </w:r>
+          </w:p>
+        </w:tc>
+      </w:tr>
+      <w:tr>
+        <w:tblPrEx>
+          <w:tblBorders>
+            <w:top w:val="single" w:color="auto" w:sz="4" w:space="0"/>
+            <w:left w:val="single" w:color="auto" w:sz="4" w:space="0"/>
+            <w:bottom w:val="single" w:color="auto" w:sz="4" w:space="0"/>
+            <w:right w:val="single" w:color="auto" w:sz="4" w:space="0"/>
+            <w:insideH w:val="single" w:color="auto" w:sz="4" w:space="0"/>
+            <w:insideV w:val="single" w:color="auto" w:sz="4" w:space="0"/>
+          </w:tblBorders>
+          <w:tblCellMar>
+            <w:top w:w="0" w:type="dxa"/>
+            <w:left w:w="108" w:type="dxa"/>
+            <w:bottom w:w="0" w:type="dxa"/>
+            <w:right w:w="108" w:type="dxa"/>
+          </w:tblCellMar>
+        </w:tblPrEx>
+        <w:tc>
+          <w:tcPr>
+            <w:tcW w:w="2769" w:type="dxa"/>
+          </w:tcPr>
+          <w:p>
+            <w:pPr>
+              <w:pStyle w:val="32"/>
+            </w:pPr>
+            <w:r>
+              <w:t>工程占地与土石方资料</w:t>
+            </w:r>
+          </w:p>
+        </w:tc>
+        <w:tc>
+          <w:tcPr>
+            <w:tcW w:w="2769" w:type="dxa"/>
+          </w:tcPr>
+          <w:p>
+            <w:pPr>
+              <w:pStyle w:val="32"/>
+            </w:pPr>
+            <w:r>
+              <w:t>工程占地和土石方水土保持评价表、土石方调运图、道路破除和恢复工程量、防治责任范围图</w:t>
+            </w:r>
+          </w:p>
+        </w:tc>
+        <w:tc>
+          <w:tcPr>
+            <w:tcW w:w="2769" w:type="dxa"/>
+          </w:tcPr>
+          <w:p>
+            <w:pPr>
+              <w:pStyle w:val="32"/>
+            </w:pPr>
+            <w:r>
+              <w:t>项目水土保持评价结论、表土资源保护与利用、弃渣场选址与堆置、水土流失防治责任范围及目标、工程占地、土石方平衡、项目水土保持评价、主体工程选址（线）水土保持评价、建设方案与布局水土保持评价、工程占地评价等29项</w:t>
+            </w:r>
+          </w:p>
+        </w:tc>
+      </w:tr>
+      <w:tr>
+        <w:tblPrEx>
+          <w:tblBorders>
+            <w:top w:val="single" w:color="auto" w:sz="4" w:space="0"/>
+            <w:left w:val="single" w:color="auto" w:sz="4" w:space="0"/>
+            <w:bottom w:val="single" w:color="auto" w:sz="4" w:space="0"/>
+            <w:right w:val="single" w:color="auto" w:sz="4" w:space="0"/>
+            <w:insideH w:val="single" w:color="auto" w:sz="4" w:space="0"/>
+            <w:insideV w:val="single" w:color="auto" w:sz="4" w:space="0"/>
+          </w:tblBorders>
+          <w:tblCellMar>
+            <w:top w:w="0" w:type="dxa"/>
+            <w:left w:w="108" w:type="dxa"/>
+            <w:bottom w:w="0" w:type="dxa"/>
+            <w:right w:w="108" w:type="dxa"/>
+          </w:tblCellMar>
+        </w:tblPrEx>
+        <w:tc>
+          <w:tcPr>
+            <w:tcW w:w="2769" w:type="dxa"/>
+          </w:tcPr>
+          <w:p>
+            <w:pPr>
+              <w:pStyle w:val="32"/>
+            </w:pPr>
+            <w:r>
+              <w:t>项目区自然与水土流失背景资料</w:t>
+            </w:r>
+          </w:p>
+        </w:tc>
+        <w:tc>
+          <w:tcPr>
+            <w:tcW w:w="2769" w:type="dxa"/>
+          </w:tcPr>
+          <w:p>
+            <w:pPr>
+              <w:pStyle w:val="32"/>
+            </w:pPr>
+            <w:r>
+              <w:t>水土保持公报、现场照片或遥感影像、水土流失危害分析说明</w:t>
+            </w:r>
+          </w:p>
+        </w:tc>
+        <w:tc>
+          <w:tcPr>
+            <w:tcW w:w="2769" w:type="dxa"/>
+          </w:tcPr>
+          <w:p>
+            <w:pPr>
+              <w:pStyle w:val="32"/>
+            </w:pPr>
+            <w:r>
+              <w:t>自然简况、水土流失预测结果、自然概况、地质、地貌、气候气象、水文、土壤、植被、水土保持敏感区及其他敏感区等14项</w:t>
+            </w:r>
+          </w:p>
+        </w:tc>
+      </w:tr>
+      <w:tr>
+        <w:tblPrEx>
+          <w:tblBorders>
+            <w:top w:val="single" w:color="auto" w:sz="4" w:space="0"/>
+            <w:left w:val="single" w:color="auto" w:sz="4" w:space="0"/>
+            <w:bottom w:val="single" w:color="auto" w:sz="4" w:space="0"/>
+            <w:right w:val="single" w:color="auto" w:sz="4" w:space="0"/>
+            <w:insideH w:val="single" w:color="auto" w:sz="4" w:space="0"/>
+            <w:insideV w:val="single" w:color="auto" w:sz="4" w:space="0"/>
+          </w:tblBorders>
+          <w:tblCellMar>
+            <w:top w:w="0" w:type="dxa"/>
+            <w:left w:w="108" w:type="dxa"/>
+            <w:bottom w:w="0" w:type="dxa"/>
+            <w:right w:w="108" w:type="dxa"/>
+          </w:tblCellMar>
+        </w:tblPrEx>
+        <w:tc>
+          <w:tcPr>
+            <w:tcW w:w="2769" w:type="dxa"/>
+          </w:tcPr>
+          <w:p>
+            <w:pPr>
+              <w:pStyle w:val="32"/>
+            </w:pPr>
+            <w:r>
+              <w:t>其他补充资料</w:t>
+            </w:r>
+          </w:p>
+        </w:tc>
+        <w:tc>
+          <w:tcPr>
+            <w:tcW w:w="2769" w:type="dxa"/>
+          </w:tcPr>
+          <w:p>
+            <w:pPr>
+              <w:pStyle w:val="32"/>
+            </w:pPr>
+            <w:r>
+              <w:t>区域地质资料、专家审查意见、建设管理承诺、取土场水土保持防护资料</w:t>
+            </w:r>
+          </w:p>
+        </w:tc>
+        <w:tc>
+          <w:tcPr>
+            <w:tcW w:w="2769" w:type="dxa"/>
+          </w:tcPr>
+          <w:p>
+            <w:pPr>
+              <w:pStyle w:val="32"/>
+            </w:pPr>
+            <w:r>
+              <w:t>自然简况、结论、取土场(不涉及的不列）、自然概况、地质、地貌、气候气象、水文、土壤、植被等13项</w:t>
+            </w:r>
+          </w:p>
+        </w:tc>
+      </w:tr>
+      <w:tr>
+        <w:tblPrEx>
+          <w:tblBorders>
+            <w:top w:val="single" w:color="auto" w:sz="4" w:space="0"/>
+            <w:left w:val="single" w:color="auto" w:sz="4" w:space="0"/>
+            <w:bottom w:val="single" w:color="auto" w:sz="4" w:space="0"/>
+            <w:right w:val="single" w:color="auto" w:sz="4" w:space="0"/>
+            <w:insideH w:val="single" w:color="auto" w:sz="4" w:space="0"/>
+            <w:insideV w:val="single" w:color="auto" w:sz="4" w:space="0"/>
+          </w:tblBorders>
+          <w:tblCellMar>
+            <w:top w:w="0" w:type="dxa"/>
+            <w:left w:w="108" w:type="dxa"/>
+            <w:bottom w:w="0" w:type="dxa"/>
+            <w:right w:w="108" w:type="dxa"/>
+          </w:tblCellMar>
+        </w:tblPrEx>
+        <w:tc>
+          <w:tcPr>
+            <w:tcW w:w="2769" w:type="dxa"/>
+          </w:tcPr>
+          <w:p>
+            <w:pPr>
+              <w:pStyle w:val="32"/>
+            </w:pPr>
+            <w:r>
+              <w:t>水土保持评价资料</w:t>
+            </w:r>
+          </w:p>
+        </w:tc>
+        <w:tc>
+          <w:tcPr>
+            <w:tcW w:w="2769" w:type="dxa"/>
+          </w:tcPr>
+          <w:p>
+            <w:pPr>
+              <w:pStyle w:val="32"/>
+            </w:pPr>
+            <w:r>
+              <w:t>长江保护法等区域管控符合性资料</w:t>
+            </w:r>
+          </w:p>
+        </w:tc>
+        <w:tc>
+          <w:tcPr>
+            <w:tcW w:w="2769" w:type="dxa"/>
+          </w:tcPr>
+          <w:p>
+            <w:pPr>
+              <w:pStyle w:val="32"/>
+            </w:pPr>
+            <w:r>
+              <w:t>项目水土保持评价结论、弃渣场选址与堆置、项目水土保持评价、主体工程选址（线）水土保持评价、建设方案与布局水土保持评价、施工方法与工艺评价、主体工程设计中具有水土保持功能工程的分析评价、弃渣场选址与堆置（不设弃渣场、临时堆土场的不列）、弃渣场选址、堆置方案与级别</w:t>
+            </w:r>
+          </w:p>
+        </w:tc>
+      </w:tr>
+      <w:tr>
+        <w:tblPrEx>
+          <w:tblBorders>
+            <w:top w:val="single" w:color="auto" w:sz="4" w:space="0"/>
+            <w:left w:val="single" w:color="auto" w:sz="4" w:space="0"/>
+            <w:bottom w:val="single" w:color="auto" w:sz="4" w:space="0"/>
+            <w:right w:val="single" w:color="auto" w:sz="4" w:space="0"/>
+            <w:insideH w:val="single" w:color="auto" w:sz="4" w:space="0"/>
+            <w:insideV w:val="single" w:color="auto" w:sz="4" w:space="0"/>
+          </w:tblBorders>
+          <w:tblCellMar>
+            <w:top w:w="0" w:type="dxa"/>
+            <w:left w:w="108" w:type="dxa"/>
+            <w:bottom w:w="0" w:type="dxa"/>
+            <w:right w:w="108" w:type="dxa"/>
+          </w:tblCellMar>
+        </w:tblPrEx>
+        <w:tc>
+          <w:tcPr>
+            <w:tcW w:w="2769" w:type="dxa"/>
+          </w:tcPr>
+          <w:p>
+            <w:pPr>
+              <w:pStyle w:val="32"/>
+            </w:pPr>
+            <w:r>
+              <w:t>水土保持监测资料</w:t>
+            </w:r>
+          </w:p>
+        </w:tc>
+        <w:tc>
+          <w:tcPr>
+            <w:tcW w:w="2769" w:type="dxa"/>
+          </w:tcPr>
+          <w:p>
+            <w:pPr>
+              <w:pStyle w:val="32"/>
+            </w:pPr>
+            <w:r>
+              <w:t>监测设施布设图、监测成果提交要求</w:t>
+            </w:r>
+          </w:p>
+        </w:tc>
+        <w:tc>
+          <w:tcPr>
+            <w:tcW w:w="2769" w:type="dxa"/>
+          </w:tcPr>
+          <w:p>
+            <w:pPr>
+              <w:pStyle w:val="32"/>
+            </w:pPr>
+            <w:r>
+              <w:t>水土保持监测方案、水土保持监测、范围和时段、内容、方法与频次、监测内容、监测方法与频次、点位布设与监测设施、实施条件和成果</w:t>
+            </w:r>
+          </w:p>
+        </w:tc>
+      </w:tr>
+      <w:tr>
+        <w:tblPrEx>
+          <w:tblBorders>
+            <w:top w:val="single" w:color="auto" w:sz="4" w:space="0"/>
+            <w:left w:val="single" w:color="auto" w:sz="4" w:space="0"/>
+            <w:bottom w:val="single" w:color="auto" w:sz="4" w:space="0"/>
+            <w:right w:val="single" w:color="auto" w:sz="4" w:space="0"/>
+            <w:insideH w:val="single" w:color="auto" w:sz="4" w:space="0"/>
+            <w:insideV w:val="single" w:color="auto" w:sz="4" w:space="0"/>
+          </w:tblBorders>
+          <w:tblCellMar>
+            <w:top w:w="0" w:type="dxa"/>
+            <w:left w:w="108" w:type="dxa"/>
+            <w:bottom w:w="0" w:type="dxa"/>
+            <w:right w:w="108" w:type="dxa"/>
+          </w:tblCellMar>
+        </w:tblPrEx>
+        <w:tc>
+          <w:tcPr>
+            <w:tcW w:w="2769" w:type="dxa"/>
+          </w:tcPr>
+          <w:p>
+            <w:pPr>
+              <w:pStyle w:val="32"/>
+            </w:pPr>
+            <w:r>
+              <w:t>弃方消纳与临时堆土资料</w:t>
+            </w:r>
+          </w:p>
+        </w:tc>
+        <w:tc>
+          <w:tcPr>
+            <w:tcW w:w="2769" w:type="dxa"/>
+          </w:tcPr>
+          <w:p>
+            <w:pPr>
+              <w:pStyle w:val="32"/>
+            </w:pPr>
+            <w:r>
+              <w:t>弃渣综合利用说明、运输路线和防护要求</w:t>
+            </w:r>
+          </w:p>
+        </w:tc>
+        <w:tc>
+          <w:tcPr>
+            <w:tcW w:w="2769" w:type="dxa"/>
+          </w:tcPr>
+          <w:p>
+            <w:pPr>
+              <w:pStyle w:val="32"/>
+            </w:pPr>
+            <w:r>
+              <w:t>弃渣场选址与堆置、弃渣场(不涉及的不列)、临时堆土场(不涉及的不列)、弃渣场选址与堆置（不设弃渣场、临时堆土场的不列）、渣土来源及流向、弃渣场选址、堆置方案与级别</w:t>
+            </w:r>
+          </w:p>
+        </w:tc>
+      </w:tr>
+      <w:tr>
+        <w:tblPrEx>
+          <w:tblBorders>
+            <w:top w:val="single" w:color="auto" w:sz="4" w:space="0"/>
+            <w:left w:val="single" w:color="auto" w:sz="4" w:space="0"/>
+            <w:bottom w:val="single" w:color="auto" w:sz="4" w:space="0"/>
+            <w:right w:val="single" w:color="auto" w:sz="4" w:space="0"/>
+            <w:insideH w:val="single" w:color="auto" w:sz="4" w:space="0"/>
+            <w:insideV w:val="single" w:color="auto" w:sz="4" w:space="0"/>
+          </w:tblBorders>
+          <w:tblCellMar>
+            <w:top w:w="0" w:type="dxa"/>
+            <w:left w:w="108" w:type="dxa"/>
+            <w:bottom w:w="0" w:type="dxa"/>
+            <w:right w:w="108" w:type="dxa"/>
+          </w:tblCellMar>
+        </w:tblPrEx>
+        <w:tc>
+          <w:tcPr>
+            <w:tcW w:w="2769" w:type="dxa"/>
+          </w:tcPr>
+          <w:p>
+            <w:pPr>
+              <w:pStyle w:val="32"/>
+            </w:pPr>
+            <w:r>
+              <w:t>投资概算与效益资料</w:t>
+            </w:r>
+          </w:p>
+        </w:tc>
+        <w:tc>
+          <w:tcPr>
+            <w:tcW w:w="2769" w:type="dxa"/>
+          </w:tcPr>
+          <w:p>
+            <w:pPr>
+              <w:pStyle w:val="32"/>
+            </w:pPr>
+            <w:r>
+              <w:t>单价分析表、价格信息和定额依据</w:t>
+            </w:r>
+          </w:p>
+        </w:tc>
+        <w:tc>
+          <w:tcPr>
+            <w:tcW w:w="2769" w:type="dxa"/>
+          </w:tcPr>
+          <w:p>
+            <w:pPr>
+              <w:pStyle w:val="32"/>
+            </w:pPr>
+            <w:r>
+              <w:t>水土保持投资及效益分析成果、水土保持投资及效益分析、投资估算、编制原则及依据、编制说明与估算成果、效益分析</w:t>
+            </w:r>
+          </w:p>
+        </w:tc>
+      </w:tr>
+      <w:tr>
+        <w:tblPrEx>
+          <w:tblBorders>
+            <w:top w:val="single" w:color="auto" w:sz="4" w:space="0"/>
+            <w:left w:val="single" w:color="auto" w:sz="4" w:space="0"/>
+            <w:bottom w:val="single" w:color="auto" w:sz="4" w:space="0"/>
+            <w:right w:val="single" w:color="auto" w:sz="4" w:space="0"/>
+            <w:insideH w:val="single" w:color="auto" w:sz="4" w:space="0"/>
+            <w:insideV w:val="single" w:color="auto" w:sz="4" w:space="0"/>
+          </w:tblBorders>
+          <w:tblCellMar>
+            <w:top w:w="0" w:type="dxa"/>
+            <w:left w:w="108" w:type="dxa"/>
+            <w:bottom w:w="0" w:type="dxa"/>
+            <w:right w:w="108" w:type="dxa"/>
+          </w:tblCellMar>
+        </w:tblPrEx>
+        <w:tc>
+          <w:tcPr>
+            <w:tcW w:w="2769" w:type="dxa"/>
+          </w:tcPr>
+          <w:p>
+            <w:pPr>
+              <w:pStyle w:val="32"/>
+            </w:pPr>
+            <w:r>
+              <w:t>附件附图资料</w:t>
+            </w:r>
+          </w:p>
+        </w:tc>
+        <w:tc>
+          <w:tcPr>
+            <w:tcW w:w="2769" w:type="dxa"/>
+          </w:tcPr>
+          <w:p>
+            <w:pPr>
+              <w:pStyle w:val="32"/>
+            </w:pPr>
+            <w:r>
+              <w:t>用地预审或规划审查意见、取土场位置图</w:t>
+            </w:r>
+          </w:p>
+        </w:tc>
+        <w:tc>
+          <w:tcPr>
+            <w:tcW w:w="2769" w:type="dxa"/>
+          </w:tcPr>
+          <w:p>
+            <w:pPr>
+              <w:pStyle w:val="32"/>
+            </w:pPr>
+            <w:r>
+              <w:t>水土流失防治责任范围及目标、取土场(不涉及的不列）、工程占地、工程占地评价、取土场设置评价（不设取土场的不列）、水土流失防治责任范围</w:t>
+            </w:r>
+          </w:p>
+        </w:tc>
+      </w:tr>
+      <w:tr>
+        <w:tblPrEx>
+          <w:tblBorders>
+            <w:top w:val="single" w:color="auto" w:sz="4" w:space="0"/>
+            <w:left w:val="single" w:color="auto" w:sz="4" w:space="0"/>
+            <w:bottom w:val="single" w:color="auto" w:sz="4" w:space="0"/>
+            <w:right w:val="single" w:color="auto" w:sz="4" w:space="0"/>
+            <w:insideH w:val="single" w:color="auto" w:sz="4" w:space="0"/>
+            <w:insideV w:val="single" w:color="auto" w:sz="4" w:space="0"/>
+          </w:tblBorders>
+          <w:tblCellMar>
+            <w:top w:w="0" w:type="dxa"/>
+            <w:left w:w="108" w:type="dxa"/>
+            <w:bottom w:w="0" w:type="dxa"/>
+            <w:right w:w="108" w:type="dxa"/>
+          </w:tblCellMar>
+        </w:tblPrEx>
+        <w:tc>
+          <w:tcPr>
+            <w:tcW w:w="2769" w:type="dxa"/>
+          </w:tcPr>
+          <w:p>
+            <w:pPr>
+              <w:pStyle w:val="32"/>
+            </w:pPr>
+            <w:r>
+              <w:t>水土流失预测资料</w:t>
+            </w:r>
+          </w:p>
+        </w:tc>
+        <w:tc>
+          <w:tcPr>
+            <w:tcW w:w="2769" w:type="dxa"/>
+          </w:tcPr>
+          <w:p>
+            <w:pPr>
+              <w:pStyle w:val="32"/>
+            </w:pPr>
+            <w:r>
+              <w:t>扰动地表面积分区表</w:t>
+            </w:r>
+          </w:p>
+        </w:tc>
+        <w:tc>
+          <w:tcPr>
+            <w:tcW w:w="2769" w:type="dxa"/>
+          </w:tcPr>
+          <w:p>
+            <w:pPr>
+              <w:pStyle w:val="32"/>
+            </w:pPr>
+            <w:r>
+              <w:t>水土流失预测结果、水土流失现状、水土流失影响因素分析、土壤流失量预测、水土流失危害分析</w:t>
+            </w:r>
+          </w:p>
+        </w:tc>
+      </w:tr>
+      <w:tr>
+        <w:tblPrEx>
+          <w:tblBorders>
+            <w:top w:val="single" w:color="auto" w:sz="4" w:space="0"/>
+            <w:left w:val="single" w:color="auto" w:sz="4" w:space="0"/>
+            <w:bottom w:val="single" w:color="auto" w:sz="4" w:space="0"/>
+            <w:right w:val="single" w:color="auto" w:sz="4" w:space="0"/>
+            <w:insideH w:val="single" w:color="auto" w:sz="4" w:space="0"/>
+            <w:insideV w:val="single" w:color="auto" w:sz="4" w:space="0"/>
+          </w:tblBorders>
+          <w:tblCellMar>
+            <w:top w:w="0" w:type="dxa"/>
+            <w:left w:w="108" w:type="dxa"/>
+            <w:bottom w:w="0" w:type="dxa"/>
+            <w:right w:w="108" w:type="dxa"/>
+          </w:tblCellMar>
+        </w:tblPrEx>
+        <w:tc>
+          <w:tcPr>
+            <w:tcW w:w="2769" w:type="dxa"/>
+          </w:tcPr>
+          <w:p>
+            <w:pPr>
+              <w:pStyle w:val="32"/>
+            </w:pPr>
+            <w:r>
+              <w:t>水土保持管理与验收资料</w:t>
+            </w:r>
+          </w:p>
+        </w:tc>
+        <w:tc>
+          <w:tcPr>
+            <w:tcW w:w="2769" w:type="dxa"/>
+          </w:tcPr>
+          <w:p>
+            <w:pPr>
+              <w:pStyle w:val="32"/>
+            </w:pPr>
+            <w:r>
+              <w:t>档案管理和运行管护要求、监督检查整改要求</w:t>
+            </w:r>
+          </w:p>
+        </w:tc>
+        <w:tc>
+          <w:tcPr>
+            <w:tcW w:w="2769" w:type="dxa"/>
+          </w:tcPr>
+          <w:p>
+            <w:pPr>
+              <w:pStyle w:val="32"/>
+            </w:pPr>
+            <w:r>
+              <w:t>水土保持管理</w:t>
+            </w:r>
+          </w:p>
+        </w:tc>
+      </w:tr>
+    </w:tbl>
+    <w:p/>
     <w:sectPr>
       <w:headerReference r:id="rId5" w:type="default"/>
       <w:pgSz w:w="11906" w:h="16838"/>

--- a/Engineering_Report_Agent/output_report.docx
+++ b/Engineering_Report_Agent/output_report.docx
@@ -6,6 +6,8 @@
       <w:pPr>
         <w:pStyle w:val="27"/>
       </w:pPr>
+      <w:bookmarkStart w:id="0" w:name="_GoBack"/>
+      <w:bookmarkEnd w:id="0"/>
       <w:r>
         <w:t>综合说明</w:t>
       </w:r>
@@ -27,6 +29,7 @@
       </w:r>
     </w:p>
     <w:p>
+      <w:pPr/>
       <w:r>
         <w:t>黄冈市东坡大道片区污水收集管网建设工程为新建项目，建设地点位于黄冈市黄州区城北片区。建设单位为黄冈市住房和城市更新局。</w:t>
       </w:r>
@@ -34,48 +37,17 @@
     <w:tbl>
       <w:tblPr>
         <w:tblStyle w:val="21"/>
-        <w:tblW w:w="0" w:type="auto"/>
-        <w:tblInd w:w="0" w:type="dxa"/>
-        <w:tblBorders>
-          <w:top w:val="single" w:color="auto" w:sz="4" w:space="0"/>
-          <w:left w:val="single" w:color="auto" w:sz="4" w:space="0"/>
-          <w:bottom w:val="single" w:color="auto" w:sz="4" w:space="0"/>
-          <w:right w:val="single" w:color="auto" w:sz="4" w:space="0"/>
-          <w:insideH w:val="single" w:color="auto" w:sz="4" w:space="0"/>
-          <w:insideV w:val="single" w:color="auto" w:sz="4" w:space="0"/>
-        </w:tblBorders>
-        <w:tblLayout w:type="autofit"/>
-        <w:tblCellMar>
-          <w:top w:w="0" w:type="dxa"/>
-          <w:left w:w="108" w:type="dxa"/>
-          <w:bottom w:w="0" w:type="dxa"/>
-          <w:right w:w="108" w:type="dxa"/>
-        </w:tblCellMar>
+        <w:tblW w:type="auto" w:w="0"/>
+        <w:tblLook w:firstColumn="1" w:firstRow="1" w:lastColumn="0" w:lastRow="0" w:noHBand="0" w:noVBand="1" w:val="04A0"/>
       </w:tblPr>
       <w:tblGrid>
         <w:gridCol w:w="4153"/>
         <w:gridCol w:w="4153"/>
       </w:tblGrid>
       <w:tr>
-        <w:tblPrEx>
-          <w:tblBorders>
-            <w:top w:val="single" w:color="auto" w:sz="4" w:space="0"/>
-            <w:left w:val="single" w:color="auto" w:sz="4" w:space="0"/>
-            <w:bottom w:val="single" w:color="auto" w:sz="4" w:space="0"/>
-            <w:right w:val="single" w:color="auto" w:sz="4" w:space="0"/>
-            <w:insideH w:val="single" w:color="auto" w:sz="4" w:space="0"/>
-            <w:insideV w:val="single" w:color="auto" w:sz="4" w:space="0"/>
-          </w:tblBorders>
-          <w:tblCellMar>
-            <w:top w:w="0" w:type="dxa"/>
-            <w:left w:w="108" w:type="dxa"/>
-            <w:bottom w:w="0" w:type="dxa"/>
-            <w:right w:w="108" w:type="dxa"/>
-          </w:tblCellMar>
-        </w:tblPrEx>
-        <w:tc>
-          <w:tcPr>
-            <w:tcW w:w="4153" w:type="dxa"/>
+        <w:tc>
+          <w:tcPr>
+            <w:tcW w:type="dxa" w:w="4153"/>
           </w:tcPr>
           <w:p>
             <w:pPr>
@@ -88,7 +60,7 @@
         </w:tc>
         <w:tc>
           <w:tcPr>
-            <w:tcW w:w="4153" w:type="dxa"/>
+            <w:tcW w:type="dxa" w:w="4153"/>
           </w:tcPr>
           <w:p>
             <w:pPr>
@@ -101,25 +73,9 @@
         </w:tc>
       </w:tr>
       <w:tr>
-        <w:tblPrEx>
-          <w:tblBorders>
-            <w:top w:val="single" w:color="auto" w:sz="4" w:space="0"/>
-            <w:left w:val="single" w:color="auto" w:sz="4" w:space="0"/>
-            <w:bottom w:val="single" w:color="auto" w:sz="4" w:space="0"/>
-            <w:right w:val="single" w:color="auto" w:sz="4" w:space="0"/>
-            <w:insideH w:val="single" w:color="auto" w:sz="4" w:space="0"/>
-            <w:insideV w:val="single" w:color="auto" w:sz="4" w:space="0"/>
-          </w:tblBorders>
-          <w:tblCellMar>
-            <w:top w:w="0" w:type="dxa"/>
-            <w:left w:w="108" w:type="dxa"/>
-            <w:bottom w:w="0" w:type="dxa"/>
-            <w:right w:w="108" w:type="dxa"/>
-          </w:tblCellMar>
-        </w:tblPrEx>
-        <w:tc>
-          <w:tcPr>
-            <w:tcW w:w="4153" w:type="dxa"/>
+        <w:tc>
+          <w:tcPr>
+            <w:tcW w:type="dxa" w:w="4153"/>
           </w:tcPr>
           <w:p>
             <w:pPr>
@@ -132,7 +88,7 @@
         </w:tc>
         <w:tc>
           <w:tcPr>
-            <w:tcW w:w="4153" w:type="dxa"/>
+            <w:tcW w:type="dxa" w:w="4153"/>
           </w:tcPr>
           <w:p>
             <w:pPr>
@@ -145,25 +101,9 @@
         </w:tc>
       </w:tr>
       <w:tr>
-        <w:tblPrEx>
-          <w:tblBorders>
-            <w:top w:val="single" w:color="auto" w:sz="4" w:space="0"/>
-            <w:left w:val="single" w:color="auto" w:sz="4" w:space="0"/>
-            <w:bottom w:val="single" w:color="auto" w:sz="4" w:space="0"/>
-            <w:right w:val="single" w:color="auto" w:sz="4" w:space="0"/>
-            <w:insideH w:val="single" w:color="auto" w:sz="4" w:space="0"/>
-            <w:insideV w:val="single" w:color="auto" w:sz="4" w:space="0"/>
-          </w:tblBorders>
-          <w:tblCellMar>
-            <w:top w:w="0" w:type="dxa"/>
-            <w:left w:w="108" w:type="dxa"/>
-            <w:bottom w:w="0" w:type="dxa"/>
-            <w:right w:w="108" w:type="dxa"/>
-          </w:tblCellMar>
-        </w:tblPrEx>
-        <w:tc>
-          <w:tcPr>
-            <w:tcW w:w="4153" w:type="dxa"/>
+        <w:tc>
+          <w:tcPr>
+            <w:tcW w:type="dxa" w:w="4153"/>
           </w:tcPr>
           <w:p>
             <w:pPr>
@@ -176,7 +116,7 @@
         </w:tc>
         <w:tc>
           <w:tcPr>
-            <w:tcW w:w="4153" w:type="dxa"/>
+            <w:tcW w:type="dxa" w:w="4153"/>
           </w:tcPr>
           <w:p>
             <w:pPr>
@@ -189,25 +129,9 @@
         </w:tc>
       </w:tr>
       <w:tr>
-        <w:tblPrEx>
-          <w:tblBorders>
-            <w:top w:val="single" w:color="auto" w:sz="4" w:space="0"/>
-            <w:left w:val="single" w:color="auto" w:sz="4" w:space="0"/>
-            <w:bottom w:val="single" w:color="auto" w:sz="4" w:space="0"/>
-            <w:right w:val="single" w:color="auto" w:sz="4" w:space="0"/>
-            <w:insideH w:val="single" w:color="auto" w:sz="4" w:space="0"/>
-            <w:insideV w:val="single" w:color="auto" w:sz="4" w:space="0"/>
-          </w:tblBorders>
-          <w:tblCellMar>
-            <w:top w:w="0" w:type="dxa"/>
-            <w:left w:w="108" w:type="dxa"/>
-            <w:bottom w:w="0" w:type="dxa"/>
-            <w:right w:w="108" w:type="dxa"/>
-          </w:tblCellMar>
-        </w:tblPrEx>
-        <w:tc>
-          <w:tcPr>
-            <w:tcW w:w="4153" w:type="dxa"/>
+        <w:tc>
+          <w:tcPr>
+            <w:tcW w:type="dxa" w:w="4153"/>
           </w:tcPr>
           <w:p>
             <w:pPr>
@@ -220,7 +144,7 @@
         </w:tc>
         <w:tc>
           <w:tcPr>
-            <w:tcW w:w="4153" w:type="dxa"/>
+            <w:tcW w:type="dxa" w:w="4153"/>
           </w:tcPr>
           <w:p>
             <w:pPr>
@@ -233,25 +157,9 @@
         </w:tc>
       </w:tr>
       <w:tr>
-        <w:tblPrEx>
-          <w:tblBorders>
-            <w:top w:val="single" w:color="auto" w:sz="4" w:space="0"/>
-            <w:left w:val="single" w:color="auto" w:sz="4" w:space="0"/>
-            <w:bottom w:val="single" w:color="auto" w:sz="4" w:space="0"/>
-            <w:right w:val="single" w:color="auto" w:sz="4" w:space="0"/>
-            <w:insideH w:val="single" w:color="auto" w:sz="4" w:space="0"/>
-            <w:insideV w:val="single" w:color="auto" w:sz="4" w:space="0"/>
-          </w:tblBorders>
-          <w:tblCellMar>
-            <w:top w:w="0" w:type="dxa"/>
-            <w:left w:w="108" w:type="dxa"/>
-            <w:bottom w:w="0" w:type="dxa"/>
-            <w:right w:w="108" w:type="dxa"/>
-          </w:tblCellMar>
-        </w:tblPrEx>
-        <w:tc>
-          <w:tcPr>
-            <w:tcW w:w="4153" w:type="dxa"/>
+        <w:tc>
+          <w:tcPr>
+            <w:tcW w:type="dxa" w:w="4153"/>
           </w:tcPr>
           <w:p>
             <w:pPr>
@@ -264,7 +172,7 @@
         </w:tc>
         <w:tc>
           <w:tcPr>
-            <w:tcW w:w="4153" w:type="dxa"/>
+            <w:tcW w:type="dxa" w:w="4153"/>
           </w:tcPr>
           <w:p>
             <w:pPr>
@@ -277,25 +185,9 @@
         </w:tc>
       </w:tr>
       <w:tr>
-        <w:tblPrEx>
-          <w:tblBorders>
-            <w:top w:val="single" w:color="auto" w:sz="4" w:space="0"/>
-            <w:left w:val="single" w:color="auto" w:sz="4" w:space="0"/>
-            <w:bottom w:val="single" w:color="auto" w:sz="4" w:space="0"/>
-            <w:right w:val="single" w:color="auto" w:sz="4" w:space="0"/>
-            <w:insideH w:val="single" w:color="auto" w:sz="4" w:space="0"/>
-            <w:insideV w:val="single" w:color="auto" w:sz="4" w:space="0"/>
-          </w:tblBorders>
-          <w:tblCellMar>
-            <w:top w:w="0" w:type="dxa"/>
-            <w:left w:w="108" w:type="dxa"/>
-            <w:bottom w:w="0" w:type="dxa"/>
-            <w:right w:w="108" w:type="dxa"/>
-          </w:tblCellMar>
-        </w:tblPrEx>
-        <w:tc>
-          <w:tcPr>
-            <w:tcW w:w="4153" w:type="dxa"/>
+        <w:tc>
+          <w:tcPr>
+            <w:tcW w:type="dxa" w:w="4153"/>
           </w:tcPr>
           <w:p>
             <w:pPr>
@@ -308,7 +200,7 @@
         </w:tc>
         <w:tc>
           <w:tcPr>
-            <w:tcW w:w="4153" w:type="dxa"/>
+            <w:tcW w:type="dxa" w:w="4153"/>
           </w:tcPr>
           <w:p>
             <w:pPr>
@@ -321,25 +213,9 @@
         </w:tc>
       </w:tr>
       <w:tr>
-        <w:tblPrEx>
-          <w:tblBorders>
-            <w:top w:val="single" w:color="auto" w:sz="4" w:space="0"/>
-            <w:left w:val="single" w:color="auto" w:sz="4" w:space="0"/>
-            <w:bottom w:val="single" w:color="auto" w:sz="4" w:space="0"/>
-            <w:right w:val="single" w:color="auto" w:sz="4" w:space="0"/>
-            <w:insideH w:val="single" w:color="auto" w:sz="4" w:space="0"/>
-            <w:insideV w:val="single" w:color="auto" w:sz="4" w:space="0"/>
-          </w:tblBorders>
-          <w:tblCellMar>
-            <w:top w:w="0" w:type="dxa"/>
-            <w:left w:w="108" w:type="dxa"/>
-            <w:bottom w:w="0" w:type="dxa"/>
-            <w:right w:w="108" w:type="dxa"/>
-          </w:tblCellMar>
-        </w:tblPrEx>
-        <w:tc>
-          <w:tcPr>
-            <w:tcW w:w="4153" w:type="dxa"/>
+        <w:tc>
+          <w:tcPr>
+            <w:tcW w:type="dxa" w:w="4153"/>
           </w:tcPr>
           <w:p>
             <w:pPr>
@@ -352,7 +228,7 @@
         </w:tc>
         <w:tc>
           <w:tcPr>
-            <w:tcW w:w="4153" w:type="dxa"/>
+            <w:tcW w:type="dxa" w:w="4153"/>
           </w:tcPr>
           <w:p>
             <w:pPr>
@@ -365,25 +241,9 @@
         </w:tc>
       </w:tr>
       <w:tr>
-        <w:tblPrEx>
-          <w:tblBorders>
-            <w:top w:val="single" w:color="auto" w:sz="4" w:space="0"/>
-            <w:left w:val="single" w:color="auto" w:sz="4" w:space="0"/>
-            <w:bottom w:val="single" w:color="auto" w:sz="4" w:space="0"/>
-            <w:right w:val="single" w:color="auto" w:sz="4" w:space="0"/>
-            <w:insideH w:val="single" w:color="auto" w:sz="4" w:space="0"/>
-            <w:insideV w:val="single" w:color="auto" w:sz="4" w:space="0"/>
-          </w:tblBorders>
-          <w:tblCellMar>
-            <w:top w:w="0" w:type="dxa"/>
-            <w:left w:w="108" w:type="dxa"/>
-            <w:bottom w:w="0" w:type="dxa"/>
-            <w:right w:w="108" w:type="dxa"/>
-          </w:tblCellMar>
-        </w:tblPrEx>
-        <w:tc>
-          <w:tcPr>
-            <w:tcW w:w="4153" w:type="dxa"/>
+        <w:tc>
+          <w:tcPr>
+            <w:tcW w:type="dxa" w:w="4153"/>
           </w:tcPr>
           <w:p>
             <w:pPr>
@@ -396,7 +256,7 @@
         </w:tc>
         <w:tc>
           <w:tcPr>
-            <w:tcW w:w="4153" w:type="dxa"/>
+            <w:tcW w:type="dxa" w:w="4153"/>
           </w:tcPr>
           <w:p>
             <w:pPr>
@@ -409,25 +269,9 @@
         </w:tc>
       </w:tr>
       <w:tr>
-        <w:tblPrEx>
-          <w:tblBorders>
-            <w:top w:val="single" w:color="auto" w:sz="4" w:space="0"/>
-            <w:left w:val="single" w:color="auto" w:sz="4" w:space="0"/>
-            <w:bottom w:val="single" w:color="auto" w:sz="4" w:space="0"/>
-            <w:right w:val="single" w:color="auto" w:sz="4" w:space="0"/>
-            <w:insideH w:val="single" w:color="auto" w:sz="4" w:space="0"/>
-            <w:insideV w:val="single" w:color="auto" w:sz="4" w:space="0"/>
-          </w:tblBorders>
-          <w:tblCellMar>
-            <w:top w:w="0" w:type="dxa"/>
-            <w:left w:w="108" w:type="dxa"/>
-            <w:bottom w:w="0" w:type="dxa"/>
-            <w:right w:w="108" w:type="dxa"/>
-          </w:tblCellMar>
-        </w:tblPrEx>
-        <w:tc>
-          <w:tcPr>
-            <w:tcW w:w="4153" w:type="dxa"/>
+        <w:tc>
+          <w:tcPr>
+            <w:tcW w:type="dxa" w:w="4153"/>
           </w:tcPr>
           <w:p>
             <w:pPr>
@@ -440,7 +284,7 @@
         </w:tc>
         <w:tc>
           <w:tcPr>
-            <w:tcW w:w="4153" w:type="dxa"/>
+            <w:tcW w:type="dxa" w:w="4153"/>
           </w:tcPr>
           <w:p>
             <w:pPr>
@@ -454,6 +298,12 @@
       </w:tr>
     </w:tbl>
     <w:p>
+      <w:pPr/>
+      <w:r>
+        <w:t>【⚠️ 缺失相关硬核数据，智能体跳过本项，请人工核对后在此补全具体内容。】（缺失资料分项：立项/初设批复、主体工程设计说明、项目组成及建设内容表、工程平面布置资料）</w:t>
+      </w:r>
+    </w:p>
+    <w:p>
       <w:pPr>
         <w:pStyle w:val="29"/>
       </w:pPr>
@@ -462,8 +312,9 @@
       </w:r>
     </w:p>
     <w:p>
-      <w:r>
-        <w:t>【⚠️ 缺失相关硬核数据，智能体跳过本项，请人工核对后在此补全具体内容。】（缺失字段：土壤容许流失量、原地貌土壤侵蚀模数）</w:t>
+      <w:pPr/>
+      <w:r>
+        <w:t>【⚠️ 缺失相关硬核数据，智能体跳过本项，请人工核对后在此补全具体内容。】（缺失字段：土壤容许流失量、原地貌土壤侵蚀模数；缺失资料分项：地貌类型、气候类型、多年平均降雨量、土壤类型、植被类型及覆盖率、水土保持区划、土壤容许流失量、原地貌土壤侵蚀模数）</w:t>
       </w:r>
     </w:p>
     <w:p>
@@ -475,8 +326,15 @@
       </w:r>
     </w:p>
     <w:p>
-      <w:r>
-        <w:t>黄冈市东坡大道片区污水收集管网建设工程位于黄冈市黄州区城北片区。项目为城市污水收集管网工程，施工扰动主要发生在管线开挖、道路恢复和临时堆土等环节。项目选址（线）水土保持评价重点为主体工程布置、临时占地控制、弃方消纳和施工期临时防护。</w:t>
+      <w:pPr/>
+      <w:r>
+        <w:t>黄冈市东坡大道片区污水收集管网建设工程位于黄冈市黄州区城北片区。项目为城市污水收集管网工程，施工扰动主要发生在管线开挖、道路恢复和临时堆土等环节。方案评价重点为临时占地控制、弃方外运消纳、表土保护和施工期临时防护。</w:t>
+      </w:r>
+    </w:p>
+    <w:p>
+      <w:pPr/>
+      <w:r>
+        <w:t>【⚠️ 缺失相关硬核数据，智能体跳过本项，请人工核对后在此补全具体内容。】（缺失资料分项：水土保持评价资料、工程占地与土石方资料、主体工程选址评价结论、建设方案与布局评价结论）</w:t>
       </w:r>
     </w:p>
     <w:p>
@@ -488,8 +346,15 @@
       </w:r>
     </w:p>
     <w:p>
-      <w:r>
-        <w:t>本项目表土剥离量为79.5m³，表土回覆量为79.5m³。表土资源按照剥离、临时防护、回覆利用的流程进行保护和利用。</w:t>
+      <w:pPr/>
+      <w:r>
+        <w:t>本项目土石方资料列明表土剥离量79.5m³、表土回覆量79.5m³。表土资源保护与利用按照剥离、临时堆存防护、回覆利用的流程控制，重点服务于施工扰动后的绿地恢复和植被恢复。</w:t>
+      </w:r>
+    </w:p>
+    <w:p>
+      <w:pPr/>
+      <w:r>
+        <w:t>【⚠️ 缺失相关硬核数据，智能体跳过本项，请人工核对后在此补全具体内容。】（缺失资料分项：工程占地与土石方资料、表土资源调查范围、表土剥离位置、表土堆存点、表土利用去向）</w:t>
       </w:r>
     </w:p>
     <w:p>
@@ -501,8 +366,15 @@
       </w:r>
     </w:p>
     <w:p>
-      <w:r>
-        <w:t>本项目余弃方为弃方4892.11m³（其中建筑垃圾1560.00m³，弃方均委托给湖北安达港务有限公司，由其负责外运及消纳）。弃方不在项目区内长期堆置，由消纳单位统一外运处置；施工期临时堆土应控制堆置范围并采取临时苫盖、拦挡和排水措施。</w:t>
+      <w:pPr/>
+      <w:r>
+        <w:t>本项目余弃方为弃方4892.11m³（其中建筑垃圾1560.00m³，弃方均委托给湖北安达港务有限公司，由其负责外运及消纳）。弃方委托湖北安达港务有限公司外运及消纳，方案按不设置永久弃渣场控制。施工期仅设置必要的短时周转堆土点，周转堆土应控制在防治责任范围内，并采取苫盖、拦挡、排水和沉沙措施。</w:t>
+      </w:r>
+    </w:p>
+    <w:p>
+      <w:pPr/>
+      <w:r>
+        <w:t>【⚠️ 缺失相关硬核数据，智能体跳过本项，请人工核对后在此补全具体内容。】（缺失资料分项：工程占地与土石方资料、水土保持评价资料、消纳协议或接收证明、临时堆土点位置、运输路线）</w:t>
       </w:r>
     </w:p>
     <w:p>
@@ -514,8 +386,15 @@
       </w:r>
     </w:p>
     <w:p>
-      <w:r>
-        <w:t>【⚠️ 缺失相关硬核数据，智能体跳过本项，请人工核对后在此补全具体内容。】（缺失字段：土壤容许流失量、原地貌土壤侵蚀模数、预测水土流失总量；缺失资料分项：水土流失预测资料）</w:t>
+      <w:pPr/>
+      <w:r>
+        <w:t>本项目水土流失预测应按施工期和自然恢复期分别计算，重点预测管沟开挖面、临时堆土、道路恢复区和绿地恢复区的土壤流失量。</w:t>
+      </w:r>
+    </w:p>
+    <w:p>
+      <w:pPr/>
+      <w:r>
+        <w:t>【⚠️ 缺失相关硬核数据，智能体跳过本项，请人工核对后在此补全具体内容。】（缺失字段：土壤容许流失量、原地貌土壤侵蚀模数、预测水土流失总量；缺失资料分项：水土流失预测资料、预测单元划分、施工期和自然恢复期预测时段、土壤流失量预测计算表）</w:t>
       </w:r>
     </w:p>
     <w:p>
@@ -535,13 +414,15 @@
       </w:r>
     </w:p>
     <w:p>
-      <w:r>
-        <w:t>本项目水土流失防治责任范围面积为34416.00m²，均为临时占地。占地类型包括城镇村道路用地（34151.00m²）和公园与绿地（265.00m²）。</w:t>
-      </w:r>
-    </w:p>
-    <w:p>
-      <w:r>
-        <w:t>【⚠️ 缺失相关硬核数据，智能体跳过本项，请人工核对后在此补全具体内容。】（缺失字段：水土流失防治标准执行等级、水土保持六项目标）</w:t>
+      <w:pPr/>
+      <w:r>
+        <w:t>本项目水土流失防治责任范围面积为34416.00m²，均为临时占地。占地类型包括城镇村道路用地（34151.00m²）和公园与绿地（265.00m²）。本节同步概述防治目标取值，完整目标体系包括水土流失治理度、土壤流失控制比、渣土流失控制率、表土保护率、林草植生恢复率和林草覆盖率。</w:t>
+      </w:r>
+    </w:p>
+    <w:p>
+      <w:pPr/>
+      <w:r>
+        <w:t>【⚠️ 缺失相关硬核数据，智能体跳过本项，请人工核对后在此补全具体内容。】（缺失资料分项：工程占地与土石方资料、防治标准执行等级、水土保持六项目标）</w:t>
       </w:r>
     </w:p>
     <w:p>
@@ -553,8 +434,15 @@
       </w:r>
     </w:p>
     <w:p>
-      <w:r>
-        <w:t>【⚠️ 缺失相关硬核数据，智能体跳过本项，请人工核对后在此补全具体内容。】（缺失资料分项：防治分区图、工程措施工程量、植物措施工程量、临时措施工程量）</w:t>
+      <w:pPr/>
+      <w:r>
+        <w:t>本项目水土流失防治责任范围面积为34416.00m²，均为临时占地。占地类型包括城镇村道路用地（34151.00m²）和公园与绿地（265.00m²）。综合说明阶段按管网施工、临时堆土周转、道路恢复和绿地恢复概述防治分区及措施体系。</w:t>
+      </w:r>
+    </w:p>
+    <w:p>
+      <w:pPr/>
+      <w:r>
+        <w:t>【⚠️ 缺失相关硬核数据，智能体跳过本项，请人工核对后在此补全具体内容。】（缺失资料分项：防治分区图、分区措施汇总表、工程措施、植物措施、临时措施工程量）</w:t>
       </w:r>
     </w:p>
     <w:p>
@@ -566,8 +454,9 @@
       </w:r>
     </w:p>
     <w:p>
-      <w:r>
-        <w:t>【⚠️ 缺失相关硬核数据，智能体跳过本项，请人工核对后在此补全具体内容。】（缺失资料分项：水土保持监测资料）</w:t>
+      <w:pPr/>
+      <w:r>
+        <w:t>【⚠️ 缺失相关硬核数据，智能体跳过本项，请人工核对后在此补全具体内容。】（缺失资料分项：水土保持监测资料、监测范围、监测时段、监测内容、监测方法、监测点位）</w:t>
       </w:r>
     </w:p>
     <w:p>
@@ -579,8 +468,9 @@
       </w:r>
     </w:p>
     <w:p>
-      <w:r>
-        <w:t>【⚠️ 缺失相关硬核数据，智能体跳过本项，请人工核对后在此补全具体内容。】（缺失字段：水土保持总投资、工程措施投资、植物措施投资、临时措施投资、水土保持补偿费；缺失资料分项：投资概算与效益资料）</w:t>
+      <w:pPr/>
+      <w:r>
+        <w:t>【⚠️ 缺失相关硬核数据，智能体跳过本项，请人工核对后在此补全具体内容。】（缺失字段：水土保持总投资、工程措施投资、植物措施投资、临时措施投资、水土保持补偿费；缺失资料分项：投资概算与效益资料、水土保持投资概算表、工程措施投资、植物措施投资、临时措施投资、独立费用、水土保持补偿费）</w:t>
       </w:r>
     </w:p>
     <w:p>
@@ -592,6 +482,7 @@
       </w:r>
     </w:p>
     <w:p>
+      <w:pPr/>
       <w:r>
         <w:t>本项目为城市污水收集管网工程，施工扰动主要集中在管沟开挖、临时堆土、弃方外运和道路恢复环节。方案应重点落实临时防护、表土保护、弃方消纳、道路及绿地恢复等水土保持措施。自然概况、预测计算、措施工程量、投资概算和附图附表资料缺失时，本报告保留缺失标注，待资料补充后形成完整报批稿。</w:t>
       </w:r>
@@ -613,11 +504,18 @@
       </w:r>
     </w:p>
     <w:p>
+      <w:pPr/>
       <w:r>
         <w:t>工程主要建设内容包括改造污水主管网约6.2公里，沿线预埋支管约2.2公里，配套建设污水检查井、沉泥井及附属设施。</w:t>
       </w:r>
     </w:p>
     <w:p>
+      <w:pPr/>
+      <w:r>
+        <w:t>【⚠️ 缺失相关硬核数据，智能体跳过本项，请人工核对后在此补全具体内容。】（缺失资料分项：主体工程设计说明、项目组成及建设内容表、工程平面布置资料）</w:t>
+      </w:r>
+    </w:p>
+    <w:p>
       <w:pPr>
         <w:pStyle w:val="28"/>
       </w:pPr>
@@ -634,11 +532,13 @@
       </w:r>
     </w:p>
     <w:p>
+      <w:pPr/>
       <w:r>
         <w:t>本项目为城市道路管网工程，施工生产组织按沿线道路条件分段布置材料临时堆放、机械停放和作业面周转场地。施工生产生活区控制在防治责任范围内，减少新增扰动地表面积。</w:t>
       </w:r>
     </w:p>
     <w:p>
+      <w:pPr/>
       <w:r>
         <w:t>【⚠️ 缺失相关硬核数据，智能体跳过本项，请人工核对后在此补全具体内容。】（缺失资料分项：施工生产生活区位置、施工生产生活区占地面积）</w:t>
       </w:r>
@@ -652,11 +552,13 @@
       </w:r>
     </w:p>
     <w:p>
+      <w:pPr/>
       <w:r>
         <w:t>工程沿东坡大道、赤壁一路、赤壁二路、三台河路、新港大道等道路实施。施工运输主要依托既有城市道路组织。施工车辆进出作业面时落实道路保洁、车辆冲洗和弃方运输覆盖等临时措施。</w:t>
       </w:r>
     </w:p>
     <w:p>
+      <w:pPr/>
       <w:r>
         <w:t>【⚠️ 缺失相关硬核数据，智能体跳过本项，请人工核对后在此补全具体内容。】（缺失资料分项：施工道路布置、施工出入口布置）</w:t>
       </w:r>
@@ -670,11 +572,13 @@
       </w:r>
     </w:p>
     <w:p>
+      <w:pPr/>
       <w:r>
         <w:t>本项目位于城市建成区，施工用水、用电结合沿线市政条件就近接入。临时接入设施减少占压绿地和道路以外区域，施工结束后及时拆除并恢复占压地表。</w:t>
       </w:r>
     </w:p>
     <w:p>
+      <w:pPr/>
       <w:r>
         <w:t>【⚠️ 缺失相关硬核数据，智能体跳过本项，请人工核对后在此补全具体内容。】（缺失资料分项：施工用水接入点、施工用电接入点）</w:t>
       </w:r>
@@ -688,11 +592,13 @@
       </w:r>
     </w:p>
     <w:p>
+      <w:pPr/>
       <w:r>
         <w:t>本项目现阶段资料未显示涉及河道导流或围堰导流工程。施工过程中如遇低洼积水段，采取临时排水和沉沙措施，避免泥水外排。</w:t>
       </w:r>
     </w:p>
     <w:p>
+      <w:pPr/>
       <w:r>
         <w:t>【⚠️ 缺失相关硬核数据，智能体跳过本项，请人工核对后在此补全具体内容。】（缺失资料分项：施工导流不涉及说明或导流方案）</w:t>
       </w:r>
@@ -706,8 +612,15 @@
       </w:r>
     </w:p>
     <w:p>
-      <w:r>
-        <w:t>【⚠️ 缺失相关硬核数据，智能体跳过本项，请人工核对后在此补全具体内容。】（缺失资料分项：工程占地与土石方资料）</w:t>
+      <w:pPr/>
+      <w:r>
+        <w:t>本项目借方为外购土石方2153.04m³。借方采用外购方式解决，方案不单独设置取土场。施工阶段应落实外购土石方来源、运输组织和进场验收要求。</w:t>
+      </w:r>
+    </w:p>
+    <w:p>
+      <w:pPr/>
+      <w:r>
+        <w:t>【⚠️ 缺失相关硬核数据，智能体跳过本项，请人工核对后在此补全具体内容。】（缺失资料分项：工程占地与土石方资料、外购土石方来源证明、不设取土场说明）</w:t>
       </w:r>
     </w:p>
     <w:p>
@@ -719,8 +632,15 @@
       </w:r>
     </w:p>
     <w:p>
-      <w:r>
-        <w:t>【⚠️ 缺失相关硬核数据，智能体跳过本项，请人工核对后在此补全具体内容。】（缺失资料分项：工程占地与土石方资料）</w:t>
+      <w:pPr/>
+      <w:r>
+        <w:t>本项目余弃方为弃方4892.11m³（其中建筑垃圾1560.00m³，弃方均委托给湖北安达港务有限公司，由其负责外运及消纳）。弃方委托外运及消纳，项目区内不设置永久弃渣场。施工期弃方应及时装运，运输车辆采取覆盖措施。</w:t>
+      </w:r>
+    </w:p>
+    <w:p>
+      <w:pPr/>
+      <w:r>
+        <w:t>【⚠️ 缺失相关硬核数据，智能体跳过本项，请人工核对后在此补全具体内容。】（缺失资料分项：工程占地与土石方资料、弃方消纳协议、运输路线、不设弃渣场说明）</w:t>
       </w:r>
     </w:p>
     <w:p>
@@ -732,8 +652,15 @@
       </w:r>
     </w:p>
     <w:p>
-      <w:r>
-        <w:t>【⚠️ 缺失相关硬核数据，智能体跳过本项，请人工核对后在此补全具体内容。】（缺失资料分项：工程占地与土石方资料）</w:t>
+      <w:pPr/>
+      <w:r>
+        <w:t>本项目管网施工存在沟槽开挖和回填周转需求，临时堆土宜随施工段布置在防治责任范围内，避开雨水口、排水通道和绿地恢复区域。临时堆土应采取苫盖、拦挡、排水和沉沙措施，回填后及时清理恢复。</w:t>
+      </w:r>
+    </w:p>
+    <w:p>
+      <w:pPr/>
+      <w:r>
+        <w:t>【⚠️ 缺失相关硬核数据，智能体跳过本项，请人工核对后在此补全具体内容。】（缺失资料分项：工程占地与土石方资料、临时堆土点位置、堆置容量、堆置时长、临时防护工程量）</w:t>
       </w:r>
     </w:p>
     <w:p>
@@ -745,11 +672,13 @@
       </w:r>
     </w:p>
     <w:p>
+      <w:pPr/>
       <w:r>
         <w:t>工程主要建设内容包括改造污水主管网约6.2公里，沿线预埋支管约2.2公里，配套建设污水检查井、沉泥井及附属设施。施工工艺以管沟开挖、管道敷设、检查井及沉泥井施工、沟槽回填、弃方外运和道路恢复为主。施工期应控制单段开挖长度和裸露时间，临时堆土采取覆盖、拦挡和排水措施。</w:t>
       </w:r>
     </w:p>
     <w:p>
+      <w:pPr/>
       <w:r>
         <w:t>【⚠️ 缺失相关硬核数据，智能体跳过本项，请人工核对后在此补全具体内容。】（缺失资料分项：施工工艺流程图、分段施工时序）</w:t>
       </w:r>
@@ -763,8 +692,15 @@
       </w:r>
     </w:p>
     <w:p>
-      <w:r>
-        <w:t>本项目水土流失防治责任范围面积为34416.00m²，均为临时占地。占地类型包括城镇村道路用地（34151.00m²）和公园与绿地（265.00m²）。</w:t>
+      <w:pPr/>
+      <w:r>
+        <w:t>本项目水土流失防治责任范围面积为34416.00m²，均为临时占地。占地类型包括城镇村道路用地（34151.00m²）和公园与绿地（265.00m²）。项目占地均为临时占地，施工扰动以城镇村道路用地为主，公园与绿地扰动面积较小，施工结束后应恢复原有道路和绿地使用功能。</w:t>
+      </w:r>
+    </w:p>
+    <w:p>
+      <w:pPr/>
+      <w:r>
+        <w:t>【⚠️ 缺失相关硬核数据，智能体跳过本项，请人工核对后在此补全具体内容。】（缺失资料分项：工程占地与土石方资料、占地类型及面积统计表）</w:t>
       </w:r>
     </w:p>
     <w:p>
@@ -778,48 +714,17 @@
     <w:tbl>
       <w:tblPr>
         <w:tblStyle w:val="21"/>
-        <w:tblW w:w="0" w:type="auto"/>
-        <w:tblInd w:w="0" w:type="dxa"/>
-        <w:tblBorders>
-          <w:top w:val="single" w:color="auto" w:sz="4" w:space="0"/>
-          <w:left w:val="single" w:color="auto" w:sz="4" w:space="0"/>
-          <w:bottom w:val="single" w:color="auto" w:sz="4" w:space="0"/>
-          <w:right w:val="single" w:color="auto" w:sz="4" w:space="0"/>
-          <w:insideH w:val="single" w:color="auto" w:sz="4" w:space="0"/>
-          <w:insideV w:val="single" w:color="auto" w:sz="4" w:space="0"/>
-        </w:tblBorders>
-        <w:tblLayout w:type="autofit"/>
-        <w:tblCellMar>
-          <w:top w:w="0" w:type="dxa"/>
-          <w:left w:w="108" w:type="dxa"/>
-          <w:bottom w:w="0" w:type="dxa"/>
-          <w:right w:w="108" w:type="dxa"/>
-        </w:tblCellMar>
+        <w:tblW w:type="auto" w:w="0"/>
+        <w:tblLook w:firstColumn="1" w:firstRow="1" w:lastColumn="0" w:lastRow="0" w:noHBand="0" w:noVBand="1" w:val="04A0"/>
       </w:tblPr>
       <w:tblGrid>
         <w:gridCol w:w="4153"/>
         <w:gridCol w:w="4153"/>
       </w:tblGrid>
       <w:tr>
-        <w:tblPrEx>
-          <w:tblBorders>
-            <w:top w:val="single" w:color="auto" w:sz="4" w:space="0"/>
-            <w:left w:val="single" w:color="auto" w:sz="4" w:space="0"/>
-            <w:bottom w:val="single" w:color="auto" w:sz="4" w:space="0"/>
-            <w:right w:val="single" w:color="auto" w:sz="4" w:space="0"/>
-            <w:insideH w:val="single" w:color="auto" w:sz="4" w:space="0"/>
-            <w:insideV w:val="single" w:color="auto" w:sz="4" w:space="0"/>
-          </w:tblBorders>
-          <w:tblCellMar>
-            <w:top w:w="0" w:type="dxa"/>
-            <w:left w:w="108" w:type="dxa"/>
-            <w:bottom w:w="0" w:type="dxa"/>
-            <w:right w:w="108" w:type="dxa"/>
-          </w:tblCellMar>
-        </w:tblPrEx>
-        <w:tc>
-          <w:tcPr>
-            <w:tcW w:w="4153" w:type="dxa"/>
+        <w:tc>
+          <w:tcPr>
+            <w:tcW w:type="dxa" w:w="4153"/>
           </w:tcPr>
           <w:p>
             <w:pPr>
@@ -832,7 +737,7 @@
         </w:tc>
         <w:tc>
           <w:tcPr>
-            <w:tcW w:w="4153" w:type="dxa"/>
+            <w:tcW w:type="dxa" w:w="4153"/>
           </w:tcPr>
           <w:p>
             <w:pPr>
@@ -845,25 +750,9 @@
         </w:tc>
       </w:tr>
       <w:tr>
-        <w:tblPrEx>
-          <w:tblBorders>
-            <w:top w:val="single" w:color="auto" w:sz="4" w:space="0"/>
-            <w:left w:val="single" w:color="auto" w:sz="4" w:space="0"/>
-            <w:bottom w:val="single" w:color="auto" w:sz="4" w:space="0"/>
-            <w:right w:val="single" w:color="auto" w:sz="4" w:space="0"/>
-            <w:insideH w:val="single" w:color="auto" w:sz="4" w:space="0"/>
-            <w:insideV w:val="single" w:color="auto" w:sz="4" w:space="0"/>
-          </w:tblBorders>
-          <w:tblCellMar>
-            <w:top w:w="0" w:type="dxa"/>
-            <w:left w:w="108" w:type="dxa"/>
-            <w:bottom w:w="0" w:type="dxa"/>
-            <w:right w:w="108" w:type="dxa"/>
-          </w:tblCellMar>
-        </w:tblPrEx>
-        <w:tc>
-          <w:tcPr>
-            <w:tcW w:w="4153" w:type="dxa"/>
+        <w:tc>
+          <w:tcPr>
+            <w:tcW w:type="dxa" w:w="4153"/>
           </w:tcPr>
           <w:p>
             <w:pPr>
@@ -876,7 +765,7 @@
         </w:tc>
         <w:tc>
           <w:tcPr>
-            <w:tcW w:w="4153" w:type="dxa"/>
+            <w:tcW w:type="dxa" w:w="4153"/>
           </w:tcPr>
           <w:p>
             <w:pPr>
@@ -889,25 +778,9 @@
         </w:tc>
       </w:tr>
       <w:tr>
-        <w:tblPrEx>
-          <w:tblBorders>
-            <w:top w:val="single" w:color="auto" w:sz="4" w:space="0"/>
-            <w:left w:val="single" w:color="auto" w:sz="4" w:space="0"/>
-            <w:bottom w:val="single" w:color="auto" w:sz="4" w:space="0"/>
-            <w:right w:val="single" w:color="auto" w:sz="4" w:space="0"/>
-            <w:insideH w:val="single" w:color="auto" w:sz="4" w:space="0"/>
-            <w:insideV w:val="single" w:color="auto" w:sz="4" w:space="0"/>
-          </w:tblBorders>
-          <w:tblCellMar>
-            <w:top w:w="0" w:type="dxa"/>
-            <w:left w:w="108" w:type="dxa"/>
-            <w:bottom w:w="0" w:type="dxa"/>
-            <w:right w:w="108" w:type="dxa"/>
-          </w:tblCellMar>
-        </w:tblPrEx>
-        <w:tc>
-          <w:tcPr>
-            <w:tcW w:w="4153" w:type="dxa"/>
+        <w:tc>
+          <w:tcPr>
+            <w:tcW w:type="dxa" w:w="4153"/>
           </w:tcPr>
           <w:p>
             <w:pPr>
@@ -920,7 +793,7 @@
         </w:tc>
         <w:tc>
           <w:tcPr>
-            <w:tcW w:w="4153" w:type="dxa"/>
+            <w:tcW w:type="dxa" w:w="4153"/>
           </w:tcPr>
           <w:p>
             <w:pPr>
@@ -933,25 +806,9 @@
         </w:tc>
       </w:tr>
       <w:tr>
-        <w:tblPrEx>
-          <w:tblBorders>
-            <w:top w:val="single" w:color="auto" w:sz="4" w:space="0"/>
-            <w:left w:val="single" w:color="auto" w:sz="4" w:space="0"/>
-            <w:bottom w:val="single" w:color="auto" w:sz="4" w:space="0"/>
-            <w:right w:val="single" w:color="auto" w:sz="4" w:space="0"/>
-            <w:insideH w:val="single" w:color="auto" w:sz="4" w:space="0"/>
-            <w:insideV w:val="single" w:color="auto" w:sz="4" w:space="0"/>
-          </w:tblBorders>
-          <w:tblCellMar>
-            <w:top w:w="0" w:type="dxa"/>
-            <w:left w:w="108" w:type="dxa"/>
-            <w:bottom w:w="0" w:type="dxa"/>
-            <w:right w:w="108" w:type="dxa"/>
-          </w:tblCellMar>
-        </w:tblPrEx>
-        <w:tc>
-          <w:tcPr>
-            <w:tcW w:w="4153" w:type="dxa"/>
+        <w:tc>
+          <w:tcPr>
+            <w:tcW w:type="dxa" w:w="4153"/>
           </w:tcPr>
           <w:p>
             <w:pPr>
@@ -964,7 +821,7 @@
         </w:tc>
         <w:tc>
           <w:tcPr>
-            <w:tcW w:w="4153" w:type="dxa"/>
+            <w:tcW w:type="dxa" w:w="4153"/>
           </w:tcPr>
           <w:p>
             <w:pPr>
@@ -977,25 +834,9 @@
         </w:tc>
       </w:tr>
       <w:tr>
-        <w:tblPrEx>
-          <w:tblBorders>
-            <w:top w:val="single" w:color="auto" w:sz="4" w:space="0"/>
-            <w:left w:val="single" w:color="auto" w:sz="4" w:space="0"/>
-            <w:bottom w:val="single" w:color="auto" w:sz="4" w:space="0"/>
-            <w:right w:val="single" w:color="auto" w:sz="4" w:space="0"/>
-            <w:insideH w:val="single" w:color="auto" w:sz="4" w:space="0"/>
-            <w:insideV w:val="single" w:color="auto" w:sz="4" w:space="0"/>
-          </w:tblBorders>
-          <w:tblCellMar>
-            <w:top w:w="0" w:type="dxa"/>
-            <w:left w:w="108" w:type="dxa"/>
-            <w:bottom w:w="0" w:type="dxa"/>
-            <w:right w:w="108" w:type="dxa"/>
-          </w:tblCellMar>
-        </w:tblPrEx>
-        <w:tc>
-          <w:tcPr>
-            <w:tcW w:w="4153" w:type="dxa"/>
+        <w:tc>
+          <w:tcPr>
+            <w:tcW w:type="dxa" w:w="4153"/>
           </w:tcPr>
           <w:p>
             <w:pPr>
@@ -1008,7 +849,7 @@
         </w:tc>
         <w:tc>
           <w:tcPr>
-            <w:tcW w:w="4153" w:type="dxa"/>
+            <w:tcW w:type="dxa" w:w="4153"/>
           </w:tcPr>
           <w:p>
             <w:pPr>
@@ -1022,6 +863,12 @@
       </w:tr>
     </w:tbl>
     <w:p>
+      <w:pPr/>
+      <w:r>
+        <w:t>【⚠️ 缺失相关硬核数据，智能体跳过本项，请人工核对后在此补全具体内容。】（缺失资料分项：工程占地与土石方资料、土石方平衡表、表土剥离和回覆量、借方来源、余弃方去向）</w:t>
+      </w:r>
+    </w:p>
+    <w:p>
       <w:pPr>
         <w:pStyle w:val="28"/>
       </w:pPr>
@@ -1030,8 +877,15 @@
       </w:r>
     </w:p>
     <w:p>
-      <w:r>
-        <w:t>【⚠️ 缺失相关硬核数据，智能体跳过本项，请人工核对后在此补全具体内容。】（缺失资料分项：拆迁(移民)安置与专项设施改(迁)建(不涉及的不列）资料）</w:t>
+      <w:pPr/>
+      <w:r>
+        <w:t>本项目为城市污水收集管网工程。拆迁安置、管线迁改、交通疏解和专项设施迁改内容需以主体工程设计和施工组织文件为准。</w:t>
+      </w:r>
+    </w:p>
+    <w:p>
+      <w:pPr/>
+      <w:r>
+        <w:t>【⚠️ 缺失相关硬核数据，智能体跳过本项，请人工核对后在此补全具体内容。】（缺失资料分项：拆迁安置不涉及说明、专项设施改迁统计表、交通疏解方案）</w:t>
       </w:r>
     </w:p>
     <w:p>
@@ -1043,11 +897,18 @@
       </w:r>
     </w:p>
     <w:p>
+      <w:pPr/>
       <w:r>
         <w:t>项目建设工期为2025年12月-2026年12月，其中2025年12月为施工准备期。</w:t>
       </w:r>
     </w:p>
     <w:p>
+      <w:pPr/>
+      <w:r>
+        <w:t>【⚠️ 缺失相关硬核数据，智能体跳过本项，请人工核对后在此补全具体内容。】（缺失资料分项：工程进度资料）</w:t>
+      </w:r>
+    </w:p>
+    <w:p>
       <w:pPr>
         <w:pStyle w:val="28"/>
       </w:pPr>
@@ -1064,8 +925,9 @@
       </w:r>
     </w:p>
     <w:p>
-      <w:r>
-        <w:t>【⚠️ 缺失相关硬核数据，智能体跳过本项，请人工核对后在此补全具体内容。】（缺失字段：土壤容许流失量、原地貌土壤侵蚀模数）</w:t>
+      <w:pPr/>
+      <w:r>
+        <w:t>【⚠️ 缺失相关硬核数据，智能体跳过本项，请人工核对后在此补全具体内容。】（缺失字段：土壤容许流失量、原地貌土壤侵蚀模数；缺失资料分项：区域地层岩性、工程地质条件、不良地质发育情况）</w:t>
       </w:r>
     </w:p>
     <w:p>
@@ -1077,8 +939,9 @@
       </w:r>
     </w:p>
     <w:p>
-      <w:r>
-        <w:t>【⚠️ 缺失相关硬核数据，智能体跳过本项，请人工核对后在此补全具体内容。】（缺失字段：土壤容许流失量、原地貌土壤侵蚀模数）</w:t>
+      <w:pPr/>
+      <w:r>
+        <w:t>【⚠️ 缺失相关硬核数据，智能体跳过本项，请人工核对后在此补全具体内容。】（缺失字段：土壤容许流失量、原地貌土壤侵蚀模数；缺失资料分项：地貌类型、沿线地形起伏、道路和绿地现状高程）</w:t>
       </w:r>
     </w:p>
     <w:p>
@@ -1090,8 +953,9 @@
       </w:r>
     </w:p>
     <w:p>
-      <w:r>
-        <w:t>【⚠️ 缺失相关硬核数据，智能体跳过本项，请人工核对后在此补全具体内容。】（缺失字段：土壤容许流失量、原地貌土壤侵蚀模数）</w:t>
+      <w:pPr/>
+      <w:r>
+        <w:t>【⚠️ 缺失相关硬核数据，智能体跳过本项，请人工核对后在此补全具体内容。】（缺失字段：土壤容许流失量、原地貌土壤侵蚀模数；缺失资料分项：气候类型、多年平均降雨量、最大日降雨量、主导风向、多年平均气温）</w:t>
       </w:r>
     </w:p>
     <w:p>
@@ -1103,8 +967,9 @@
       </w:r>
     </w:p>
     <w:p>
-      <w:r>
-        <w:t>【⚠️ 缺失相关硬核数据，智能体跳过本项，请人工核对后在此补全具体内容。】（缺失字段：土壤容许流失量、原地貌土壤侵蚀模数）</w:t>
+      <w:pPr/>
+      <w:r>
+        <w:t>【⚠️ 缺失相关硬核数据，智能体跳过本项，请人工核对后在此补全具体内容。】（缺失字段：土壤容许流失量、原地貌土壤侵蚀模数；缺失资料分项：项目区排水去向、周边河湖水系、雨水口和市政排水衔接关系）</w:t>
       </w:r>
     </w:p>
     <w:p>
@@ -1116,8 +981,9 @@
       </w:r>
     </w:p>
     <w:p>
-      <w:r>
-        <w:t>【⚠️ 缺失相关硬核数据，智能体跳过本项，请人工核对后在此补全具体内容。】（缺失字段：土壤容许流失量、原地貌土壤侵蚀模数）</w:t>
+      <w:pPr/>
+      <w:r>
+        <w:t>【⚠️ 缺失相关硬核数据，智能体跳过本项，请人工核对后在此补全具体内容。】（缺失字段：土壤容许流失量、原地貌土壤侵蚀模数；缺失资料分项：土壤类型、表土厚度、可剥离表土范围）</w:t>
       </w:r>
     </w:p>
     <w:p>
@@ -1129,8 +995,9 @@
       </w:r>
     </w:p>
     <w:p>
-      <w:r>
-        <w:t>【⚠️ 缺失相关硬核数据，智能体跳过本项，请人工核对后在此补全具体内容。】（缺失字段：土壤容许流失量、原地貌土壤侵蚀模数）</w:t>
+      <w:pPr/>
+      <w:r>
+        <w:t>【⚠️ 缺失相关硬核数据，智能体跳过本项，请人工核对后在此补全具体内容。】（缺失字段：土壤容许流失量、原地貌土壤侵蚀模数；缺失资料分项：植被类型、林草覆盖率、施工扰动前绿地分布）</w:t>
       </w:r>
     </w:p>
     <w:p>
@@ -1142,8 +1009,9 @@
       </w:r>
     </w:p>
     <w:p>
-      <w:r>
-        <w:t>【⚠️ 缺失相关硬核数据，智能体跳过本项，请人工核对后在此补全具体内容。】（缺失字段：土壤容许流失量、原地貌土壤侵蚀模数）</w:t>
+      <w:pPr/>
+      <w:r>
+        <w:t>【⚠️ 缺失相关硬核数据，智能体跳过本项，请人工核对后在此补全具体内容。】（缺失字段：土壤容许流失量、原地貌土壤侵蚀模数；缺失资料分项：国家级或省级水土流失重点防治区划、生态保护红线、河湖管理范围、文物和饮用水水源保护区）</w:t>
       </w:r>
     </w:p>
     <w:p>
@@ -1163,8 +1031,15 @@
       </w:r>
     </w:p>
     <w:p>
-      <w:r>
-        <w:t>黄冈市东坡大道片区污水收集管网建设工程位于黄冈市黄州区城北片区。项目为城市污水收集管网工程，施工扰动主要发生在管线开挖、道路恢复和临时堆土等环节。项目选址（线）水土保持评价重点为主体工程布置、临时占地控制、弃方消纳和施工期临时防护。</w:t>
+      <w:pPr/>
+      <w:r>
+        <w:t>黄冈市东坡大道片区污水收集管网建设工程位于黄冈市黄州区城北片区，工程沿既有城市道路敷设污水收集管网。选址（线）评价重点包括是否涉及水土流失重点防治区、生态敏感区、河湖管理范围和大规模取弃土场；同时核查施工占地、临时堆土和弃方消纳对水土流失的影响。</w:t>
+      </w:r>
+    </w:p>
+    <w:p>
+      <w:pPr/>
+      <w:r>
+        <w:t>【⚠️ 缺失相关硬核数据，智能体跳过本项，请人工核对后在此补全具体内容。】（缺失资料分项：水土保持评价资料、工程占地与土石方资料、GB 50433制约性因素分析表、水土流失重点防治区划、选址（线）评价图件）</w:t>
       </w:r>
     </w:p>
     <w:p>
@@ -1176,11 +1051,13 @@
       </w:r>
     </w:p>
     <w:p>
+      <w:pPr/>
       <w:r>
         <w:t>工程主要建设内容包括改造污水主管网约6.2公里，沿线预埋支管约2.2公里，配套建设污水检查井、沉泥井及附属设施。项目建设活动主要集中在管沟开挖、管道敷设、检查井及沉泥井施工、沟槽回填和道路恢复等环节。从水土保持角度看，建设方案应控制开挖裸露时间、临时堆土防护、弃方外运消纳和道路恢复时序。</w:t>
       </w:r>
     </w:p>
     <w:p>
+      <w:pPr/>
       <w:r>
         <w:t>【⚠️ 缺失相关硬核数据，智能体跳过本项，请人工核对后在此补全具体内容。】（缺失资料分项：水土保持评价资料、工程占地与土石方资料、施工组织设计、临时堆土布置资料）</w:t>
       </w:r>
@@ -1194,13 +1071,15 @@
       </w:r>
     </w:p>
     <w:p>
+      <w:pPr/>
       <w:r>
         <w:t>本项目水土流失防治责任范围面积为34416.00m²，均为临时占地。占地类型包括城镇村道路用地（34151.00m²）和公园与绿地（265.00m²）。项目占地以管网施工扰动和道路恢复范围为主，施工结束后恢复道路及绿地原有使用功能。</w:t>
       </w:r>
     </w:p>
     <w:p>
-      <w:r>
-        <w:t>【⚠️ 缺失相关硬核数据，智能体跳过本项，请人工核对后在此补全具体内容。】（缺失资料分项：工程占地与土石方资料、占地类型及面积统计表）</w:t>
+      <w:pPr/>
+      <w:r>
+        <w:t>【⚠️ 缺失相关硬核数据，智能体跳过本项，请人工核对后在此补全具体内容。】（缺失资料分项：工程占地与土石方资料、工程占地水土保持评价表、临时占地恢复方式说明）</w:t>
       </w:r>
     </w:p>
     <w:p>
@@ -1212,6 +1091,7 @@
       </w:r>
     </w:p>
     <w:p>
+      <w:pPr/>
       <w:r>
         <w:t>本项目土石方工程包括管沟开挖、沟槽回填、外购土石方和余弃方外运消纳。表土剥离与表土回覆数量均为79.5m³，弃方由湖北安达港务有限公司负责外运及消纳。</w:t>
       </w:r>
@@ -1219,48 +1099,17 @@
     <w:tbl>
       <w:tblPr>
         <w:tblStyle w:val="21"/>
-        <w:tblW w:w="0" w:type="auto"/>
-        <w:tblInd w:w="0" w:type="dxa"/>
-        <w:tblBorders>
-          <w:top w:val="single" w:color="auto" w:sz="4" w:space="0"/>
-          <w:left w:val="single" w:color="auto" w:sz="4" w:space="0"/>
-          <w:bottom w:val="single" w:color="auto" w:sz="4" w:space="0"/>
-          <w:right w:val="single" w:color="auto" w:sz="4" w:space="0"/>
-          <w:insideH w:val="single" w:color="auto" w:sz="4" w:space="0"/>
-          <w:insideV w:val="single" w:color="auto" w:sz="4" w:space="0"/>
-        </w:tblBorders>
-        <w:tblLayout w:type="autofit"/>
-        <w:tblCellMar>
-          <w:top w:w="0" w:type="dxa"/>
-          <w:left w:w="108" w:type="dxa"/>
-          <w:bottom w:w="0" w:type="dxa"/>
-          <w:right w:w="108" w:type="dxa"/>
-        </w:tblCellMar>
+        <w:tblW w:type="auto" w:w="0"/>
+        <w:tblLook w:firstColumn="1" w:firstRow="1" w:lastColumn="0" w:lastRow="0" w:noHBand="0" w:noVBand="1" w:val="04A0"/>
       </w:tblPr>
       <w:tblGrid>
         <w:gridCol w:w="4153"/>
         <w:gridCol w:w="4153"/>
       </w:tblGrid>
       <w:tr>
-        <w:tblPrEx>
-          <w:tblBorders>
-            <w:top w:val="single" w:color="auto" w:sz="4" w:space="0"/>
-            <w:left w:val="single" w:color="auto" w:sz="4" w:space="0"/>
-            <w:bottom w:val="single" w:color="auto" w:sz="4" w:space="0"/>
-            <w:right w:val="single" w:color="auto" w:sz="4" w:space="0"/>
-            <w:insideH w:val="single" w:color="auto" w:sz="4" w:space="0"/>
-            <w:insideV w:val="single" w:color="auto" w:sz="4" w:space="0"/>
-          </w:tblBorders>
-          <w:tblCellMar>
-            <w:top w:w="0" w:type="dxa"/>
-            <w:left w:w="108" w:type="dxa"/>
-            <w:bottom w:w="0" w:type="dxa"/>
-            <w:right w:w="108" w:type="dxa"/>
-          </w:tblCellMar>
-        </w:tblPrEx>
-        <w:tc>
-          <w:tcPr>
-            <w:tcW w:w="4153" w:type="dxa"/>
+        <w:tc>
+          <w:tcPr>
+            <w:tcW w:type="dxa" w:w="4153"/>
           </w:tcPr>
           <w:p>
             <w:pPr>
@@ -1273,7 +1122,7 @@
         </w:tc>
         <w:tc>
           <w:tcPr>
-            <w:tcW w:w="4153" w:type="dxa"/>
+            <w:tcW w:type="dxa" w:w="4153"/>
           </w:tcPr>
           <w:p>
             <w:pPr>
@@ -1286,25 +1135,9 @@
         </w:tc>
       </w:tr>
       <w:tr>
-        <w:tblPrEx>
-          <w:tblBorders>
-            <w:top w:val="single" w:color="auto" w:sz="4" w:space="0"/>
-            <w:left w:val="single" w:color="auto" w:sz="4" w:space="0"/>
-            <w:bottom w:val="single" w:color="auto" w:sz="4" w:space="0"/>
-            <w:right w:val="single" w:color="auto" w:sz="4" w:space="0"/>
-            <w:insideH w:val="single" w:color="auto" w:sz="4" w:space="0"/>
-            <w:insideV w:val="single" w:color="auto" w:sz="4" w:space="0"/>
-          </w:tblBorders>
-          <w:tblCellMar>
-            <w:top w:w="0" w:type="dxa"/>
-            <w:left w:w="108" w:type="dxa"/>
-            <w:bottom w:w="0" w:type="dxa"/>
-            <w:right w:w="108" w:type="dxa"/>
-          </w:tblCellMar>
-        </w:tblPrEx>
-        <w:tc>
-          <w:tcPr>
-            <w:tcW w:w="4153" w:type="dxa"/>
+        <w:tc>
+          <w:tcPr>
+            <w:tcW w:type="dxa" w:w="4153"/>
           </w:tcPr>
           <w:p>
             <w:pPr>
@@ -1317,7 +1150,7 @@
         </w:tc>
         <w:tc>
           <w:tcPr>
-            <w:tcW w:w="4153" w:type="dxa"/>
+            <w:tcW w:type="dxa" w:w="4153"/>
           </w:tcPr>
           <w:p>
             <w:pPr>
@@ -1330,25 +1163,9 @@
         </w:tc>
       </w:tr>
       <w:tr>
-        <w:tblPrEx>
-          <w:tblBorders>
-            <w:top w:val="single" w:color="auto" w:sz="4" w:space="0"/>
-            <w:left w:val="single" w:color="auto" w:sz="4" w:space="0"/>
-            <w:bottom w:val="single" w:color="auto" w:sz="4" w:space="0"/>
-            <w:right w:val="single" w:color="auto" w:sz="4" w:space="0"/>
-            <w:insideH w:val="single" w:color="auto" w:sz="4" w:space="0"/>
-            <w:insideV w:val="single" w:color="auto" w:sz="4" w:space="0"/>
-          </w:tblBorders>
-          <w:tblCellMar>
-            <w:top w:w="0" w:type="dxa"/>
-            <w:left w:w="108" w:type="dxa"/>
-            <w:bottom w:w="0" w:type="dxa"/>
-            <w:right w:w="108" w:type="dxa"/>
-          </w:tblCellMar>
-        </w:tblPrEx>
-        <w:tc>
-          <w:tcPr>
-            <w:tcW w:w="4153" w:type="dxa"/>
+        <w:tc>
+          <w:tcPr>
+            <w:tcW w:type="dxa" w:w="4153"/>
           </w:tcPr>
           <w:p>
             <w:pPr>
@@ -1361,7 +1178,7 @@
         </w:tc>
         <w:tc>
           <w:tcPr>
-            <w:tcW w:w="4153" w:type="dxa"/>
+            <w:tcW w:type="dxa" w:w="4153"/>
           </w:tcPr>
           <w:p>
             <w:pPr>
@@ -1374,25 +1191,9 @@
         </w:tc>
       </w:tr>
       <w:tr>
-        <w:tblPrEx>
-          <w:tblBorders>
-            <w:top w:val="single" w:color="auto" w:sz="4" w:space="0"/>
-            <w:left w:val="single" w:color="auto" w:sz="4" w:space="0"/>
-            <w:bottom w:val="single" w:color="auto" w:sz="4" w:space="0"/>
-            <w:right w:val="single" w:color="auto" w:sz="4" w:space="0"/>
-            <w:insideH w:val="single" w:color="auto" w:sz="4" w:space="0"/>
-            <w:insideV w:val="single" w:color="auto" w:sz="4" w:space="0"/>
-          </w:tblBorders>
-          <w:tblCellMar>
-            <w:top w:w="0" w:type="dxa"/>
-            <w:left w:w="108" w:type="dxa"/>
-            <w:bottom w:w="0" w:type="dxa"/>
-            <w:right w:w="108" w:type="dxa"/>
-          </w:tblCellMar>
-        </w:tblPrEx>
-        <w:tc>
-          <w:tcPr>
-            <w:tcW w:w="4153" w:type="dxa"/>
+        <w:tc>
+          <w:tcPr>
+            <w:tcW w:type="dxa" w:w="4153"/>
           </w:tcPr>
           <w:p>
             <w:pPr>
@@ -1405,7 +1206,7 @@
         </w:tc>
         <w:tc>
           <w:tcPr>
-            <w:tcW w:w="4153" w:type="dxa"/>
+            <w:tcW w:type="dxa" w:w="4153"/>
           </w:tcPr>
           <w:p>
             <w:pPr>
@@ -1418,25 +1219,9 @@
         </w:tc>
       </w:tr>
       <w:tr>
-        <w:tblPrEx>
-          <w:tblBorders>
-            <w:top w:val="single" w:color="auto" w:sz="4" w:space="0"/>
-            <w:left w:val="single" w:color="auto" w:sz="4" w:space="0"/>
-            <w:bottom w:val="single" w:color="auto" w:sz="4" w:space="0"/>
-            <w:right w:val="single" w:color="auto" w:sz="4" w:space="0"/>
-            <w:insideH w:val="single" w:color="auto" w:sz="4" w:space="0"/>
-            <w:insideV w:val="single" w:color="auto" w:sz="4" w:space="0"/>
-          </w:tblBorders>
-          <w:tblCellMar>
-            <w:top w:w="0" w:type="dxa"/>
-            <w:left w:w="108" w:type="dxa"/>
-            <w:bottom w:w="0" w:type="dxa"/>
-            <w:right w:w="108" w:type="dxa"/>
-          </w:tblCellMar>
-        </w:tblPrEx>
-        <w:tc>
-          <w:tcPr>
-            <w:tcW w:w="4153" w:type="dxa"/>
+        <w:tc>
+          <w:tcPr>
+            <w:tcW w:type="dxa" w:w="4153"/>
           </w:tcPr>
           <w:p>
             <w:pPr>
@@ -1449,7 +1234,7 @@
         </w:tc>
         <w:tc>
           <w:tcPr>
-            <w:tcW w:w="4153" w:type="dxa"/>
+            <w:tcW w:type="dxa" w:w="4153"/>
           </w:tcPr>
           <w:p>
             <w:pPr>
@@ -1463,6 +1248,7 @@
       </w:tr>
     </w:tbl>
     <w:p>
+      <w:pPr/>
       <w:r>
         <w:t>【⚠️ 缺失相关硬核数据，智能体跳过本项，请人工核对后在此补全具体内容。】（缺失资料分项：工程占地与土石方资料、土石方平衡表）</w:t>
       </w:r>
@@ -1476,8 +1262,15 @@
       </w:r>
     </w:p>
     <w:p>
-      <w:r>
-        <w:t>【⚠️ 缺失相关硬核数据，智能体跳过本项，请人工核对后在此补全具体内容。】（缺失资料分项：工程占地与土石方资料）</w:t>
+      <w:pPr/>
+      <w:r>
+        <w:t>本项目借方为外购土石方2153.04m³。借方采用外购方式解决，未设置取土场，取土场选址制约性评价不单独开展。</w:t>
+      </w:r>
+    </w:p>
+    <w:p>
+      <w:pPr/>
+      <w:r>
+        <w:t>【⚠️ 缺失相关硬核数据，智能体跳过本项，请人工核对后在此补全具体内容。】（缺失资料分项：工程占地与土石方资料、借方来源证明、外购土石方合同或供应说明、取土场不设评价说明）</w:t>
       </w:r>
     </w:p>
     <w:p>
@@ -1489,11 +1282,13 @@
       </w:r>
     </w:p>
     <w:p>
+      <w:pPr/>
       <w:r>
         <w:t>工程沿东坡大道、赤壁一路、赤壁二路、三台河路、新港大道等道路实施。施工扰动主要来自沟槽开挖、管道安装、井室施工、回填压实和路面恢复。施工期采取分段施工、及时回填、弃方密闭运输和雨季临时防护，可减少裸露地表和临时堆土造成的水土流失。</w:t>
       </w:r>
     </w:p>
     <w:p>
+      <w:pPr/>
       <w:r>
         <w:t>【⚠️ 缺失相关硬核数据，智能体跳过本项，请人工核对后在此补全具体内容。】（缺失资料分项：水土保持评价资料、工程占地与土石方资料、施工工艺流程、施工时序安排）</w:t>
       </w:r>
@@ -1507,8 +1302,9 @@
       </w:r>
     </w:p>
     <w:p>
-      <w:r>
-        <w:t>【⚠️ 缺失相关硬核数据，智能体跳过本项，请人工核对后在此补全具体内容。】（缺失资料分项：主体工程已有水土保持措施界定、工程措施、植物措施、临时措施工程量）</w:t>
+      <w:pPr/>
+      <w:r>
+        <w:t>【⚠️ 缺失相关硬核数据，智能体跳过本项，请人工核对后在此补全具体内容。】（缺失资料分项：水土保持评价资料、工程占地与土石方资料、主体工程已有水土保持措施界定、工程措施、植物措施、临时措施工程量）</w:t>
       </w:r>
     </w:p>
     <w:p>
@@ -1536,8 +1332,15 @@
       </w:r>
     </w:p>
     <w:p>
-      <w:r>
-        <w:t>本项目表土剥离量为79.5m³，表土回覆量为79.5m³。表土资源按照剥离、临时防护、回覆利用的流程进行保护和利用。</w:t>
+      <w:pPr/>
+      <w:r>
+        <w:t>项目施工扰动范围包含道路用地和少量公园与绿地，其中公园与绿地面积为265.00m²。表土调查应以绿地扰动范围、可剥离厚度和可利用质量为重点。</w:t>
+      </w:r>
+    </w:p>
+    <w:p>
+      <w:pPr/>
+      <w:r>
+        <w:t>【⚠️ 缺失相关硬核数据，智能体跳过本项，请人工核对后在此补全具体内容。】（缺失资料分项：工程占地与土石方资料、表土调查记录、可剥离表土面积、表土厚度）</w:t>
       </w:r>
     </w:p>
     <w:p>
@@ -1549,8 +1352,15 @@
       </w:r>
     </w:p>
     <w:p>
-      <w:r>
-        <w:t>本项目表土剥离量为79.5m³，表土回覆量为79.5m³，表土剥离与回覆数量平衡。表土资源主要用于扰动范围内绿地恢复和植被恢复，施工期应做好临时堆存、覆盖和防流失管理。</w:t>
+      <w:pPr/>
+      <w:r>
+        <w:t>本项目表土剥离量为79.5m³，表土回覆量为79.5m³，剥离与回覆数量平衡。表土资源可满足本项目绿地恢复范围内回覆利用需求。</w:t>
+      </w:r>
+    </w:p>
+    <w:p>
+      <w:pPr/>
+      <w:r>
+        <w:t>【⚠️ 缺失相关硬核数据，智能体跳过本项，请人工核对后在此补全具体内容。】（缺失资料分项：工程占地与土石方资料、表土质量评价、表土利用匹配表）</w:t>
       </w:r>
     </w:p>
     <w:p>
@@ -1570,8 +1380,15 @@
       </w:r>
     </w:p>
     <w:p>
-      <w:r>
-        <w:t>本项目施工前对具备剥离条件的表土进行剥离保护，表土剥离量为79.5m³。剥离表土应集中堆存并采取临时苫盖、拦挡和排水措施。</w:t>
+      <w:pPr/>
+      <w:r>
+        <w:t>本项目施工前对具备剥离条件的表土进行剥离保护，表土剥离量为79.5m³。剥离表土应集中堆存，堆存边界设置临时拦挡并及时覆盖。</w:t>
+      </w:r>
+    </w:p>
+    <w:p>
+      <w:pPr/>
+      <w:r>
+        <w:t>【⚠️ 缺失相关硬核数据，智能体跳过本项，请人工核对后在此补全具体内容。】（缺失资料分项：工程占地与土石方资料、表土剥离范围、剥离厚度、剥离时序）</w:t>
       </w:r>
     </w:p>
     <w:p>
@@ -1583,8 +1400,15 @@
       </w:r>
     </w:p>
     <w:p>
-      <w:r>
-        <w:t>【⚠️ 缺失相关硬核数据，智能体跳过本项，请人工核对后在此补全具体内容。】（缺失资料分项：表土保护方案、表土堆存位置、表土养护措施、表土利用计划）</w:t>
+      <w:pPr/>
+      <w:r>
+        <w:t>对不具备剥离条件或不扰动的绿地表土，采取就地保护方式，控制施工机械碾压和材料占压。施工围挡内裸露绿地应及时覆盖。</w:t>
+      </w:r>
+    </w:p>
+    <w:p>
+      <w:pPr/>
+      <w:r>
+        <w:t>【⚠️ 缺失相关硬核数据，智能体跳过本项，请人工核对后在此补全具体内容。】（缺失资料分项：工程占地与土石方资料、就地保护范围、保护边界、现场保护措施工程量）</w:t>
       </w:r>
     </w:p>
     <w:p>
@@ -1604,8 +1428,15 @@
       </w:r>
     </w:p>
     <w:p>
-      <w:r>
-        <w:t>【⚠️ 缺失相关硬核数据，智能体跳过本项，请人工核对后在此补全具体内容。】（缺失资料分项：表土保护方案、表土堆存位置、表土养护措施、表土利用计划）</w:t>
+      <w:pPr/>
+      <w:r>
+        <w:t>表土堆存应与一般弃方分开管理，堆置高度和边坡坡率应满足稳定要求，雨前完成覆盖。</w:t>
+      </w:r>
+    </w:p>
+    <w:p>
+      <w:pPr/>
+      <w:r>
+        <w:t>【⚠️ 缺失相关硬核数据，智能体跳过本项，请人工核对后在此补全具体内容。】（缺失资料分项：工程占地与土石方资料、表土堆存平面位置、堆置高度、堆存期限）</w:t>
       </w:r>
     </w:p>
     <w:p>
@@ -1617,8 +1448,15 @@
       </w:r>
     </w:p>
     <w:p>
-      <w:r>
-        <w:t>【⚠️ 缺失相关硬核数据，智能体跳过本项，请人工核对后在此补全具体内容。】（缺失资料分项：表土保护方案、表土堆存位置、表土养护措施、表土利用计划）</w:t>
+      <w:pPr/>
+      <w:r>
+        <w:t>表土堆存期间应保持土体可利用性，避免建筑垃圾、淤泥和杂物混入。堆存时间较长时，应检查苫盖完整性和坡脚拦挡稳定情况。</w:t>
+      </w:r>
+    </w:p>
+    <w:p>
+      <w:pPr/>
+      <w:r>
+        <w:t>【⚠️ 缺失相关硬核数据，智能体跳过本项，请人工核对后在此补全具体内容。】（缺失资料分项：工程占地与土石方资料、表土养护计划、巡查记录要求）</w:t>
       </w:r>
     </w:p>
     <w:p>
@@ -1638,8 +1476,15 @@
       </w:r>
     </w:p>
     <w:p>
-      <w:r>
-        <w:t>【⚠️ 缺失相关硬核数据，智能体跳过本项，请人工核对后在此补全具体内容。】（缺失资料分项：表土保护方案、表土堆存位置、表土养护措施、表土利用计划）</w:t>
+      <w:pPr/>
+      <w:r>
+        <w:t>本项目表土剥离量与回覆量均为79.5m³，表土供需数量基本平衡。表土需求需结合绿地恢复面积和设计回覆厚度核定。</w:t>
+      </w:r>
+    </w:p>
+    <w:p>
+      <w:pPr/>
+      <w:r>
+        <w:t>【⚠️ 缺失相关硬核数据，智能体跳过本项，请人工核对后在此补全具体内容。】（缺失资料分项：工程占地与土石方资料、绿地恢复面积、设计回覆厚度）</w:t>
       </w:r>
     </w:p>
     <w:p>
@@ -1651,8 +1496,15 @@
       </w:r>
     </w:p>
     <w:p>
-      <w:r>
-        <w:t>本项目表土回覆量为79.5m³，回覆范围主要为施工扰动后的绿地恢复区域。表土回覆后应及时实施植物措施，减少裸露地表持续时间。</w:t>
+      <w:pPr/>
+      <w:r>
+        <w:t>本项目表土回覆量为79.5m³。回覆施工应在场地整平后进行，回覆后及时开展植被恢复，避免回覆表土再次裸露流失。</w:t>
+      </w:r>
+    </w:p>
+    <w:p>
+      <w:pPr/>
+      <w:r>
+        <w:t>【⚠️ 缺失相关硬核数据，智能体跳过本项，请人工核对后在此补全具体内容。】（缺失资料分项：工程占地与土石方资料、表土回覆范围、回覆厚度、植物措施衔接）</w:t>
       </w:r>
     </w:p>
     <w:p>
@@ -1664,8 +1516,15 @@
       </w:r>
     </w:p>
     <w:p>
-      <w:r>
-        <w:t>【⚠️ 缺失相关硬核数据，智能体跳过本项，请人工核对后在此补全具体内容。】（缺失资料分项：表土保护方案、表土堆存位置、表土养护措施、表土利用计划）</w:t>
+      <w:pPr/>
+      <w:r>
+        <w:t>剥离表土全部用于本项目绿地恢复，未利用表土不得与弃方混排。</w:t>
+      </w:r>
+    </w:p>
+    <w:p>
+      <w:pPr/>
+      <w:r>
+        <w:t>【⚠️ 缺失相关硬核数据，智能体跳过本项，请人工核对后在此补全具体内容。】（缺失资料分项：工程占地与土石方资料、表土再利用台账、余量处置说明）</w:t>
       </w:r>
     </w:p>
     <w:p>
@@ -1685,8 +1544,15 @@
       </w:r>
     </w:p>
     <w:p>
-      <w:r>
-        <w:t>本项目余弃方为弃方4892.11m³（其中建筑垃圾1560.00m³，弃方均委托给湖北安达港务有限公司，由其负责外运及消纳）。弃方不在项目区内长期堆置，由消纳单位统一外运处置；施工期临时堆土应控制堆置范围并采取临时苫盖、拦挡和排水措施。</w:t>
+      <w:pPr/>
+      <w:r>
+        <w:t>本项目余弃方为弃方4892.11m³（其中建筑垃圾1560.00m³，弃方均委托给湖北安达港务有限公司，由其负责外运及消纳）。渣土主要来源于管沟开挖、井室施工、道路破除恢复及建筑垃圾清运等施工环节。余弃方不在项目区内长期堆置，由湖北安达港务有限公司负责外运及消纳。运输过程应落实车辆覆盖、沿线保洁和出入口泥水控制，避免撒落形成二次水土流失。</w:t>
+      </w:r>
+    </w:p>
+    <w:p>
+      <w:pPr/>
+      <w:r>
+        <w:t>【⚠️ 缺失相关硬核数据，智能体跳过本项，请人工核对后在此补全具体内容。】（缺失资料分项：工程占地与土石方资料、弃方分项来源表、运输路线、消纳场接收证明）</w:t>
       </w:r>
     </w:p>
     <w:p>
@@ -1698,8 +1564,15 @@
       </w:r>
     </w:p>
     <w:p>
-      <w:r>
-        <w:t>本项目余弃方为弃方4892.11m³（其中建筑垃圾1560.00m³，弃方均委托给湖北安达港务有限公司，由其负责外运及消纳）。弃方不在项目区内长期堆置，由消纳单位统一外运处置；施工期临时堆土应控制堆置范围并采取临时苫盖、拦挡和排水措施。</w:t>
+      <w:pPr/>
+      <w:r>
+        <w:t>本项目弃方采用外运消纳方式处置，项目区内不设置永久弃渣场，弃渣场级别不单独划定。施工过程中如需短时周转堆置，应随管网施工段在临时占地范围内布置，避开雨水口、排水通道、交通组织冲突点和后续绿地恢复区域。若后续施工组织调整需设置弃渣场，应按GB 50433重新开展选址、级别、稳定性和防护措施评价。</w:t>
+      </w:r>
+    </w:p>
+    <w:p>
+      <w:pPr/>
+      <w:r>
+        <w:t>【⚠️ 缺失相关硬核数据，智能体跳过本项，请人工核对后在此补全具体内容。】（缺失资料分项：工程占地与土石方资料、水土保持评价资料、不设弃渣场说明、临时堆土点布置图、堆置容量和堆置时长）</w:t>
       </w:r>
     </w:p>
     <w:p>
@@ -1719,8 +1592,9 @@
       </w:r>
     </w:p>
     <w:p>
-      <w:r>
-        <w:t>【⚠️ 缺失相关硬核数据，智能体跳过本项，请人工核对后在此补全具体内容。】（缺失字段：土壤容许流失量、原地貌土壤侵蚀模数、预测水土流失总量；缺失资料分项：水土流失预测资料）</w:t>
+      <w:pPr/>
+      <w:r>
+        <w:t>【⚠️ 缺失相关硬核数据，智能体跳过本项，请人工核对后在此补全具体内容。】（缺失字段：土壤容许流失量、原地貌土壤侵蚀模数、预测水土流失总量；缺失资料分项：水土流失预测资料、土壤容许流失量、原地貌土壤侵蚀模数、土壤侵蚀强度、水土流失重点防治区划）</w:t>
       </w:r>
     </w:p>
     <w:p>
@@ -1732,8 +1606,15 @@
       </w:r>
     </w:p>
     <w:p>
-      <w:r>
-        <w:t>【⚠️ 缺失相关硬核数据，智能体跳过本项，请人工核对后在此补全具体内容。】（缺失字段：土壤容许流失量、原地貌土壤侵蚀模数、预测水土流失总量；缺失资料分项：水土流失预测资料）</w:t>
+      <w:pPr/>
+      <w:r>
+        <w:t>本项目建设活动造成水土流失的主要因素为沟槽开挖扰动、临时堆土裸露、弃方装运、道路破除恢复和雨季径流冲刷。</w:t>
+      </w:r>
+    </w:p>
+    <w:p>
+      <w:pPr/>
+      <w:r>
+        <w:t>【⚠️ 缺失相关硬核数据，智能体跳过本项，请人工核对后在此补全具体内容。】（缺失字段：土壤容许流失量、原地貌土壤侵蚀模数、预测水土流失总量；缺失资料分项：水土流失预测资料、施工时序、扰动地表面积分区表、雨季施工安排）</w:t>
       </w:r>
     </w:p>
     <w:p>
@@ -1745,8 +1626,9 @@
       </w:r>
     </w:p>
     <w:p>
-      <w:r>
-        <w:t>【⚠️ 缺失相关硬核数据，智能体跳过本项，请人工核对后在此补全具体内容。】（缺失字段：土壤容许流失量、原地貌土壤侵蚀模数、预测水土流失总量；缺失资料分项：水土流失预测资料）</w:t>
+      <w:pPr/>
+      <w:r>
+        <w:t>【⚠️ 缺失相关硬核数据，智能体跳过本项，请人工核对后在此补全具体内容。】（缺失字段：土壤容许流失量、原地貌土壤侵蚀模数、预测水土流失总量；缺失资料分项：水土流失预测资料、预测单元、预测时段、扰动面积、土壤侵蚀模数、土壤流失量预测计算表）</w:t>
       </w:r>
     </w:p>
     <w:p>
@@ -1758,8 +1640,15 @@
       </w:r>
     </w:p>
     <w:p>
-      <w:r>
-        <w:t>【⚠️ 缺失相关硬核数据，智能体跳过本项，请人工核对后在此补全具体内容。】（缺失字段：土壤容许流失量、原地貌土壤侵蚀模数、预测水土流失总量；缺失资料分项：水土流失预测资料）</w:t>
+      <w:pPr/>
+      <w:r>
+        <w:t>本项目潜在水土流失危害主要表现为临时堆土被雨水冲刷、泥沙进入市政雨水系统、弃方运输撒落污染道路以及绿地恢复滞后导致裸露地表延续。</w:t>
+      </w:r>
+    </w:p>
+    <w:p>
+      <w:pPr/>
+      <w:r>
+        <w:t>【⚠️ 缺失相关硬核数据，智能体跳过本项，请人工核对后在此补全具体内容。】（缺失字段：土壤容许流失量、原地貌土壤侵蚀模数、预测水土流失总量；缺失资料分项：水土流失预测资料、预测结果、重点流失部位、下游排水受纳关系）</w:t>
       </w:r>
     </w:p>
     <w:p>
@@ -1779,13 +1668,15 @@
       </w:r>
     </w:p>
     <w:p>
+      <w:pPr/>
       <w:r>
         <w:t>本项目水土流失防治责任范围面积为34416.00m²，均为临时占地。占地类型包括城镇村道路用地（34151.00m²）和公园与绿地（265.00m²）。</w:t>
       </w:r>
     </w:p>
     <w:p>
-      <w:r>
-        <w:t>【⚠️ 缺失相关硬核数据，智能体跳过本项，请人工核对后在此补全具体内容。】（缺失字段：水土流失防治标准执行等级、水土保持六项目标）</w:t>
+      <w:pPr/>
+      <w:r>
+        <w:t>【⚠️ 缺失相关硬核数据，智能体跳过本项，请人工核对后在此补全具体内容。】（缺失资料分项：工程占地与土石方资料、防治责任范围图、防治责任范围拐点或分段说明）</w:t>
       </w:r>
     </w:p>
     <w:p>
@@ -1797,8 +1688,15 @@
       </w:r>
     </w:p>
     <w:p>
-      <w:r>
-        <w:t>【⚠️ 缺失相关硬核数据，智能体跳过本项，请人工核对后在此补全具体内容。】（缺失资料分项：设计水平年资料）</w:t>
+      <w:pPr/>
+      <w:r>
+        <w:t>项目建设工期为2025年12月-2026年12月，其中2025年12月为施工准备期。设计水平年按主体工程完工、水土保持措施完成并具备验收条件后的年度确定。</w:t>
+      </w:r>
+    </w:p>
+    <w:p>
+      <w:pPr/>
+      <w:r>
+        <w:t>【⚠️ 缺失相关硬核数据，智能体跳过本项，请人工核对后在此补全具体内容。】（缺失资料分项：主体工程完工时间、水土保持措施完成时间、设计水平年取值依据）</w:t>
       </w:r>
     </w:p>
     <w:p>
@@ -1818,8 +1716,9 @@
       </w:r>
     </w:p>
     <w:p>
-      <w:r>
-        <w:t>【⚠️ 缺失相关硬核数据，智能体跳过本项，请人工核对后在此补全具体内容。】（缺失资料分项：水土流失防治标准执行等级）</w:t>
+      <w:pPr/>
+      <w:r>
+        <w:t>【⚠️ 缺失相关硬核数据，智能体跳过本项，请人工核对后在此补全具体内容。】（缺失资料分项：水土流失防治标准执行等级、执行等级确定依据）</w:t>
       </w:r>
     </w:p>
     <w:p>
@@ -1831,8 +1730,15 @@
       </w:r>
     </w:p>
     <w:p>
-      <w:r>
-        <w:t>【⚠️ 缺失相关硬核数据，智能体跳过本项，请人工核对后在此补全具体内容。】（缺失资料分项：水土流失治理度、土壤流失控制比、渣土防护率、表土保护率、林草植被恢复率、林草覆盖率）</w:t>
+      <w:pPr/>
+      <w:r>
+        <w:t>水土流失防治目标应列明水土流失治理度、土壤流失控制比、渣土流失控制率、表土保护率、林草植生恢复率和林草覆盖率。</w:t>
+      </w:r>
+    </w:p>
+    <w:p>
+      <w:pPr/>
+      <w:r>
+        <w:t>【⚠️ 缺失相关硬核数据，智能体跳过本项，请人工核对后在此补全具体内容。】（缺失资料分项：六项目标取值表、目标修正依据、达标计算表）</w:t>
       </w:r>
     </w:p>
     <w:p>
@@ -1844,8 +1750,15 @@
       </w:r>
     </w:p>
     <w:p>
-      <w:r>
-        <w:t>【⚠️ 缺失相关硬核数据，智能体跳过本项，请人工核对后在此补全具体内容。】（缺失资料分项：防治分区图、工程措施工程量、植物措施工程量、临时措施工程量）</w:t>
+      <w:pPr/>
+      <w:r>
+        <w:t>本项目水土流失防治责任范围面积为34416.00m²，均为临时占地。占地类型包括城镇村道路用地（34151.00m²）和公园与绿地（265.00m²）。防治区划分以该范围为边界，结合施工扰动类型划分管网施工区、临时堆土及材料周转区、道路恢复区和绿地恢复区。</w:t>
+      </w:r>
+    </w:p>
+    <w:p>
+      <w:pPr/>
+      <w:r>
+        <w:t>【⚠️ 缺失相关硬核数据，智能体跳过本项，请人工核对后在此补全具体内容。】（缺失资料分项：防治分区图、各分区面积、分区扰动特点）</w:t>
       </w:r>
     </w:p>
     <w:p>
@@ -1857,13 +1770,15 @@
       </w:r>
     </w:p>
     <w:p>
-      <w:r>
-        <w:t>本着“因地制宜、因害设防、分区防治、全面施策”的原则，措施体系应围绕管沟开挖、土方临时堆置、弃方外运和道路恢复布设。</w:t>
-      </w:r>
-    </w:p>
-    <w:p>
-      <w:r>
-        <w:t>【⚠️ 缺失相关硬核数据，智能体跳过本项，请人工核对后在此补全具体内容。】（缺失资料分项：防治分区图、工程措施工程量、植物措施工程量、临时措施工程量）</w:t>
+      <w:pPr/>
+      <w:r>
+        <w:t>本着“因地制宜、因害设防、分区防治、全面施策”的原则，措施体系围绕管沟开挖、临时堆土、弃方外运、道路恢复和绿地恢复布设。各防治分区应分别配置工程措施、植物措施和临时措施。</w:t>
+      </w:r>
+    </w:p>
+    <w:p>
+      <w:pPr/>
+      <w:r>
+        <w:t>【⚠️ 缺失相关硬核数据，智能体跳过本项，请人工核对后在此补全具体内容。】（缺失资料分项：水土保持措施总体布置图、工程措施工程量、植物措施工程量、临时措施工程量）</w:t>
       </w:r>
     </w:p>
     <w:p>
@@ -1875,8 +1790,9 @@
       </w:r>
     </w:p>
     <w:p>
-      <w:r>
-        <w:t>【⚠️ 缺失相关硬核数据，智能体跳过本项，请人工核对后在此补全具体内容。】（缺失资料分项：防治分区图、工程措施工程量、植物措施工程量、临时措施工程量）</w:t>
+      <w:pPr/>
+      <w:r>
+        <w:t>【⚠️ 缺失相关硬核数据，智能体跳过本项，请人工核对后在此补全具体内容。】（缺失资料分项：水土保持工程级别、排水和拦挡设计标准、植物措施设计标准）</w:t>
       </w:r>
     </w:p>
     <w:p>
@@ -1888,8 +1804,15 @@
       </w:r>
     </w:p>
     <w:p>
-      <w:r>
-        <w:t>【⚠️ 缺失相关硬核数据，智能体跳过本项，请人工核对后在此补全具体内容。】（缺失资料分项：防治分区图、工程措施工程量、植物措施工程量、临时措施工程量）</w:t>
+      <w:pPr/>
+      <w:r>
+        <w:t>分区措施布设应按管网施工区、临时堆土及材料周转区、道路恢复区和绿地恢复区分别列明。每个防治分区均应对应工程措施、植物措施和临时措施，不应只列单类措施。</w:t>
+      </w:r>
+    </w:p>
+    <w:p>
+      <w:pPr/>
+      <w:r>
+        <w:t>【⚠️ 缺失相关硬核数据，智能体跳过本项，请人工核对后在此补全具体内容。】（缺失资料分项：分区措施工程量表、措施布置图、施工时序安排）</w:t>
       </w:r>
     </w:p>
     <w:p>
@@ -1901,11 +1824,13 @@
       </w:r>
     </w:p>
     <w:p>
+      <w:pPr/>
       <w:r>
         <w:t>工程主要建设内容包括改造污水主管网约6.2公里，沿线预埋支管约2.2公里，配套建设污水检查井、沉泥井及附属设施。工程沿东坡大道、赤壁一路、赤壁二路、三台河路、新港大道等道路实施。施工组织采取分段开挖、分段敷设、及时回填和及时恢复的方式，减少裸露面持续时间和临时堆土占压范围。</w:t>
       </w:r>
     </w:p>
     <w:p>
+      <w:pPr/>
       <w:r>
         <w:t>【⚠️ 缺失相关硬核数据，智能体跳过本项，请人工核对后在此补全具体内容。】（缺失资料分项：施工总布置图、施工进度横道图）</w:t>
       </w:r>
@@ -1927,8 +1852,9 @@
       </w:r>
     </w:p>
     <w:p>
-      <w:r>
-        <w:t>【⚠️ 缺失相关硬核数据，智能体跳过本项，请人工核对后在此补全具体内容。】（缺失资料分项：水土保持监测资料）</w:t>
+      <w:pPr/>
+      <w:r>
+        <w:t>【⚠️ 缺失相关硬核数据，智能体跳过本项，请人工核对后在此补全具体内容。】（缺失资料分项：水土保持监测资料、监测范围、施工期监测时段、自然恢复期监测时段）</w:t>
       </w:r>
     </w:p>
     <w:p>
@@ -1948,8 +1874,9 @@
       </w:r>
     </w:p>
     <w:p>
-      <w:r>
-        <w:t>【⚠️ 缺失相关硬核数据，智能体跳过本项，请人工核对后在此补全具体内容。】（缺失资料分项：水土保持监测资料）</w:t>
+      <w:pPr/>
+      <w:r>
+        <w:t>【⚠️ 缺失相关硬核数据，智能体跳过本项，请人工核对后在此补全具体内容。】（缺失资料分项：水土保持监测资料、扰动土地情况、水土流失状况、水土保持措施实施情况、水土流失危害）</w:t>
       </w:r>
     </w:p>
     <w:p>
@@ -1961,8 +1888,9 @@
       </w:r>
     </w:p>
     <w:p>
-      <w:r>
-        <w:t>【⚠️ 缺失相关硬核数据，智能体跳过本项，请人工核对后在此补全具体内容。】（缺失资料分项：水土保持监测资料）</w:t>
+      <w:pPr/>
+      <w:r>
+        <w:t>【⚠️ 缺失相关硬核数据，智能体跳过本项，请人工核对后在此补全具体内容。】（缺失资料分项：水土保持监测资料、调查监测、定位观测、遥感或影像监测、雨季加密监测频次）</w:t>
       </w:r>
     </w:p>
     <w:p>
@@ -1974,8 +1902,9 @@
       </w:r>
     </w:p>
     <w:p>
-      <w:r>
-        <w:t>【⚠️ 缺失相关硬核数据，智能体跳过本项，请人工核对后在此补全具体内容。】（缺失资料分项：水土保持监测资料）</w:t>
+      <w:pPr/>
+      <w:r>
+        <w:t>【⚠️ 缺失相关硬核数据，智能体跳过本项，请人工核对后在此补全具体内容。】（缺失资料分项：水土保持监测资料、监测点位布设图、临时堆土监测点、管沟施工区监测点、排水出口监测点）</w:t>
       </w:r>
     </w:p>
     <w:p>
@@ -1987,8 +1916,9 @@
       </w:r>
     </w:p>
     <w:p>
-      <w:r>
-        <w:t>【⚠️ 缺失相关硬核数据，智能体跳过本项，请人工核对后在此补全具体内容。】（缺失资料分项：水土保持监测资料）</w:t>
+      <w:pPr/>
+      <w:r>
+        <w:t>【⚠️ 缺失相关硬核数据，智能体跳过本项，请人工核对后在此补全具体内容。】（缺失资料分项：水土保持监测资料、监测机构或人员、监测季报、监测总结报告、影像资料归档要求）</w:t>
       </w:r>
     </w:p>
     <w:p>
@@ -2016,8 +1946,9 @@
       </w:r>
     </w:p>
     <w:p>
-      <w:r>
-        <w:t>【⚠️ 缺失相关硬核数据，智能体跳过本项，请人工核对后在此补全具体内容。】（缺失字段：水土保持总投资、工程措施投资、植物措施投资、临时措施投资、水土保持补偿费；缺失资料分项：投资概算与效益资料）</w:t>
+      <w:pPr/>
+      <w:r>
+        <w:t>【⚠️ 缺失相关硬核数据，智能体跳过本项，请人工核对后在此补全具体内容。】（缺失字段：水土保持总投资、工程措施投资、植物措施投资、临时措施投资、水土保持补偿费；缺失资料分项：投资概算与效益资料、投资估算编制依据、定额依据、人工材料价格信息、水土保持补偿费标准）</w:t>
       </w:r>
     </w:p>
     <w:p>
@@ -2029,8 +1960,9 @@
       </w:r>
     </w:p>
     <w:p>
-      <w:r>
-        <w:t>【⚠️ 缺失相关硬核数据，智能体跳过本项，请人工核对后在此补全具体内容。】（缺失字段：水土保持总投资、工程措施投资、植物措施投资、临时措施投资、水土保持补偿费；缺失资料分项：投资概算与效益资料）</w:t>
+      <w:pPr/>
+      <w:r>
+        <w:t>【⚠️ 缺失相关硬核数据，智能体跳过本项，请人工核对后在此补全具体内容。】（缺失字段：水土保持总投资、工程措施投资、植物措施投资、临时措施投资、水土保持补偿费；缺失资料分项：投资概算与效益资料、分部工程概算表、独立费用计算表、水土保持补偿费计算表、总估算表）</w:t>
       </w:r>
     </w:p>
     <w:p>
@@ -2042,8 +1974,15 @@
       </w:r>
     </w:p>
     <w:p>
-      <w:r>
-        <w:t>【⚠️ 缺失相关硬核数据，智能体跳过本项，请人工核对后在此补全具体内容。】（缺失字段：水土保持总投资、工程措施投资、植物措施投资、临时措施投资、水土保持补偿费；缺失资料分项：投资概算与效益资料）</w:t>
+      <w:pPr/>
+      <w:r>
+        <w:t>水土保持效益分析以防治责任范围、措施实施面积和六项目标达标情况为计算基础，主要评价扰动土地治理、渣土流失控制、表土保护和林草植被恢复效果。</w:t>
+      </w:r>
+    </w:p>
+    <w:p>
+      <w:pPr/>
+      <w:r>
+        <w:t>【⚠️ 缺失相关硬核数据，智能体跳过本项，请人工核对后在此补全具体内容。】（缺失字段：水土保持总投资、工程措施投资、植物措施投资、临时措施投资、水土保持补偿费；缺失资料分项：投资概算与效益资料、水土流失治理度计算表、土壤流失控制比计算表、渣土流失控制率计算表、表土保护率计算表、林草植生恢复率和林草覆盖率计算表）</w:t>
       </w:r>
     </w:p>
     <w:p>
@@ -2055,12 +1994,17 @@
       </w:r>
     </w:p>
     <w:p>
+      <w:pPr/>
       <w:r>
         <w:t>黄冈市住房和城市更新局应落实水土保持主体责任，明确水土保持管理人员，组织实施方案确定的各项防治措施，并按规定开展后续设计、监理、施工管理和水土保持设施验收。</w:t>
       </w:r>
     </w:p>
-    <w:p/>
-    <w:p/>
+    <w:p>
+      <w:pPr/>
+      <w:r>
+        <w:t>【⚠️ 缺失相关硬核数据，智能体跳过本项，请人工核对后在此补全具体内容。】（缺失资料分项：水土保持管理资料、组织管理要求、后续设计要求、水土保持监理要求、设施验收和报备要求）</w:t>
+      </w:r>
+    </w:p>
     <w:p>
       <w:pPr>
         <w:pStyle w:val="27"/>
@@ -2080,23 +2024,8 @@
     <w:tbl>
       <w:tblPr>
         <w:tblStyle w:val="21"/>
-        <w:tblW w:w="0" w:type="auto"/>
-        <w:tblInd w:w="0" w:type="dxa"/>
-        <w:tblBorders>
-          <w:top w:val="single" w:color="auto" w:sz="4" w:space="0"/>
-          <w:left w:val="single" w:color="auto" w:sz="4" w:space="0"/>
-          <w:bottom w:val="single" w:color="auto" w:sz="4" w:space="0"/>
-          <w:right w:val="single" w:color="auto" w:sz="4" w:space="0"/>
-          <w:insideH w:val="single" w:color="auto" w:sz="4" w:space="0"/>
-          <w:insideV w:val="single" w:color="auto" w:sz="4" w:space="0"/>
-        </w:tblBorders>
-        <w:tblLayout w:type="autofit"/>
-        <w:tblCellMar>
-          <w:top w:w="0" w:type="dxa"/>
-          <w:left w:w="108" w:type="dxa"/>
-          <w:bottom w:w="0" w:type="dxa"/>
-          <w:right w:w="108" w:type="dxa"/>
-        </w:tblCellMar>
+        <w:tblW w:type="auto" w:w="0"/>
+        <w:tblLook w:firstColumn="1" w:firstRow="1" w:lastColumn="0" w:lastRow="0" w:noHBand="0" w:noVBand="1" w:val="04A0"/>
       </w:tblPr>
       <w:tblGrid>
         <w:gridCol w:w="2769"/>
@@ -2104,25 +2033,9 @@
         <w:gridCol w:w="2769"/>
       </w:tblGrid>
       <w:tr>
-        <w:tblPrEx>
-          <w:tblBorders>
-            <w:top w:val="single" w:color="auto" w:sz="4" w:space="0"/>
-            <w:left w:val="single" w:color="auto" w:sz="4" w:space="0"/>
-            <w:bottom w:val="single" w:color="auto" w:sz="4" w:space="0"/>
-            <w:right w:val="single" w:color="auto" w:sz="4" w:space="0"/>
-            <w:insideH w:val="single" w:color="auto" w:sz="4" w:space="0"/>
-            <w:insideV w:val="single" w:color="auto" w:sz="4" w:space="0"/>
-          </w:tblBorders>
-          <w:tblCellMar>
-            <w:top w:w="0" w:type="dxa"/>
-            <w:left w:w="108" w:type="dxa"/>
-            <w:bottom w:w="0" w:type="dxa"/>
-            <w:right w:w="108" w:type="dxa"/>
-          </w:tblCellMar>
-        </w:tblPrEx>
-        <w:tc>
-          <w:tcPr>
-            <w:tcW w:w="2769" w:type="dxa"/>
+        <w:tc>
+          <w:tcPr>
+            <w:tcW w:type="dxa" w:w="2769"/>
           </w:tcPr>
           <w:p>
             <w:pPr>
@@ -2135,7 +2048,7 @@
         </w:tc>
         <w:tc>
           <w:tcPr>
-            <w:tcW w:w="2769" w:type="dxa"/>
+            <w:tcW w:type="dxa" w:w="2769"/>
           </w:tcPr>
           <w:p>
             <w:pPr>
@@ -2148,7 +2061,7 @@
         </w:tc>
         <w:tc>
           <w:tcPr>
-            <w:tcW w:w="2769" w:type="dxa"/>
+            <w:tcW w:type="dxa" w:w="2769"/>
           </w:tcPr>
           <w:p>
             <w:pPr>
@@ -2161,25 +2074,9 @@
         </w:tc>
       </w:tr>
       <w:tr>
-        <w:tblPrEx>
-          <w:tblBorders>
-            <w:top w:val="single" w:color="auto" w:sz="4" w:space="0"/>
-            <w:left w:val="single" w:color="auto" w:sz="4" w:space="0"/>
-            <w:bottom w:val="single" w:color="auto" w:sz="4" w:space="0"/>
-            <w:right w:val="single" w:color="auto" w:sz="4" w:space="0"/>
-            <w:insideH w:val="single" w:color="auto" w:sz="4" w:space="0"/>
-            <w:insideV w:val="single" w:color="auto" w:sz="4" w:space="0"/>
-          </w:tblBorders>
-          <w:tblCellMar>
-            <w:top w:w="0" w:type="dxa"/>
-            <w:left w:w="108" w:type="dxa"/>
-            <w:bottom w:w="0" w:type="dxa"/>
-            <w:right w:w="108" w:type="dxa"/>
-          </w:tblCellMar>
-        </w:tblPrEx>
-        <w:tc>
-          <w:tcPr>
-            <w:tcW w:w="2769" w:type="dxa"/>
+        <w:tc>
+          <w:tcPr>
+            <w:tcW w:type="dxa" w:w="2769"/>
           </w:tcPr>
           <w:p>
             <w:pPr>
@@ -2192,7 +2089,7 @@
         </w:tc>
         <w:tc>
           <w:tcPr>
-            <w:tcW w:w="2769" w:type="dxa"/>
+            <w:tcW w:type="dxa" w:w="2769"/>
           </w:tcPr>
           <w:p>
             <w:pPr>
@@ -2205,7 +2102,7 @@
         </w:tc>
         <w:tc>
           <w:tcPr>
-            <w:tcW w:w="2769" w:type="dxa"/>
+            <w:tcW w:type="dxa" w:w="2769"/>
           </w:tcPr>
           <w:p>
             <w:pPr>
@@ -2218,25 +2115,9 @@
         </w:tc>
       </w:tr>
       <w:tr>
-        <w:tblPrEx>
-          <w:tblBorders>
-            <w:top w:val="single" w:color="auto" w:sz="4" w:space="0"/>
-            <w:left w:val="single" w:color="auto" w:sz="4" w:space="0"/>
-            <w:bottom w:val="single" w:color="auto" w:sz="4" w:space="0"/>
-            <w:right w:val="single" w:color="auto" w:sz="4" w:space="0"/>
-            <w:insideH w:val="single" w:color="auto" w:sz="4" w:space="0"/>
-            <w:insideV w:val="single" w:color="auto" w:sz="4" w:space="0"/>
-          </w:tblBorders>
-          <w:tblCellMar>
-            <w:top w:w="0" w:type="dxa"/>
-            <w:left w:w="108" w:type="dxa"/>
-            <w:bottom w:w="0" w:type="dxa"/>
-            <w:right w:w="108" w:type="dxa"/>
-          </w:tblCellMar>
-        </w:tblPrEx>
-        <w:tc>
-          <w:tcPr>
-            <w:tcW w:w="2769" w:type="dxa"/>
+        <w:tc>
+          <w:tcPr>
+            <w:tcW w:type="dxa" w:w="2769"/>
           </w:tcPr>
           <w:p>
             <w:pPr>
@@ -2249,7 +2130,7 @@
         </w:tc>
         <w:tc>
           <w:tcPr>
-            <w:tcW w:w="2769" w:type="dxa"/>
+            <w:tcW w:type="dxa" w:w="2769"/>
           </w:tcPr>
           <w:p>
             <w:pPr>
@@ -2262,7 +2143,7 @@
         </w:tc>
         <w:tc>
           <w:tcPr>
-            <w:tcW w:w="2769" w:type="dxa"/>
+            <w:tcW w:type="dxa" w:w="2769"/>
           </w:tcPr>
           <w:p>
             <w:pPr>
@@ -2275,25 +2156,9 @@
         </w:tc>
       </w:tr>
       <w:tr>
-        <w:tblPrEx>
-          <w:tblBorders>
-            <w:top w:val="single" w:color="auto" w:sz="4" w:space="0"/>
-            <w:left w:val="single" w:color="auto" w:sz="4" w:space="0"/>
-            <w:bottom w:val="single" w:color="auto" w:sz="4" w:space="0"/>
-            <w:right w:val="single" w:color="auto" w:sz="4" w:space="0"/>
-            <w:insideH w:val="single" w:color="auto" w:sz="4" w:space="0"/>
-            <w:insideV w:val="single" w:color="auto" w:sz="4" w:space="0"/>
-          </w:tblBorders>
-          <w:tblCellMar>
-            <w:top w:w="0" w:type="dxa"/>
-            <w:left w:w="108" w:type="dxa"/>
-            <w:bottom w:w="0" w:type="dxa"/>
-            <w:right w:w="108" w:type="dxa"/>
-          </w:tblCellMar>
-        </w:tblPrEx>
-        <w:tc>
-          <w:tcPr>
-            <w:tcW w:w="2769" w:type="dxa"/>
+        <w:tc>
+          <w:tcPr>
+            <w:tcW w:type="dxa" w:w="2769"/>
           </w:tcPr>
           <w:p>
             <w:pPr>
@@ -2306,7 +2171,7 @@
         </w:tc>
         <w:tc>
           <w:tcPr>
-            <w:tcW w:w="2769" w:type="dxa"/>
+            <w:tcW w:type="dxa" w:w="2769"/>
           </w:tcPr>
           <w:p>
             <w:pPr>
@@ -2319,43 +2184,22 @@
         </w:tc>
         <w:tc>
           <w:tcPr>
-            <w:tcW w:w="2769" w:type="dxa"/>
-          </w:tcPr>
-          <w:p>
-            <w:pPr>
-              <w:pStyle w:val="32"/>
-            </w:pPr>
-            <w:r>
-              <w:t>项目水土保持评价结论、弃渣场选址与堆置、项目水土保持评价、主体工程选址（线）水土保持评价、建设方案与布局</w:t>
-            </w:r>
-            <w:bookmarkStart w:id="0" w:name="_GoBack"/>
-            <w:bookmarkEnd w:id="0"/>
-            <w:r>
-              <w:t>水土保持评价、施工方法与工艺评价、主体工程设计中具有水土保持功能工程的分析评价、弃渣场选址与堆置（不设弃渣场、临时堆土场的不列）、弃渣场选址、堆置方案与级别</w:t>
+            <w:tcW w:type="dxa" w:w="2769"/>
+          </w:tcPr>
+          <w:p>
+            <w:pPr>
+              <w:pStyle w:val="32"/>
+            </w:pPr>
+            <w:r>
+              <w:t>项目水土保持评价结论、弃渣场选址与堆置、项目水土保持评价、主体工程选址（线）水土保持评价、建设方案与布局水土保持评价、施工方法与工艺评价、主体工程设计中具有水土保持功能工程的分析评价、弃渣场选址与堆置（不设弃渣场、临时堆土场的不列）、弃渣场选址、堆置方案与级别</w:t>
             </w:r>
           </w:p>
         </w:tc>
       </w:tr>
       <w:tr>
-        <w:tblPrEx>
-          <w:tblBorders>
-            <w:top w:val="single" w:color="auto" w:sz="4" w:space="0"/>
-            <w:left w:val="single" w:color="auto" w:sz="4" w:space="0"/>
-            <w:bottom w:val="single" w:color="auto" w:sz="4" w:space="0"/>
-            <w:right w:val="single" w:color="auto" w:sz="4" w:space="0"/>
-            <w:insideH w:val="single" w:color="auto" w:sz="4" w:space="0"/>
-            <w:insideV w:val="single" w:color="auto" w:sz="4" w:space="0"/>
-          </w:tblBorders>
-          <w:tblCellMar>
-            <w:top w:w="0" w:type="dxa"/>
-            <w:left w:w="108" w:type="dxa"/>
-            <w:bottom w:w="0" w:type="dxa"/>
-            <w:right w:w="108" w:type="dxa"/>
-          </w:tblCellMar>
-        </w:tblPrEx>
-        <w:tc>
-          <w:tcPr>
-            <w:tcW w:w="2769" w:type="dxa"/>
+        <w:tc>
+          <w:tcPr>
+            <w:tcW w:type="dxa" w:w="2769"/>
           </w:tcPr>
           <w:p>
             <w:pPr>
@@ -2368,7 +2212,7 @@
         </w:tc>
         <w:tc>
           <w:tcPr>
-            <w:tcW w:w="2769" w:type="dxa"/>
+            <w:tcW w:type="dxa" w:w="2769"/>
           </w:tcPr>
           <w:p>
             <w:pPr>
@@ -2381,7 +2225,7 @@
         </w:tc>
         <w:tc>
           <w:tcPr>
-            <w:tcW w:w="2769" w:type="dxa"/>
+            <w:tcW w:type="dxa" w:w="2769"/>
           </w:tcPr>
           <w:p>
             <w:pPr>
@@ -2394,25 +2238,9 @@
         </w:tc>
       </w:tr>
       <w:tr>
-        <w:tblPrEx>
-          <w:tblBorders>
-            <w:top w:val="single" w:color="auto" w:sz="4" w:space="0"/>
-            <w:left w:val="single" w:color="auto" w:sz="4" w:space="0"/>
-            <w:bottom w:val="single" w:color="auto" w:sz="4" w:space="0"/>
-            <w:right w:val="single" w:color="auto" w:sz="4" w:space="0"/>
-            <w:insideH w:val="single" w:color="auto" w:sz="4" w:space="0"/>
-            <w:insideV w:val="single" w:color="auto" w:sz="4" w:space="0"/>
-          </w:tblBorders>
-          <w:tblCellMar>
-            <w:top w:w="0" w:type="dxa"/>
-            <w:left w:w="108" w:type="dxa"/>
-            <w:bottom w:w="0" w:type="dxa"/>
-            <w:right w:w="108" w:type="dxa"/>
-          </w:tblCellMar>
-        </w:tblPrEx>
-        <w:tc>
-          <w:tcPr>
-            <w:tcW w:w="2769" w:type="dxa"/>
+        <w:tc>
+          <w:tcPr>
+            <w:tcW w:type="dxa" w:w="2769"/>
           </w:tcPr>
           <w:p>
             <w:pPr>
@@ -2425,7 +2253,7 @@
         </w:tc>
         <w:tc>
           <w:tcPr>
-            <w:tcW w:w="2769" w:type="dxa"/>
+            <w:tcW w:type="dxa" w:w="2769"/>
           </w:tcPr>
           <w:p>
             <w:pPr>
@@ -2438,7 +2266,7 @@
         </w:tc>
         <w:tc>
           <w:tcPr>
-            <w:tcW w:w="2769" w:type="dxa"/>
+            <w:tcW w:type="dxa" w:w="2769"/>
           </w:tcPr>
           <w:p>
             <w:pPr>
@@ -2451,25 +2279,9 @@
         </w:tc>
       </w:tr>
       <w:tr>
-        <w:tblPrEx>
-          <w:tblBorders>
-            <w:top w:val="single" w:color="auto" w:sz="4" w:space="0"/>
-            <w:left w:val="single" w:color="auto" w:sz="4" w:space="0"/>
-            <w:bottom w:val="single" w:color="auto" w:sz="4" w:space="0"/>
-            <w:right w:val="single" w:color="auto" w:sz="4" w:space="0"/>
-            <w:insideH w:val="single" w:color="auto" w:sz="4" w:space="0"/>
-            <w:insideV w:val="single" w:color="auto" w:sz="4" w:space="0"/>
-          </w:tblBorders>
-          <w:tblCellMar>
-            <w:top w:w="0" w:type="dxa"/>
-            <w:left w:w="108" w:type="dxa"/>
-            <w:bottom w:w="0" w:type="dxa"/>
-            <w:right w:w="108" w:type="dxa"/>
-          </w:tblCellMar>
-        </w:tblPrEx>
-        <w:tc>
-          <w:tcPr>
-            <w:tcW w:w="2769" w:type="dxa"/>
+        <w:tc>
+          <w:tcPr>
+            <w:tcW w:type="dxa" w:w="2769"/>
           </w:tcPr>
           <w:p>
             <w:pPr>
@@ -2482,7 +2294,7 @@
         </w:tc>
         <w:tc>
           <w:tcPr>
-            <w:tcW w:w="2769" w:type="dxa"/>
+            <w:tcW w:type="dxa" w:w="2769"/>
           </w:tcPr>
           <w:p>
             <w:pPr>
@@ -2495,7 +2307,7 @@
         </w:tc>
         <w:tc>
           <w:tcPr>
-            <w:tcW w:w="2769" w:type="dxa"/>
+            <w:tcW w:type="dxa" w:w="2769"/>
           </w:tcPr>
           <w:p>
             <w:pPr>
@@ -2508,25 +2320,9 @@
         </w:tc>
       </w:tr>
       <w:tr>
-        <w:tblPrEx>
-          <w:tblBorders>
-            <w:top w:val="single" w:color="auto" w:sz="4" w:space="0"/>
-            <w:left w:val="single" w:color="auto" w:sz="4" w:space="0"/>
-            <w:bottom w:val="single" w:color="auto" w:sz="4" w:space="0"/>
-            <w:right w:val="single" w:color="auto" w:sz="4" w:space="0"/>
-            <w:insideH w:val="single" w:color="auto" w:sz="4" w:space="0"/>
-            <w:insideV w:val="single" w:color="auto" w:sz="4" w:space="0"/>
-          </w:tblBorders>
-          <w:tblCellMar>
-            <w:top w:w="0" w:type="dxa"/>
-            <w:left w:w="108" w:type="dxa"/>
-            <w:bottom w:w="0" w:type="dxa"/>
-            <w:right w:w="108" w:type="dxa"/>
-          </w:tblCellMar>
-        </w:tblPrEx>
-        <w:tc>
-          <w:tcPr>
-            <w:tcW w:w="2769" w:type="dxa"/>
+        <w:tc>
+          <w:tcPr>
+            <w:tcW w:type="dxa" w:w="2769"/>
           </w:tcPr>
           <w:p>
             <w:pPr>
@@ -2539,7 +2335,7 @@
         </w:tc>
         <w:tc>
           <w:tcPr>
-            <w:tcW w:w="2769" w:type="dxa"/>
+            <w:tcW w:type="dxa" w:w="2769"/>
           </w:tcPr>
           <w:p>
             <w:pPr>
@@ -2552,7 +2348,7 @@
         </w:tc>
         <w:tc>
           <w:tcPr>
-            <w:tcW w:w="2769" w:type="dxa"/>
+            <w:tcW w:type="dxa" w:w="2769"/>
           </w:tcPr>
           <w:p>
             <w:pPr>
@@ -2565,25 +2361,9 @@
         </w:tc>
       </w:tr>
       <w:tr>
-        <w:tblPrEx>
-          <w:tblBorders>
-            <w:top w:val="single" w:color="auto" w:sz="4" w:space="0"/>
-            <w:left w:val="single" w:color="auto" w:sz="4" w:space="0"/>
-            <w:bottom w:val="single" w:color="auto" w:sz="4" w:space="0"/>
-            <w:right w:val="single" w:color="auto" w:sz="4" w:space="0"/>
-            <w:insideH w:val="single" w:color="auto" w:sz="4" w:space="0"/>
-            <w:insideV w:val="single" w:color="auto" w:sz="4" w:space="0"/>
-          </w:tblBorders>
-          <w:tblCellMar>
-            <w:top w:w="0" w:type="dxa"/>
-            <w:left w:w="108" w:type="dxa"/>
-            <w:bottom w:w="0" w:type="dxa"/>
-            <w:right w:w="108" w:type="dxa"/>
-          </w:tblCellMar>
-        </w:tblPrEx>
-        <w:tc>
-          <w:tcPr>
-            <w:tcW w:w="2769" w:type="dxa"/>
+        <w:tc>
+          <w:tcPr>
+            <w:tcW w:type="dxa" w:w="2769"/>
           </w:tcPr>
           <w:p>
             <w:pPr>
@@ -2596,7 +2376,7 @@
         </w:tc>
         <w:tc>
           <w:tcPr>
-            <w:tcW w:w="2769" w:type="dxa"/>
+            <w:tcW w:type="dxa" w:w="2769"/>
           </w:tcPr>
           <w:p>
             <w:pPr>
@@ -2609,7 +2389,7 @@
         </w:tc>
         <w:tc>
           <w:tcPr>
-            <w:tcW w:w="2769" w:type="dxa"/>
+            <w:tcW w:type="dxa" w:w="2769"/>
           </w:tcPr>
           <w:p>
             <w:pPr>
@@ -2622,25 +2402,9 @@
         </w:tc>
       </w:tr>
       <w:tr>
-        <w:tblPrEx>
-          <w:tblBorders>
-            <w:top w:val="single" w:color="auto" w:sz="4" w:space="0"/>
-            <w:left w:val="single" w:color="auto" w:sz="4" w:space="0"/>
-            <w:bottom w:val="single" w:color="auto" w:sz="4" w:space="0"/>
-            <w:right w:val="single" w:color="auto" w:sz="4" w:space="0"/>
-            <w:insideH w:val="single" w:color="auto" w:sz="4" w:space="0"/>
-            <w:insideV w:val="single" w:color="auto" w:sz="4" w:space="0"/>
-          </w:tblBorders>
-          <w:tblCellMar>
-            <w:top w:w="0" w:type="dxa"/>
-            <w:left w:w="108" w:type="dxa"/>
-            <w:bottom w:w="0" w:type="dxa"/>
-            <w:right w:w="108" w:type="dxa"/>
-          </w:tblCellMar>
-        </w:tblPrEx>
-        <w:tc>
-          <w:tcPr>
-            <w:tcW w:w="2769" w:type="dxa"/>
+        <w:tc>
+          <w:tcPr>
+            <w:tcW w:type="dxa" w:w="2769"/>
           </w:tcPr>
           <w:p>
             <w:pPr>
@@ -2653,7 +2417,7 @@
         </w:tc>
         <w:tc>
           <w:tcPr>
-            <w:tcW w:w="2769" w:type="dxa"/>
+            <w:tcW w:type="dxa" w:w="2769"/>
           </w:tcPr>
           <w:p>
             <w:pPr>
@@ -2666,7 +2430,7 @@
         </w:tc>
         <w:tc>
           <w:tcPr>
-            <w:tcW w:w="2769" w:type="dxa"/>
+            <w:tcW w:type="dxa" w:w="2769"/>
           </w:tcPr>
           <w:p>
             <w:pPr>
@@ -2679,25 +2443,9 @@
         </w:tc>
       </w:tr>
       <w:tr>
-        <w:tblPrEx>
-          <w:tblBorders>
-            <w:top w:val="single" w:color="auto" w:sz="4" w:space="0"/>
-            <w:left w:val="single" w:color="auto" w:sz="4" w:space="0"/>
-            <w:bottom w:val="single" w:color="auto" w:sz="4" w:space="0"/>
-            <w:right w:val="single" w:color="auto" w:sz="4" w:space="0"/>
-            <w:insideH w:val="single" w:color="auto" w:sz="4" w:space="0"/>
-            <w:insideV w:val="single" w:color="auto" w:sz="4" w:space="0"/>
-          </w:tblBorders>
-          <w:tblCellMar>
-            <w:top w:w="0" w:type="dxa"/>
-            <w:left w:w="108" w:type="dxa"/>
-            <w:bottom w:w="0" w:type="dxa"/>
-            <w:right w:w="108" w:type="dxa"/>
-          </w:tblCellMar>
-        </w:tblPrEx>
-        <w:tc>
-          <w:tcPr>
-            <w:tcW w:w="2769" w:type="dxa"/>
+        <w:tc>
+          <w:tcPr>
+            <w:tcW w:type="dxa" w:w="2769"/>
           </w:tcPr>
           <w:p>
             <w:pPr>
@@ -2710,7 +2458,7 @@
         </w:tc>
         <w:tc>
           <w:tcPr>
-            <w:tcW w:w="2769" w:type="dxa"/>
+            <w:tcW w:type="dxa" w:w="2769"/>
           </w:tcPr>
           <w:p>
             <w:pPr>
@@ -2723,7 +2471,7 @@
         </w:tc>
         <w:tc>
           <w:tcPr>
-            <w:tcW w:w="2769" w:type="dxa"/>
+            <w:tcW w:type="dxa" w:w="2769"/>
           </w:tcPr>
           <w:p>
             <w:pPr>
@@ -2736,25 +2484,9 @@
         </w:tc>
       </w:tr>
       <w:tr>
-        <w:tblPrEx>
-          <w:tblBorders>
-            <w:top w:val="single" w:color="auto" w:sz="4" w:space="0"/>
-            <w:left w:val="single" w:color="auto" w:sz="4" w:space="0"/>
-            <w:bottom w:val="single" w:color="auto" w:sz="4" w:space="0"/>
-            <w:right w:val="single" w:color="auto" w:sz="4" w:space="0"/>
-            <w:insideH w:val="single" w:color="auto" w:sz="4" w:space="0"/>
-            <w:insideV w:val="single" w:color="auto" w:sz="4" w:space="0"/>
-          </w:tblBorders>
-          <w:tblCellMar>
-            <w:top w:w="0" w:type="dxa"/>
-            <w:left w:w="108" w:type="dxa"/>
-            <w:bottom w:w="0" w:type="dxa"/>
-            <w:right w:w="108" w:type="dxa"/>
-          </w:tblCellMar>
-        </w:tblPrEx>
-        <w:tc>
-          <w:tcPr>
-            <w:tcW w:w="2769" w:type="dxa"/>
+        <w:tc>
+          <w:tcPr>
+            <w:tcW w:type="dxa" w:w="2769"/>
           </w:tcPr>
           <w:p>
             <w:pPr>
@@ -2767,7 +2499,7 @@
         </w:tc>
         <w:tc>
           <w:tcPr>
-            <w:tcW w:w="2769" w:type="dxa"/>
+            <w:tcW w:type="dxa" w:w="2769"/>
           </w:tcPr>
           <w:p>
             <w:pPr>
@@ -2780,7 +2512,7 @@
         </w:tc>
         <w:tc>
           <w:tcPr>
-            <w:tcW w:w="2769" w:type="dxa"/>
+            <w:tcW w:type="dxa" w:w="2769"/>
           </w:tcPr>
           <w:p>
             <w:pPr>
@@ -2804,23 +2536,8 @@
     <w:tbl>
       <w:tblPr>
         <w:tblStyle w:val="21"/>
-        <w:tblW w:w="0" w:type="auto"/>
-        <w:tblInd w:w="0" w:type="dxa"/>
-        <w:tblBorders>
-          <w:top w:val="single" w:color="auto" w:sz="4" w:space="0"/>
-          <w:left w:val="single" w:color="auto" w:sz="4" w:space="0"/>
-          <w:bottom w:val="single" w:color="auto" w:sz="4" w:space="0"/>
-          <w:right w:val="single" w:color="auto" w:sz="4" w:space="0"/>
-          <w:insideH w:val="single" w:color="auto" w:sz="4" w:space="0"/>
-          <w:insideV w:val="single" w:color="auto" w:sz="4" w:space="0"/>
-        </w:tblBorders>
-        <w:tblLayout w:type="autofit"/>
-        <w:tblCellMar>
-          <w:top w:w="0" w:type="dxa"/>
-          <w:left w:w="108" w:type="dxa"/>
-          <w:bottom w:w="0" w:type="dxa"/>
-          <w:right w:w="108" w:type="dxa"/>
-        </w:tblCellMar>
+        <w:tblW w:type="auto" w:w="0"/>
+        <w:tblLook w:firstColumn="1" w:firstRow="1" w:lastColumn="0" w:lastRow="0" w:noHBand="0" w:noVBand="1" w:val="04A0"/>
       </w:tblPr>
       <w:tblGrid>
         <w:gridCol w:w="2769"/>
@@ -2828,25 +2545,9 @@
         <w:gridCol w:w="2769"/>
       </w:tblGrid>
       <w:tr>
-        <w:tblPrEx>
-          <w:tblBorders>
-            <w:top w:val="single" w:color="auto" w:sz="4" w:space="0"/>
-            <w:left w:val="single" w:color="auto" w:sz="4" w:space="0"/>
-            <w:bottom w:val="single" w:color="auto" w:sz="4" w:space="0"/>
-            <w:right w:val="single" w:color="auto" w:sz="4" w:space="0"/>
-            <w:insideH w:val="single" w:color="auto" w:sz="4" w:space="0"/>
-            <w:insideV w:val="single" w:color="auto" w:sz="4" w:space="0"/>
-          </w:tblBorders>
-          <w:tblCellMar>
-            <w:top w:w="0" w:type="dxa"/>
-            <w:left w:w="108" w:type="dxa"/>
-            <w:bottom w:w="0" w:type="dxa"/>
-            <w:right w:w="108" w:type="dxa"/>
-          </w:tblCellMar>
-        </w:tblPrEx>
-        <w:tc>
-          <w:tcPr>
-            <w:tcW w:w="2769" w:type="dxa"/>
+        <w:tc>
+          <w:tcPr>
+            <w:tcW w:type="dxa" w:w="2769"/>
           </w:tcPr>
           <w:p>
             <w:pPr>
@@ -2859,7 +2560,7 @@
         </w:tc>
         <w:tc>
           <w:tcPr>
-            <w:tcW w:w="2769" w:type="dxa"/>
+            <w:tcW w:type="dxa" w:w="2769"/>
           </w:tcPr>
           <w:p>
             <w:pPr>
@@ -2872,7 +2573,7 @@
         </w:tc>
         <w:tc>
           <w:tcPr>
-            <w:tcW w:w="2769" w:type="dxa"/>
+            <w:tcW w:type="dxa" w:w="2769"/>
           </w:tcPr>
           <w:p>
             <w:pPr>
@@ -2885,25 +2586,9 @@
         </w:tc>
       </w:tr>
       <w:tr>
-        <w:tblPrEx>
-          <w:tblBorders>
-            <w:top w:val="single" w:color="auto" w:sz="4" w:space="0"/>
-            <w:left w:val="single" w:color="auto" w:sz="4" w:space="0"/>
-            <w:bottom w:val="single" w:color="auto" w:sz="4" w:space="0"/>
-            <w:right w:val="single" w:color="auto" w:sz="4" w:space="0"/>
-            <w:insideH w:val="single" w:color="auto" w:sz="4" w:space="0"/>
-            <w:insideV w:val="single" w:color="auto" w:sz="4" w:space="0"/>
-          </w:tblBorders>
-          <w:tblCellMar>
-            <w:top w:w="0" w:type="dxa"/>
-            <w:left w:w="108" w:type="dxa"/>
-            <w:bottom w:w="0" w:type="dxa"/>
-            <w:right w:w="108" w:type="dxa"/>
-          </w:tblCellMar>
-        </w:tblPrEx>
-        <w:tc>
-          <w:tcPr>
-            <w:tcW w:w="2769" w:type="dxa"/>
+        <w:tc>
+          <w:tcPr>
+            <w:tcW w:type="dxa" w:w="2769"/>
           </w:tcPr>
           <w:p>
             <w:pPr>
@@ -2916,7 +2601,7 @@
         </w:tc>
         <w:tc>
           <w:tcPr>
-            <w:tcW w:w="2769" w:type="dxa"/>
+            <w:tcW w:type="dxa" w:w="2769"/>
           </w:tcPr>
           <w:p>
             <w:pPr>
@@ -2929,7 +2614,7 @@
         </w:tc>
         <w:tc>
           <w:tcPr>
-            <w:tcW w:w="2769" w:type="dxa"/>
+            <w:tcW w:type="dxa" w:w="2769"/>
           </w:tcPr>
           <w:p>
             <w:pPr>
@@ -2942,25 +2627,9 @@
         </w:tc>
       </w:tr>
       <w:tr>
-        <w:tblPrEx>
-          <w:tblBorders>
-            <w:top w:val="single" w:color="auto" w:sz="4" w:space="0"/>
-            <w:left w:val="single" w:color="auto" w:sz="4" w:space="0"/>
-            <w:bottom w:val="single" w:color="auto" w:sz="4" w:space="0"/>
-            <w:right w:val="single" w:color="auto" w:sz="4" w:space="0"/>
-            <w:insideH w:val="single" w:color="auto" w:sz="4" w:space="0"/>
-            <w:insideV w:val="single" w:color="auto" w:sz="4" w:space="0"/>
-          </w:tblBorders>
-          <w:tblCellMar>
-            <w:top w:w="0" w:type="dxa"/>
-            <w:left w:w="108" w:type="dxa"/>
-            <w:bottom w:w="0" w:type="dxa"/>
-            <w:right w:w="108" w:type="dxa"/>
-          </w:tblCellMar>
-        </w:tblPrEx>
-        <w:tc>
-          <w:tcPr>
-            <w:tcW w:w="2769" w:type="dxa"/>
+        <w:tc>
+          <w:tcPr>
+            <w:tcW w:type="dxa" w:w="2769"/>
           </w:tcPr>
           <w:p>
             <w:pPr>
@@ -2973,7 +2642,7 @@
         </w:tc>
         <w:tc>
           <w:tcPr>
-            <w:tcW w:w="2769" w:type="dxa"/>
+            <w:tcW w:type="dxa" w:w="2769"/>
           </w:tcPr>
           <w:p>
             <w:pPr>
@@ -2986,7 +2655,7 @@
         </w:tc>
         <w:tc>
           <w:tcPr>
-            <w:tcW w:w="2769" w:type="dxa"/>
+            <w:tcW w:type="dxa" w:w="2769"/>
           </w:tcPr>
           <w:p>
             <w:pPr>
@@ -2999,25 +2668,9 @@
         </w:tc>
       </w:tr>
       <w:tr>
-        <w:tblPrEx>
-          <w:tblBorders>
-            <w:top w:val="single" w:color="auto" w:sz="4" w:space="0"/>
-            <w:left w:val="single" w:color="auto" w:sz="4" w:space="0"/>
-            <w:bottom w:val="single" w:color="auto" w:sz="4" w:space="0"/>
-            <w:right w:val="single" w:color="auto" w:sz="4" w:space="0"/>
-            <w:insideH w:val="single" w:color="auto" w:sz="4" w:space="0"/>
-            <w:insideV w:val="single" w:color="auto" w:sz="4" w:space="0"/>
-          </w:tblBorders>
-          <w:tblCellMar>
-            <w:top w:w="0" w:type="dxa"/>
-            <w:left w:w="108" w:type="dxa"/>
-            <w:bottom w:w="0" w:type="dxa"/>
-            <w:right w:w="108" w:type="dxa"/>
-          </w:tblCellMar>
-        </w:tblPrEx>
-        <w:tc>
-          <w:tcPr>
-            <w:tcW w:w="2769" w:type="dxa"/>
+        <w:tc>
+          <w:tcPr>
+            <w:tcW w:type="dxa" w:w="2769"/>
           </w:tcPr>
           <w:p>
             <w:pPr>
@@ -3030,7 +2683,7 @@
         </w:tc>
         <w:tc>
           <w:tcPr>
-            <w:tcW w:w="2769" w:type="dxa"/>
+            <w:tcW w:type="dxa" w:w="2769"/>
           </w:tcPr>
           <w:p>
             <w:pPr>
@@ -3043,7 +2696,7 @@
         </w:tc>
         <w:tc>
           <w:tcPr>
-            <w:tcW w:w="2769" w:type="dxa"/>
+            <w:tcW w:type="dxa" w:w="2769"/>
           </w:tcPr>
           <w:p>
             <w:pPr>
@@ -3056,25 +2709,9 @@
         </w:tc>
       </w:tr>
       <w:tr>
-        <w:tblPrEx>
-          <w:tblBorders>
-            <w:top w:val="single" w:color="auto" w:sz="4" w:space="0"/>
-            <w:left w:val="single" w:color="auto" w:sz="4" w:space="0"/>
-            <w:bottom w:val="single" w:color="auto" w:sz="4" w:space="0"/>
-            <w:right w:val="single" w:color="auto" w:sz="4" w:space="0"/>
-            <w:insideH w:val="single" w:color="auto" w:sz="4" w:space="0"/>
-            <w:insideV w:val="single" w:color="auto" w:sz="4" w:space="0"/>
-          </w:tblBorders>
-          <w:tblCellMar>
-            <w:top w:w="0" w:type="dxa"/>
-            <w:left w:w="108" w:type="dxa"/>
-            <w:bottom w:w="0" w:type="dxa"/>
-            <w:right w:w="108" w:type="dxa"/>
-          </w:tblCellMar>
-        </w:tblPrEx>
-        <w:tc>
-          <w:tcPr>
-            <w:tcW w:w="2769" w:type="dxa"/>
+        <w:tc>
+          <w:tcPr>
+            <w:tcW w:type="dxa" w:w="2769"/>
           </w:tcPr>
           <w:p>
             <w:pPr>
@@ -3087,7 +2724,7 @@
         </w:tc>
         <w:tc>
           <w:tcPr>
-            <w:tcW w:w="2769" w:type="dxa"/>
+            <w:tcW w:type="dxa" w:w="2769"/>
           </w:tcPr>
           <w:p>
             <w:pPr>
@@ -3100,7 +2737,7 @@
         </w:tc>
         <w:tc>
           <w:tcPr>
-            <w:tcW w:w="2769" w:type="dxa"/>
+            <w:tcW w:type="dxa" w:w="2769"/>
           </w:tcPr>
           <w:p>
             <w:pPr>
@@ -3113,25 +2750,9 @@
         </w:tc>
       </w:tr>
       <w:tr>
-        <w:tblPrEx>
-          <w:tblBorders>
-            <w:top w:val="single" w:color="auto" w:sz="4" w:space="0"/>
-            <w:left w:val="single" w:color="auto" w:sz="4" w:space="0"/>
-            <w:bottom w:val="single" w:color="auto" w:sz="4" w:space="0"/>
-            <w:right w:val="single" w:color="auto" w:sz="4" w:space="0"/>
-            <w:insideH w:val="single" w:color="auto" w:sz="4" w:space="0"/>
-            <w:insideV w:val="single" w:color="auto" w:sz="4" w:space="0"/>
-          </w:tblBorders>
-          <w:tblCellMar>
-            <w:top w:w="0" w:type="dxa"/>
-            <w:left w:w="108" w:type="dxa"/>
-            <w:bottom w:w="0" w:type="dxa"/>
-            <w:right w:w="108" w:type="dxa"/>
-          </w:tblCellMar>
-        </w:tblPrEx>
-        <w:tc>
-          <w:tcPr>
-            <w:tcW w:w="2769" w:type="dxa"/>
+        <w:tc>
+          <w:tcPr>
+            <w:tcW w:type="dxa" w:w="2769"/>
           </w:tcPr>
           <w:p>
             <w:pPr>
@@ -3144,7 +2765,7 @@
         </w:tc>
         <w:tc>
           <w:tcPr>
-            <w:tcW w:w="2769" w:type="dxa"/>
+            <w:tcW w:type="dxa" w:w="2769"/>
           </w:tcPr>
           <w:p>
             <w:pPr>
@@ -3157,7 +2778,7 @@
         </w:tc>
         <w:tc>
           <w:tcPr>
-            <w:tcW w:w="2769" w:type="dxa"/>
+            <w:tcW w:type="dxa" w:w="2769"/>
           </w:tcPr>
           <w:p>
             <w:pPr>
@@ -3170,25 +2791,9 @@
         </w:tc>
       </w:tr>
       <w:tr>
-        <w:tblPrEx>
-          <w:tblBorders>
-            <w:top w:val="single" w:color="auto" w:sz="4" w:space="0"/>
-            <w:left w:val="single" w:color="auto" w:sz="4" w:space="0"/>
-            <w:bottom w:val="single" w:color="auto" w:sz="4" w:space="0"/>
-            <w:right w:val="single" w:color="auto" w:sz="4" w:space="0"/>
-            <w:insideH w:val="single" w:color="auto" w:sz="4" w:space="0"/>
-            <w:insideV w:val="single" w:color="auto" w:sz="4" w:space="0"/>
-          </w:tblBorders>
-          <w:tblCellMar>
-            <w:top w:w="0" w:type="dxa"/>
-            <w:left w:w="108" w:type="dxa"/>
-            <w:bottom w:w="0" w:type="dxa"/>
-            <w:right w:w="108" w:type="dxa"/>
-          </w:tblCellMar>
-        </w:tblPrEx>
-        <w:tc>
-          <w:tcPr>
-            <w:tcW w:w="2769" w:type="dxa"/>
+        <w:tc>
+          <w:tcPr>
+            <w:tcW w:type="dxa" w:w="2769"/>
           </w:tcPr>
           <w:p>
             <w:pPr>
@@ -3201,7 +2806,7 @@
         </w:tc>
         <w:tc>
           <w:tcPr>
-            <w:tcW w:w="2769" w:type="dxa"/>
+            <w:tcW w:type="dxa" w:w="2769"/>
           </w:tcPr>
           <w:p>
             <w:pPr>
@@ -3214,7 +2819,7 @@
         </w:tc>
         <w:tc>
           <w:tcPr>
-            <w:tcW w:w="2769" w:type="dxa"/>
+            <w:tcW w:type="dxa" w:w="2769"/>
           </w:tcPr>
           <w:p>
             <w:pPr>
@@ -3227,25 +2832,9 @@
         </w:tc>
       </w:tr>
       <w:tr>
-        <w:tblPrEx>
-          <w:tblBorders>
-            <w:top w:val="single" w:color="auto" w:sz="4" w:space="0"/>
-            <w:left w:val="single" w:color="auto" w:sz="4" w:space="0"/>
-            <w:bottom w:val="single" w:color="auto" w:sz="4" w:space="0"/>
-            <w:right w:val="single" w:color="auto" w:sz="4" w:space="0"/>
-            <w:insideH w:val="single" w:color="auto" w:sz="4" w:space="0"/>
-            <w:insideV w:val="single" w:color="auto" w:sz="4" w:space="0"/>
-          </w:tblBorders>
-          <w:tblCellMar>
-            <w:top w:w="0" w:type="dxa"/>
-            <w:left w:w="108" w:type="dxa"/>
-            <w:bottom w:w="0" w:type="dxa"/>
-            <w:right w:w="108" w:type="dxa"/>
-          </w:tblCellMar>
-        </w:tblPrEx>
-        <w:tc>
-          <w:tcPr>
-            <w:tcW w:w="2769" w:type="dxa"/>
+        <w:tc>
+          <w:tcPr>
+            <w:tcW w:type="dxa" w:w="2769"/>
           </w:tcPr>
           <w:p>
             <w:pPr>
@@ -3258,7 +2847,7 @@
         </w:tc>
         <w:tc>
           <w:tcPr>
-            <w:tcW w:w="2769" w:type="dxa"/>
+            <w:tcW w:type="dxa" w:w="2769"/>
           </w:tcPr>
           <w:p>
             <w:pPr>
@@ -3271,7 +2860,7 @@
         </w:tc>
         <w:tc>
           <w:tcPr>
-            <w:tcW w:w="2769" w:type="dxa"/>
+            <w:tcW w:type="dxa" w:w="2769"/>
           </w:tcPr>
           <w:p>
             <w:pPr>
@@ -3284,25 +2873,9 @@
         </w:tc>
       </w:tr>
       <w:tr>
-        <w:tblPrEx>
-          <w:tblBorders>
-            <w:top w:val="single" w:color="auto" w:sz="4" w:space="0"/>
-            <w:left w:val="single" w:color="auto" w:sz="4" w:space="0"/>
-            <w:bottom w:val="single" w:color="auto" w:sz="4" w:space="0"/>
-            <w:right w:val="single" w:color="auto" w:sz="4" w:space="0"/>
-            <w:insideH w:val="single" w:color="auto" w:sz="4" w:space="0"/>
-            <w:insideV w:val="single" w:color="auto" w:sz="4" w:space="0"/>
-          </w:tblBorders>
-          <w:tblCellMar>
-            <w:top w:w="0" w:type="dxa"/>
-            <w:left w:w="108" w:type="dxa"/>
-            <w:bottom w:w="0" w:type="dxa"/>
-            <w:right w:w="108" w:type="dxa"/>
-          </w:tblCellMar>
-        </w:tblPrEx>
-        <w:tc>
-          <w:tcPr>
-            <w:tcW w:w="2769" w:type="dxa"/>
+        <w:tc>
+          <w:tcPr>
+            <w:tcW w:type="dxa" w:w="2769"/>
           </w:tcPr>
           <w:p>
             <w:pPr>
@@ -3315,7 +2888,7 @@
         </w:tc>
         <w:tc>
           <w:tcPr>
-            <w:tcW w:w="2769" w:type="dxa"/>
+            <w:tcW w:type="dxa" w:w="2769"/>
           </w:tcPr>
           <w:p>
             <w:pPr>
@@ -3328,7 +2901,7 @@
         </w:tc>
         <w:tc>
           <w:tcPr>
-            <w:tcW w:w="2769" w:type="dxa"/>
+            <w:tcW w:type="dxa" w:w="2769"/>
           </w:tcPr>
           <w:p>
             <w:pPr>
@@ -3341,25 +2914,9 @@
         </w:tc>
       </w:tr>
       <w:tr>
-        <w:tblPrEx>
-          <w:tblBorders>
-            <w:top w:val="single" w:color="auto" w:sz="4" w:space="0"/>
-            <w:left w:val="single" w:color="auto" w:sz="4" w:space="0"/>
-            <w:bottom w:val="single" w:color="auto" w:sz="4" w:space="0"/>
-            <w:right w:val="single" w:color="auto" w:sz="4" w:space="0"/>
-            <w:insideH w:val="single" w:color="auto" w:sz="4" w:space="0"/>
-            <w:insideV w:val="single" w:color="auto" w:sz="4" w:space="0"/>
-          </w:tblBorders>
-          <w:tblCellMar>
-            <w:top w:w="0" w:type="dxa"/>
-            <w:left w:w="108" w:type="dxa"/>
-            <w:bottom w:w="0" w:type="dxa"/>
-            <w:right w:w="108" w:type="dxa"/>
-          </w:tblCellMar>
-        </w:tblPrEx>
-        <w:tc>
-          <w:tcPr>
-            <w:tcW w:w="2769" w:type="dxa"/>
+        <w:tc>
+          <w:tcPr>
+            <w:tcW w:type="dxa" w:w="2769"/>
           </w:tcPr>
           <w:p>
             <w:pPr>
@@ -3372,7 +2929,7 @@
         </w:tc>
         <w:tc>
           <w:tcPr>
-            <w:tcW w:w="2769" w:type="dxa"/>
+            <w:tcW w:type="dxa" w:w="2769"/>
           </w:tcPr>
           <w:p>
             <w:pPr>
@@ -3385,7 +2942,7 @@
         </w:tc>
         <w:tc>
           <w:tcPr>
-            <w:tcW w:w="2769" w:type="dxa"/>
+            <w:tcW w:type="dxa" w:w="2769"/>
           </w:tcPr>
           <w:p>
             <w:pPr>
@@ -3398,25 +2955,9 @@
         </w:tc>
       </w:tr>
       <w:tr>
-        <w:tblPrEx>
-          <w:tblBorders>
-            <w:top w:val="single" w:color="auto" w:sz="4" w:space="0"/>
-            <w:left w:val="single" w:color="auto" w:sz="4" w:space="0"/>
-            <w:bottom w:val="single" w:color="auto" w:sz="4" w:space="0"/>
-            <w:right w:val="single" w:color="auto" w:sz="4" w:space="0"/>
-            <w:insideH w:val="single" w:color="auto" w:sz="4" w:space="0"/>
-            <w:insideV w:val="single" w:color="auto" w:sz="4" w:space="0"/>
-          </w:tblBorders>
-          <w:tblCellMar>
-            <w:top w:w="0" w:type="dxa"/>
-            <w:left w:w="108" w:type="dxa"/>
-            <w:bottom w:w="0" w:type="dxa"/>
-            <w:right w:w="108" w:type="dxa"/>
-          </w:tblCellMar>
-        </w:tblPrEx>
-        <w:tc>
-          <w:tcPr>
-            <w:tcW w:w="2769" w:type="dxa"/>
+        <w:tc>
+          <w:tcPr>
+            <w:tcW w:type="dxa" w:w="2769"/>
           </w:tcPr>
           <w:p>
             <w:pPr>
@@ -3429,7 +2970,7 @@
         </w:tc>
         <w:tc>
           <w:tcPr>
-            <w:tcW w:w="2769" w:type="dxa"/>
+            <w:tcW w:type="dxa" w:w="2769"/>
           </w:tcPr>
           <w:p>
             <w:pPr>
@@ -3442,7 +2983,7 @@
         </w:tc>
         <w:tc>
           <w:tcPr>
-            <w:tcW w:w="2769" w:type="dxa"/>
+            <w:tcW w:type="dxa" w:w="2769"/>
           </w:tcPr>
           <w:p>
             <w:pPr>
@@ -3455,7 +2996,6 @@
         </w:tc>
       </w:tr>
     </w:tbl>
-    <w:p/>
     <w:sectPr>
       <w:headerReference r:id="rId5" w:type="default"/>
       <w:pgSz w:w="11906" w:h="16838"/>
